--- a/courts/fourth-circuit/west-virginia/federal/bankruptcy-northern-district/adversary-complaint/usage/OUTPUT-adversary-complaint.docx
+++ b/courts/fourth-circuit/west-virginia/federal/bankruptcy-northern-district/adversary-complaint/usage/OUTPUT-adversary-complaint.docx
@@ -4,41 +4,198 @@
   <w:body>
     <w:p>
       <w:pPr>
-        <w:pStyle w:val="Centered"/>
-        <w:spacing w:after="72"/>
+        <w:spacing w:before="0" w:after="0" w:line="276" w:lineRule="exact"/>
+        <w:ind w:left="0" w:firstLine="0"/>
+        <w:jc w:val="center"/>
       </w:pPr>
       <w:r>
-        <w:t xml:space="preserve">IN THE UNITED STATES BANKRUPTCY COURT FOR THE</w:t>
+        <w:rPr>
+          <w:b/>
+          <w:bCs/>
+        </w:rPr>
+        <w:t xml:space="preserve">IN</w:t>
+      </w:r>
+      <w:r>
+        <w:rPr>
+          <w:b/>
+          <w:bCs/>
+        </w:rPr>
+        <w:t xml:space="preserve"> </w:t>
+      </w:r>
+      <w:r>
+        <w:rPr>
+          <w:b/>
+          <w:bCs/>
+        </w:rPr>
+        <w:t xml:space="preserve">THE</w:t>
+      </w:r>
+      <w:r>
+        <w:rPr>
+          <w:b/>
+          <w:bCs/>
+        </w:rPr>
+        <w:t xml:space="preserve"> </w:t>
+      </w:r>
+      <w:r>
+        <w:rPr>
+          <w:b/>
+          <w:bCs/>
+        </w:rPr>
+        <w:t xml:space="preserve">UNITED</w:t>
+      </w:r>
+      <w:r>
+        <w:rPr>
+          <w:b/>
+          <w:bCs/>
+        </w:rPr>
+        <w:t xml:space="preserve"> </w:t>
+      </w:r>
+      <w:r>
+        <w:rPr>
+          <w:b/>
+          <w:bCs/>
+        </w:rPr>
+        <w:t xml:space="preserve">STATES</w:t>
+      </w:r>
+      <w:r>
+        <w:rPr>
+          <w:b/>
+          <w:bCs/>
+        </w:rPr>
+        <w:t xml:space="preserve"> </w:t>
+      </w:r>
+      <w:r>
+        <w:rPr>
+          <w:b/>
+          <w:bCs/>
+        </w:rPr>
+        <w:t xml:space="preserve">BANKRUPTCY</w:t>
+      </w:r>
+      <w:r>
+        <w:rPr>
+          <w:b/>
+          <w:bCs/>
+        </w:rPr>
+        <w:t xml:space="preserve"> </w:t>
+      </w:r>
+      <w:r>
+        <w:rPr>
+          <w:b/>
+          <w:bCs/>
+        </w:rPr>
+        <w:t xml:space="preserve">COURT</w:t>
+      </w:r>
+      <w:r>
+        <w:rPr>
+          <w:b/>
+          <w:bCs/>
+        </w:rPr>
+        <w:t xml:space="preserve"> </w:t>
+      </w:r>
+      <w:r>
+        <w:rPr>
+          <w:b/>
+          <w:bCs/>
+        </w:rPr>
+        <w:t xml:space="preserve">FOR</w:t>
+      </w:r>
+      <w:r>
+        <w:rPr>
+          <w:b/>
+          <w:bCs/>
+        </w:rPr>
+        <w:t xml:space="preserve"> </w:t>
+      </w:r>
+      <w:r>
+        <w:rPr>
+          <w:b/>
+          <w:bCs/>
+        </w:rPr>
+        <w:t xml:space="preserve">THE</w:t>
       </w:r>
     </w:p>
     <w:p>
       <w:pPr>
-        <w:pStyle w:val="Centered"/>
-        <w:spacing w:after="288"/>
+        <w:spacing w:before="0" w:after="276" w:line="276" w:lineRule="exact"/>
+        <w:ind w:left="0" w:firstLine="0"/>
+        <w:jc w:val="center"/>
       </w:pPr>
       <w:r>
-        <w:t xml:space="preserve">NORTHERN DISTRICT OF WEST VIRGINIA</w:t>
-      </w:r>
-    </w:p>
-    <w:p>
-      <w:pPr>
-        <w:pStyle w:val="Single"/>
-        <w:spacing w:before="0" w:after="0" w:line="288" w:lineRule="exact"/>
-      </w:pPr>
+        <w:rPr>
+          <w:b/>
+          <w:bCs/>
+        </w:rPr>
+        <w:t xml:space="preserve">NORTHERN</w:t>
+      </w:r>
+      <w:r>
+        <w:rPr>
+          <w:b/>
+          <w:bCs/>
+        </w:rPr>
+        <w:t xml:space="preserve"> </w:t>
+      </w:r>
+      <w:r>
+        <w:rPr>
+          <w:b/>
+          <w:bCs/>
+        </w:rPr>
+        <w:t xml:space="preserve">DISTRICT</w:t>
+      </w:r>
+      <w:r>
+        <w:rPr>
+          <w:b/>
+          <w:bCs/>
+        </w:rPr>
+        <w:t xml:space="preserve"> </w:t>
+      </w:r>
+      <w:r>
+        <w:rPr>
+          <w:b/>
+          <w:bCs/>
+        </w:rPr>
+        <w:t xml:space="preserve">OF</w:t>
+      </w:r>
+      <w:r>
+        <w:rPr>
+          <w:b/>
+          <w:bCs/>
+        </w:rPr>
+        <w:t xml:space="preserve"> </w:t>
+      </w:r>
+      <w:r>
+        <w:rPr>
+          <w:b/>
+          <w:bCs/>
+        </w:rPr>
+        <w:t xml:space="preserve">WEST</w:t>
+      </w:r>
+      <w:r>
+        <w:rPr>
+          <w:b/>
+          <w:bCs/>
+        </w:rPr>
+        <w:t xml:space="preserve"> </w:t>
+      </w:r>
+      <w:r>
+        <w:rPr>
+          <w:b/>
+          <w:bCs/>
+        </w:rPr>
+        <w:t xml:space="preserve">VIRGINIA</w:t>
+      </w:r>
     </w:p>
     <w:tbl>
       <w:tblPr>
         <w:tblW w:w="9360" w:type="dxa"/>
-        <w:tblBorders>
-          <w:top w:val="nil"/>
-          <w:left w:val="nil"/>
-          <w:bottom w:val="nil"/>
-          <w:right w:val="nil"/>
-          <w:insideH w:val="nil"/>
-          <w:insideV w:val="nil"/>
-        </w:tblBorders>
+        <w:tblInd w:w="0" w:type="dxa"/>
         <w:tblLayout w:type="fixed"/>
-        <w:tblLook w:val="0000"/>
+        <w:tblCellMar>
+          <w:top w:w="0" w:type="dxa"/>
+          <w:left w:w="0" w:type="dxa"/>
+          <w:bottom w:w="0" w:type="dxa"/>
+          <w:right w:w="0" w:type="dxa"/>
+        </w:tblCellMar>
+        <w:tblLook w:val="0000" w:firstRow="0" w:lastRow="0" w:firstColumn="0" w:lastColumn="0" w:noHBand="0" w:noVBand="0"/>
       </w:tblPr>
       <w:tblGrid>
         <w:gridCol w:w="4608"/>
@@ -52,28 +209,76 @@
           <w:tcPr>
             <w:tcW w:w="4608" w:type="dxa"/>
             <w:tcBorders>
+              <w:bottom w:val="single" w:sz="6" w:space="0" w:color="000000"/>
               <w:right w:val="single" w:sz="6" w:space="0" w:color="000000"/>
-              <w:bottom w:val="single" w:sz="6" w:space="0" w:color="000000"/>
             </w:tcBorders>
             <w:tcMar>
-              <w:left w:w="144" w:type="dxa"/>
               <w:right w:w="216" w:type="dxa"/>
-              <w:bottom w:w="216" w:type="dxa"/>
             </w:tcMar>
           </w:tcPr>
           <w:p>
             <w:pPr>
-              <w:pStyle w:val="Single"/>
+              <w:spacing w:before="0" w:after="0" w:line="276" w:lineRule="exact"/>
+              <w:ind w:left="0" w:firstLine="0"/>
+              <w:jc w:val="left"/>
             </w:pPr>
             <w:r>
-              <w:t xml:space="preserve">In re: PROTEA BIOSCIENCES, INC. AND PROTEA BIOCIENCES GROUP, INC.,</w:t>
+              <w:t xml:space="preserve">In re: </w:t>
+            </w:r>
+            <w:r>
+              <w:t xml:space="preserve">PROTEA</w:t>
+            </w:r>
+            <w:r>
+              <w:t xml:space="preserve"> </w:t>
+            </w:r>
+            <w:r>
+              <w:t xml:space="preserve">BIOSCIENCES,</w:t>
+            </w:r>
+            <w:r>
+              <w:t xml:space="preserve"> </w:t>
+            </w:r>
+            <w:r>
+              <w:t xml:space="preserve">INC.</w:t>
+            </w:r>
+            <w:r>
+              <w:t xml:space="preserve"> </w:t>
+            </w:r>
+            <w:r>
+              <w:t xml:space="preserve">AND</w:t>
+            </w:r>
+            <w:r>
+              <w:t xml:space="preserve"> </w:t>
+            </w:r>
+            <w:r>
+              <w:t xml:space="preserve">PROTEA</w:t>
+            </w:r>
+            <w:r>
+              <w:t xml:space="preserve"> </w:t>
+            </w:r>
+            <w:r>
+              <w:t xml:space="preserve">BIOCIENCES</w:t>
+            </w:r>
+            <w:r>
+              <w:t xml:space="preserve"> </w:t>
+            </w:r>
+            <w:r>
+              <w:t xml:space="preserve">GROUP,</w:t>
+            </w:r>
+            <w:r>
+              <w:t xml:space="preserve"> </w:t>
+            </w:r>
+            <w:r>
+              <w:t xml:space="preserve">INC.</w:t>
+            </w:r>
+            <w:r>
+              <w:t xml:space="preserve">,</w:t>
             </w:r>
           </w:p>
           <w:p>
             <w:pPr>
-              <w:pStyle w:val="Single"/>
-              <w:spacing w:after="192"/>
-              <w:ind w:left="576"/>
+              <w:spacing w:before="0" w:after="276" w:line="276" w:lineRule="exact"/>
+              <w:ind w:left="576" w:firstLine="0"/>
+              <w:jc w:val="left"/>
             </w:pPr>
             <w:r>
               <w:t xml:space="preserve">Debtor.</w:t>
@@ -81,25 +286,65 @@
           </w:p>
           <w:p>
             <w:pPr>
-              <w:pStyle w:val="Single"/>
+              <w:spacing w:before="0" w:after="0" w:line="276" w:lineRule="exact"/>
+              <w:ind w:left="0" w:firstLine="0"/>
+              <w:jc w:val="left"/>
             </w:pPr>
             <w:r>
-              <w:t xml:space="preserve">PROTEA BIOSCIENCES, INC. AND</w:t>
+              <w:t xml:space="preserve">PROTEA</w:t>
+            </w:r>
+            <w:r>
+              <w:t xml:space="preserve"> </w:t>
+            </w:r>
+            <w:r>
+              <w:t xml:space="preserve">BIOSCIENCES,</w:t>
+            </w:r>
+            <w:r>
+              <w:t xml:space="preserve"> </w:t>
+            </w:r>
+            <w:r>
+              <w:t xml:space="preserve">INC.</w:t>
+            </w:r>
+            <w:r>
+              <w:t xml:space="preserve"> </w:t>
+            </w:r>
+            <w:r>
+              <w:t xml:space="preserve">AND</w:t>
             </w:r>
           </w:p>
           <w:p>
             <w:pPr>
-              <w:pStyle w:val="Single"/>
+              <w:spacing w:before="0" w:after="0" w:line="276" w:lineRule="exact"/>
+              <w:ind w:left="0" w:firstLine="0"/>
+              <w:jc w:val="left"/>
             </w:pPr>
             <w:r>
-              <w:t xml:space="preserve">PROTEA BIOSCIENCES GROUP, INC.,</w:t>
+              <w:t xml:space="preserve">PROTEA</w:t>
+            </w:r>
+            <w:r>
+              <w:t xml:space="preserve"> </w:t>
+            </w:r>
+            <w:r>
+              <w:t xml:space="preserve">BIOSCIENCES</w:t>
+            </w:r>
+            <w:r>
+              <w:t xml:space="preserve"> </w:t>
+            </w:r>
+            <w:r>
+              <w:t xml:space="preserve">GROUP,</w:t>
+            </w:r>
+            <w:r>
+              <w:t xml:space="preserve"> </w:t>
+            </w:r>
+            <w:r>
+              <w:t xml:space="preserve">INC.,</w:t>
             </w:r>
           </w:p>
           <w:p>
             <w:pPr>
-              <w:pStyle w:val="Single"/>
-              <w:spacing w:after="192"/>
-              <w:ind w:left="144"/>
+              <w:spacing w:before="0" w:after="276" w:line="276" w:lineRule="exact"/>
+              <w:ind w:left="144" w:firstLine="0"/>
+              <w:jc w:val="left"/>
             </w:pPr>
             <w:r>
               <w:t xml:space="preserve">Plaintiffs,</w:t>
@@ -107,9 +352,9 @@
           </w:p>
           <w:p>
             <w:pPr>
-              <w:pStyle w:val="Single"/>
-              <w:spacing w:after="192"/>
-              <w:ind w:left="2160"/>
+              <w:spacing w:before="0" w:after="276" w:line="276" w:lineRule="exact"/>
+              <w:ind w:left="2160" w:firstLine="0"/>
+              <w:jc w:val="left"/>
             </w:pPr>
             <w:r>
               <w:t xml:space="preserve">v.</w:t>
@@ -117,17 +362,31 @@
           </w:p>
           <w:p>
             <w:pPr>
-              <w:pStyle w:val="Single"/>
+              <w:spacing w:before="0" w:after="0" w:line="276" w:lineRule="exact"/>
+              <w:ind w:left="0" w:firstLine="0"/>
+              <w:jc w:val="left"/>
             </w:pPr>
             <w:r>
-              <w:t xml:space="preserve">CKR LAW LLP</w:t>
+              <w:t xml:space="preserve">CKR</w:t>
+            </w:r>
+            <w:r>
+              <w:t xml:space="preserve"> </w:t>
+            </w:r>
+            <w:r>
+              <w:t xml:space="preserve">LAW</w:t>
+            </w:r>
+            <w:r>
+              <w:t xml:space="preserve"> </w:t>
+            </w:r>
+            <w:r>
+              <w:t xml:space="preserve">LLP</w:t>
             </w:r>
           </w:p>
           <w:p>
             <w:pPr>
-              <w:pStyle w:val="Single"/>
-              <w:spacing w:after="144"/>
-              <w:ind w:left="144"/>
+              <w:spacing w:before="0" w:after="276" w:line="276" w:lineRule="exact"/>
+              <w:ind w:left="144" w:firstLine="0"/>
+              <w:jc w:val="left"/>
             </w:pPr>
             <w:r>
               <w:t xml:space="preserve">Defendant</w:t>
@@ -139,44 +398,65 @@
             <w:tcW w:w="4752" w:type="dxa"/>
             <w:tcMar>
               <w:left w:w="360" w:type="dxa"/>
-              <w:right w:w="144" w:type="dxa"/>
             </w:tcMar>
           </w:tcPr>
           <w:p>
             <w:pPr>
-              <w:pStyle w:val="Single"/>
-              <w:spacing w:before="144"/>
+              <w:spacing w:before="276" w:after="276" w:line="276" w:lineRule="exact"/>
+              <w:ind w:left="0" w:firstLine="0"/>
+              <w:jc w:val="left"/>
             </w:pPr>
+            <w:r>
+              <w:t xml:space="preserve">Chapter 11</w:t>
+            </w:r>
           </w:p>
           <w:p>
             <w:pPr>
-              <w:pStyle w:val="Single"/>
-              <w:spacing w:after="144"/>
+              <w:spacing w:before="0" w:after="0" w:line="276" w:lineRule="exact"/>
+              <w:ind w:left="0" w:firstLine="0"/>
+              <w:jc w:val="left"/>
             </w:pPr>
             <w:r>
-              <w:t xml:space="preserve">Chapter 11</w:t>
+              <w:t xml:space="preserve">Case No. </w:t>
+            </w:r>
+            <w:r>
+              <w:t xml:space="preserve">1:17-bk</w:t>
+              <w:noBreakHyphen/>
+              <w:t xml:space="preserve">1200</w:t>
+            </w:r>
+            <w:r>
+              <w:t xml:space="preserve"> </w:t>
+            </w:r>
+            <w:r>
+              <w:t xml:space="preserve">and</w:t>
+            </w:r>
+            <w:r>
+              <w:t xml:space="preserve"> </w:t>
+            </w:r>
+            <w:r>
+              <w:t xml:space="preserve">1:17-bk</w:t>
+              <w:noBreakHyphen/>
+              <w:t xml:space="preserve">1201</w:t>
             </w:r>
           </w:p>
           <w:p>
             <w:pPr>
-              <w:pStyle w:val="Single"/>
+              <w:spacing w:before="0" w:after="0" w:line="276" w:lineRule="exact"/>
+              <w:ind w:left="0" w:firstLine="0"/>
+              <w:jc w:val="left"/>
             </w:pPr>
             <w:r>
-              <w:t xml:space="preserve">Case No. 1:17-bk-1200 and 1:17-bk-1201</w:t>
+              <w:t xml:space="preserve">Judge </w:t>
+            </w:r>
+            <w:r>
+              <w:t xml:space="preserve">Flatley</w:t>
             </w:r>
           </w:p>
           <w:p>
             <w:pPr>
-              <w:pStyle w:val="Single"/>
-              <w:spacing w:after="144"/>
-            </w:pPr>
-            <w:r>
-              <w:t xml:space="preserve">Judge Flatley</w:t>
-            </w:r>
-          </w:p>
-          <w:p>
-            <w:pPr>
-              <w:pStyle w:val="Single"/>
+              <w:spacing w:before="276" w:after="0" w:line="276" w:lineRule="exact"/>
+              <w:ind w:left="0" w:firstLine="0"/>
+              <w:jc w:val="left"/>
             </w:pPr>
             <w:r>
               <w:t xml:space="preserve">Adv. Pro. No. </w:t>
@@ -187,8 +467,9 @@
     </w:tbl>
     <w:p>
       <w:pPr>
-        <w:pStyle w:val="CenteredBody"/>
-        <w:spacing w:before="288" w:after="144"/>
+        <w:spacing w:before="276" w:after="276" w:line="276" w:lineRule="exact"/>
+        <w:ind w:left="0" w:firstLine="0"/>
+        <w:jc w:val="center"/>
       </w:pPr>
       <w:r>
         <w:rPr>
@@ -200,25 +481,231 @@
     </w:p>
     <w:p>
       <w:pPr>
-        <w:pStyle w:val="FirstParagraph"/>
+        <w:spacing w:before="0" w:after="0" w:line="552" w:lineRule="exact"/>
+        <w:ind w:left="0" w:firstLine="720"/>
+        <w:jc w:val="left"/>
       </w:pPr>
       <w:r>
-        <w:t xml:space="preserve">Protea Biosciences, Inc. (“PBI”) and Protea Biosciences Group, Inc. (“PBGI”) (collectively, “Plaintiffs”) bring this adversary proceeding against the Defendant identified in the above caption (the “Defendant”):</w:t>
+        <w:t xml:space="preserve">Protea</w:t>
+      </w:r>
+      <w:r>
+        <w:t xml:space="preserve"> </w:t>
+      </w:r>
+      <w:r>
+        <w:t xml:space="preserve">Biosciences,</w:t>
+      </w:r>
+      <w:r>
+        <w:t xml:space="preserve"> </w:t>
+      </w:r>
+      <w:r>
+        <w:t xml:space="preserve">Inc.</w:t>
+      </w:r>
+      <w:r>
+        <w:t xml:space="preserve"> </w:t>
+      </w:r>
+      <w:r>
+        <w:t xml:space="preserve">(“PBI”)</w:t>
+      </w:r>
+      <w:r>
+        <w:t xml:space="preserve"> </w:t>
+      </w:r>
+      <w:r>
+        <w:t xml:space="preserve">and</w:t>
+      </w:r>
+      <w:r>
+        <w:t xml:space="preserve"> </w:t>
+      </w:r>
+      <w:r>
+        <w:t xml:space="preserve">Protea</w:t>
+      </w:r>
+      <w:r>
+        <w:t xml:space="preserve"> </w:t>
+      </w:r>
+      <w:r>
+        <w:t xml:space="preserve">Biosciences</w:t>
+      </w:r>
+      <w:r>
+        <w:t xml:space="preserve"> </w:t>
+      </w:r>
+      <w:r>
+        <w:t xml:space="preserve">Group,</w:t>
+      </w:r>
+      <w:r>
+        <w:t xml:space="preserve"> </w:t>
+      </w:r>
+      <w:r>
+        <w:t xml:space="preserve">Inc.</w:t>
+      </w:r>
+      <w:r>
+        <w:t xml:space="preserve"> </w:t>
+      </w:r>
+      <w:r>
+        <w:t xml:space="preserve">(“PBGI”)</w:t>
+      </w:r>
+      <w:r>
+        <w:t xml:space="preserve"> </w:t>
+      </w:r>
+      <w:r>
+        <w:t xml:space="preserve">(collectively,</w:t>
+      </w:r>
+      <w:r>
+        <w:t xml:space="preserve"> </w:t>
+      </w:r>
+      <w:r>
+        <w:t xml:space="preserve">“Plaintiffs”)</w:t>
+      </w:r>
+      <w:r>
+        <w:t xml:space="preserve"> </w:t>
+      </w:r>
+      <w:r>
+        <w:t xml:space="preserve">bring</w:t>
+      </w:r>
+      <w:r>
+        <w:t xml:space="preserve"> </w:t>
+      </w:r>
+      <w:r>
+        <w:t xml:space="preserve">this</w:t>
+      </w:r>
+      <w:r>
+        <w:t xml:space="preserve"> </w:t>
+      </w:r>
+      <w:r>
+        <w:t xml:space="preserve">adversary</w:t>
+      </w:r>
+      <w:r>
+        <w:t xml:space="preserve"> </w:t>
+      </w:r>
+      <w:r>
+        <w:t xml:space="preserve">proceeding</w:t>
+      </w:r>
+      <w:r>
+        <w:t xml:space="preserve"> </w:t>
+      </w:r>
+      <w:r>
+        <w:t xml:space="preserve">against</w:t>
+      </w:r>
+      <w:r>
+        <w:t xml:space="preserve"> </w:t>
+      </w:r>
+      <w:r>
+        <w:t xml:space="preserve">the</w:t>
+      </w:r>
+      <w:r>
+        <w:t xml:space="preserve"> </w:t>
+      </w:r>
+      <w:r>
+        <w:t xml:space="preserve">Defendant</w:t>
+      </w:r>
+      <w:r>
+        <w:t xml:space="preserve"> </w:t>
+      </w:r>
+      <w:r>
+        <w:t xml:space="preserve">identified</w:t>
+      </w:r>
+      <w:r>
+        <w:t xml:space="preserve"> </w:t>
+      </w:r>
+      <w:r>
+        <w:t xml:space="preserve">in</w:t>
+      </w:r>
+      <w:r>
+        <w:t xml:space="preserve"> </w:t>
+      </w:r>
+      <w:r>
+        <w:t xml:space="preserve">the</w:t>
+      </w:r>
+      <w:r>
+        <w:t xml:space="preserve"> </w:t>
+      </w:r>
+      <w:r>
+        <w:t xml:space="preserve">above</w:t>
+      </w:r>
+      <w:r>
+        <w:t xml:space="preserve"> </w:t>
+      </w:r>
+      <w:r>
+        <w:t xml:space="preserve">caption</w:t>
+      </w:r>
+      <w:r>
+        <w:t xml:space="preserve"> </w:t>
+      </w:r>
+      <w:r>
+        <w:t xml:space="preserve">(the</w:t>
+      </w:r>
+      <w:r>
+        <w:t xml:space="preserve"> </w:t>
+      </w:r>
+      <w:r>
+        <w:t xml:space="preserve">“Defendant”):</w:t>
       </w:r>
     </w:p>
     <w:p>
       <w:pPr>
         <w:pStyle w:val="Heading1"/>
+        <w:keepNext/>
+        <w:keepLines/>
+        <w:spacing w:before="276" w:after="276" w:line="276" w:lineRule="exact"/>
+        <w:ind w:left="0" w:firstLine="0"/>
+        <w:jc w:val="center"/>
       </w:pPr>
-      <w:bookmarkStart w:id="9" w:name="_ee8cc3b008487ad8c8f517e206deb603d3552cd"/>
-      <w:r>
-        <w:t xml:space="preserve">PARTIES, JURISDICTION AND VENUE</w:t>
-      </w:r>
-      <w:bookmarkEnd w:id="9"/>
+      <w:r>
+        <w:rPr>
+          <w:b/>
+          <w:bCs/>
+        </w:rPr>
+        <w:t xml:space="preserve">PARTIES,</w:t>
+      </w:r>
+      <w:r>
+        <w:rPr>
+          <w:b/>
+          <w:bCs/>
+        </w:rPr>
+        <w:t xml:space="preserve"> </w:t>
+      </w:r>
+      <w:r>
+        <w:rPr>
+          <w:b/>
+          <w:bCs/>
+        </w:rPr>
+        <w:t xml:space="preserve">JURISDICTION</w:t>
+      </w:r>
+      <w:r>
+        <w:rPr>
+          <w:b/>
+          <w:bCs/>
+        </w:rPr>
+        <w:t xml:space="preserve"> </w:t>
+      </w:r>
+      <w:r>
+        <w:rPr>
+          <w:b/>
+          <w:bCs/>
+        </w:rPr>
+        <w:t xml:space="preserve">AND</w:t>
+      </w:r>
+      <w:r>
+        <w:rPr>
+          <w:b/>
+          <w:bCs/>
+        </w:rPr>
+        <w:t xml:space="preserve"> </w:t>
+      </w:r>
+      <w:r>
+        <w:rPr>
+          <w:b/>
+          <w:bCs/>
+        </w:rPr>
+        <w:t xml:space="preserve">VENUE</w:t>
+      </w:r>
     </w:p>
     <w:p>
       <w:pPr>
-        <w:pStyle w:val="Numbered"/>
+        <w:tabs>
+          <w:tab w:val="left" w:pos="1440"/>
+        </w:tabs>
+        <w:spacing w:before="0" w:after="0" w:line="552" w:lineRule="exact"/>
+        <w:ind w:left="0" w:firstLine="720"/>
+        <w:jc w:val="left"/>
       </w:pPr>
       <w:r>
         <w:t xml:space="preserve">1.</w:t>
@@ -227,12 +714,227 @@
         <w:tab/>
       </w:r>
       <w:r>
-        <w:t xml:space="preserve">PBI and PBGI are Delaware corporations which filed petitions for relief under Chapter 11 of the United States Bankruptcy Code, 11 U.S.C. § 101 et seq. (the “Bankruptcy Code”) on December 1, 2017 (the “Petition Date”).</w:t>
+        <w:t xml:space="preserve">PBI</w:t>
+      </w:r>
+      <w:r>
+        <w:t xml:space="preserve"> </w:t>
+      </w:r>
+      <w:r>
+        <w:t xml:space="preserve">and</w:t>
+      </w:r>
+      <w:r>
+        <w:t xml:space="preserve"> </w:t>
+      </w:r>
+      <w:r>
+        <w:t xml:space="preserve">PBGI</w:t>
+      </w:r>
+      <w:r>
+        <w:t xml:space="preserve"> </w:t>
+      </w:r>
+      <w:r>
+        <w:t xml:space="preserve">are</w:t>
+      </w:r>
+      <w:r>
+        <w:t xml:space="preserve"> </w:t>
+      </w:r>
+      <w:r>
+        <w:t xml:space="preserve">Delaware</w:t>
+      </w:r>
+      <w:r>
+        <w:t xml:space="preserve"> </w:t>
+      </w:r>
+      <w:r>
+        <w:t xml:space="preserve">corporations</w:t>
+      </w:r>
+      <w:r>
+        <w:t xml:space="preserve"> </w:t>
+      </w:r>
+      <w:r>
+        <w:t xml:space="preserve">which</w:t>
+      </w:r>
+      <w:r>
+        <w:t xml:space="preserve"> </w:t>
+      </w:r>
+      <w:r>
+        <w:t xml:space="preserve">filed</w:t>
+      </w:r>
+      <w:r>
+        <w:t xml:space="preserve"> </w:t>
+      </w:r>
+      <w:r>
+        <w:t xml:space="preserve">petitions</w:t>
+      </w:r>
+      <w:r>
+        <w:t xml:space="preserve"> </w:t>
+      </w:r>
+      <w:r>
+        <w:t xml:space="preserve">for</w:t>
+      </w:r>
+      <w:r>
+        <w:t xml:space="preserve"> </w:t>
+      </w:r>
+      <w:r>
+        <w:t xml:space="preserve">relief</w:t>
+      </w:r>
+      <w:r>
+        <w:t xml:space="preserve"> </w:t>
+      </w:r>
+      <w:r>
+        <w:t xml:space="preserve">under</w:t>
+      </w:r>
+      <w:r>
+        <w:t xml:space="preserve"> </w:t>
+      </w:r>
+      <w:r>
+        <w:t xml:space="preserve">Chapter</w:t>
+      </w:r>
+      <w:r>
+        <w:t xml:space="preserve"> </w:t>
+      </w:r>
+      <w:r>
+        <w:t xml:space="preserve">11</w:t>
+      </w:r>
+      <w:r>
+        <w:t xml:space="preserve"> </w:t>
+      </w:r>
+      <w:r>
+        <w:t xml:space="preserve">of</w:t>
+      </w:r>
+      <w:r>
+        <w:t xml:space="preserve"> </w:t>
+      </w:r>
+      <w:r>
+        <w:t xml:space="preserve">the</w:t>
+      </w:r>
+      <w:r>
+        <w:t xml:space="preserve"> </w:t>
+      </w:r>
+      <w:r>
+        <w:t xml:space="preserve">United</w:t>
+      </w:r>
+      <w:r>
+        <w:t xml:space="preserve"> </w:t>
+      </w:r>
+      <w:r>
+        <w:t xml:space="preserve">States</w:t>
+      </w:r>
+      <w:r>
+        <w:t xml:space="preserve"> </w:t>
+      </w:r>
+      <w:r>
+        <w:t xml:space="preserve">Bankruptcy</w:t>
+      </w:r>
+      <w:r>
+        <w:t xml:space="preserve"> </w:t>
+      </w:r>
+      <w:r>
+        <w:t xml:space="preserve">Code,</w:t>
+      </w:r>
+      <w:r>
+        <w:t xml:space="preserve"> </w:t>
+      </w:r>
+      <w:r>
+        <w:t xml:space="preserve">11</w:t>
+      </w:r>
+      <w:r>
+        <w:t xml:space="preserve"> </w:t>
+      </w:r>
+      <w:r>
+        <w:t xml:space="preserve">U.S.C.</w:t>
+      </w:r>
+      <w:r>
+        <w:t xml:space="preserve"> </w:t>
+      </w:r>
+      <w:r>
+        <w:t xml:space="preserve">§</w:t>
+      </w:r>
+      <w:r>
+        <w:t xml:space="preserve"> </w:t>
+      </w:r>
+      <w:r>
+        <w:t xml:space="preserve">101</w:t>
+      </w:r>
+      <w:r>
+        <w:t xml:space="preserve"> </w:t>
+      </w:r>
+      <w:r>
+        <w:t xml:space="preserve">et</w:t>
+      </w:r>
+      <w:r>
+        <w:t xml:space="preserve"> </w:t>
+      </w:r>
+      <w:r>
+        <w:t xml:space="preserve">seq.</w:t>
+      </w:r>
+      <w:r>
+        <w:t xml:space="preserve"> </w:t>
+      </w:r>
+      <w:r>
+        <w:t xml:space="preserve">(the</w:t>
+      </w:r>
+      <w:r>
+        <w:t xml:space="preserve"> </w:t>
+      </w:r>
+      <w:r>
+        <w:t xml:space="preserve">“Bankruptcy</w:t>
+      </w:r>
+      <w:r>
+        <w:t xml:space="preserve"> </w:t>
+      </w:r>
+      <w:r>
+        <w:t xml:space="preserve">Code”)</w:t>
+      </w:r>
+      <w:r>
+        <w:t xml:space="preserve"> </w:t>
+      </w:r>
+      <w:r>
+        <w:t xml:space="preserve">on</w:t>
+      </w:r>
+      <w:r>
+        <w:t xml:space="preserve"> </w:t>
+      </w:r>
+      <w:r>
+        <w:t xml:space="preserve">December</w:t>
+      </w:r>
+      <w:r>
+        <w:t xml:space="preserve"> </w:t>
+      </w:r>
+      <w:r>
+        <w:t xml:space="preserve">1,</w:t>
+      </w:r>
+      <w:r>
+        <w:t xml:space="preserve"> </w:t>
+      </w:r>
+      <w:r>
+        <w:t xml:space="preserve">2017</w:t>
+      </w:r>
+      <w:r>
+        <w:t xml:space="preserve"> </w:t>
+      </w:r>
+      <w:r>
+        <w:t xml:space="preserve">(the</w:t>
+      </w:r>
+      <w:r>
+        <w:t xml:space="preserve"> </w:t>
+      </w:r>
+      <w:r>
+        <w:t xml:space="preserve">“Petition</w:t>
+      </w:r>
+      <w:r>
+        <w:t xml:space="preserve"> </w:t>
+      </w:r>
+      <w:r>
+        <w:t xml:space="preserve">Date”).</w:t>
       </w:r>
     </w:p>
     <w:p>
       <w:pPr>
-        <w:pStyle w:val="Numbered"/>
+        <w:tabs>
+          <w:tab w:val="left" w:pos="1440"/>
+        </w:tabs>
+        <w:spacing w:before="0" w:after="0" w:line="552" w:lineRule="exact"/>
+        <w:ind w:left="0" w:firstLine="720"/>
+        <w:jc w:val="left"/>
       </w:pPr>
       <w:r>
         <w:t xml:space="preserve">2.</w:t>
@@ -241,12 +943,227 @@
         <w:tab/>
       </w:r>
       <w:r>
-        <w:t xml:space="preserve">This is an adversary proceeding pursuant to Rule 7001 of the Federal Rules of Bankruptcy Procedure and sections 547, 548 and 550 of the Bankruptcy Code, to recover avoidable transfers made by the Plaintiffs to Defendant.</w:t>
+        <w:t xml:space="preserve">This</w:t>
+      </w:r>
+      <w:r>
+        <w:t xml:space="preserve"> </w:t>
+      </w:r>
+      <w:r>
+        <w:t xml:space="preserve">is</w:t>
+      </w:r>
+      <w:r>
+        <w:t xml:space="preserve"> </w:t>
+      </w:r>
+      <w:r>
+        <w:t xml:space="preserve">an</w:t>
+      </w:r>
+      <w:r>
+        <w:t xml:space="preserve"> </w:t>
+      </w:r>
+      <w:r>
+        <w:t xml:space="preserve">adversary</w:t>
+      </w:r>
+      <w:r>
+        <w:t xml:space="preserve"> </w:t>
+      </w:r>
+      <w:r>
+        <w:t xml:space="preserve">proceeding</w:t>
+      </w:r>
+      <w:r>
+        <w:t xml:space="preserve"> </w:t>
+      </w:r>
+      <w:r>
+        <w:t xml:space="preserve">pursuant</w:t>
+      </w:r>
+      <w:r>
+        <w:t xml:space="preserve"> </w:t>
+      </w:r>
+      <w:r>
+        <w:t xml:space="preserve">to</w:t>
+      </w:r>
+      <w:r>
+        <w:t xml:space="preserve"> </w:t>
+      </w:r>
+      <w:r>
+        <w:t xml:space="preserve">Rule</w:t>
+      </w:r>
+      <w:r>
+        <w:t xml:space="preserve"> </w:t>
+      </w:r>
+      <w:r>
+        <w:t xml:space="preserve">7001</w:t>
+      </w:r>
+      <w:r>
+        <w:t xml:space="preserve"> </w:t>
+      </w:r>
+      <w:r>
+        <w:t xml:space="preserve">of</w:t>
+      </w:r>
+      <w:r>
+        <w:t xml:space="preserve"> </w:t>
+      </w:r>
+      <w:r>
+        <w:t xml:space="preserve">the</w:t>
+      </w:r>
+      <w:r>
+        <w:t xml:space="preserve"> </w:t>
+      </w:r>
+      <w:r>
+        <w:t xml:space="preserve">Federal</w:t>
+      </w:r>
+      <w:r>
+        <w:t xml:space="preserve"> </w:t>
+      </w:r>
+      <w:r>
+        <w:t xml:space="preserve">Rules</w:t>
+      </w:r>
+      <w:r>
+        <w:t xml:space="preserve"> </w:t>
+      </w:r>
+      <w:r>
+        <w:t xml:space="preserve">of</w:t>
+      </w:r>
+      <w:r>
+        <w:t xml:space="preserve"> </w:t>
+      </w:r>
+      <w:r>
+        <w:t xml:space="preserve">Bankruptcy</w:t>
+      </w:r>
+      <w:r>
+        <w:t xml:space="preserve"> </w:t>
+      </w:r>
+      <w:r>
+        <w:t xml:space="preserve">Procedure</w:t>
+      </w:r>
+      <w:r>
+        <w:t xml:space="preserve"> </w:t>
+      </w:r>
+      <w:r>
+        <w:t xml:space="preserve">and</w:t>
+      </w:r>
+      <w:r>
+        <w:t xml:space="preserve"> </w:t>
+      </w:r>
+      <w:r>
+        <w:t xml:space="preserve">sections</w:t>
+      </w:r>
+      <w:r>
+        <w:t xml:space="preserve"> </w:t>
+      </w:r>
+      <w:r>
+        <w:t xml:space="preserve">547,</w:t>
+      </w:r>
+      <w:r>
+        <w:t xml:space="preserve"> </w:t>
+      </w:r>
+      <w:r>
+        <w:t xml:space="preserve">548</w:t>
+      </w:r>
+      <w:r>
+        <w:t xml:space="preserve"> </w:t>
+      </w:r>
+      <w:r>
+        <w:t xml:space="preserve">and</w:t>
+      </w:r>
+      <w:r>
+        <w:t xml:space="preserve"> </w:t>
+      </w:r>
+      <w:r>
+        <w:t xml:space="preserve">550</w:t>
+      </w:r>
+      <w:r>
+        <w:t xml:space="preserve"> </w:t>
+      </w:r>
+      <w:r>
+        <w:t xml:space="preserve">of</w:t>
+      </w:r>
+      <w:r>
+        <w:t xml:space="preserve"> </w:t>
+      </w:r>
+      <w:r>
+        <w:t xml:space="preserve">the</w:t>
+      </w:r>
+      <w:r>
+        <w:t xml:space="preserve"> </w:t>
+      </w:r>
+      <w:r>
+        <w:t xml:space="preserve">Bankruptcy</w:t>
+      </w:r>
+      <w:r>
+        <w:t xml:space="preserve"> </w:t>
+      </w:r>
+      <w:r>
+        <w:t xml:space="preserve">Code,</w:t>
+      </w:r>
+      <w:r>
+        <w:t xml:space="preserve"> </w:t>
+      </w:r>
+      <w:r>
+        <w:t xml:space="preserve">to</w:t>
+      </w:r>
+      <w:r>
+        <w:t xml:space="preserve"> </w:t>
+      </w:r>
+      <w:r>
+        <w:t xml:space="preserve">recover</w:t>
+      </w:r>
+      <w:r>
+        <w:t xml:space="preserve"> </w:t>
+      </w:r>
+      <w:r>
+        <w:t xml:space="preserve">avoidable</w:t>
+      </w:r>
+      <w:r>
+        <w:t xml:space="preserve"> </w:t>
+      </w:r>
+      <w:r>
+        <w:t xml:space="preserve">transfers</w:t>
+      </w:r>
+      <w:r>
+        <w:t xml:space="preserve"> </w:t>
+      </w:r>
+      <w:r>
+        <w:t xml:space="preserve">made</w:t>
+      </w:r>
+      <w:r>
+        <w:t xml:space="preserve"> </w:t>
+      </w:r>
+      <w:r>
+        <w:t xml:space="preserve">by</w:t>
+      </w:r>
+      <w:r>
+        <w:t xml:space="preserve"> </w:t>
+      </w:r>
+      <w:r>
+        <w:t xml:space="preserve">the</w:t>
+      </w:r>
+      <w:r>
+        <w:t xml:space="preserve"> </w:t>
+      </w:r>
+      <w:r>
+        <w:t xml:space="preserve">Plaintiffs</w:t>
+      </w:r>
+      <w:r>
+        <w:t xml:space="preserve"> </w:t>
+      </w:r>
+      <w:r>
+        <w:t xml:space="preserve">to</w:t>
+      </w:r>
+      <w:r>
+        <w:t xml:space="preserve"> </w:t>
+      </w:r>
+      <w:r>
+        <w:t xml:space="preserve">Defendant.</w:t>
       </w:r>
     </w:p>
     <w:p>
       <w:pPr>
-        <w:pStyle w:val="Numbered"/>
+        <w:tabs>
+          <w:tab w:val="left" w:pos="1440"/>
+        </w:tabs>
+        <w:spacing w:before="0" w:after="0" w:line="552" w:lineRule="exact"/>
+        <w:ind w:left="0" w:firstLine="720"/>
+        <w:jc w:val="left"/>
       </w:pPr>
       <w:r>
         <w:t xml:space="preserve">3.</w:t>
@@ -255,12 +1172,89 @@
         <w:tab/>
       </w:r>
       <w:r>
-        <w:t xml:space="preserve">This Court has jurisdiction over this proceeding pursuant to 28 U.S.C. § 1334.</w:t>
+        <w:t xml:space="preserve">This</w:t>
+      </w:r>
+      <w:r>
+        <w:t xml:space="preserve"> </w:t>
+      </w:r>
+      <w:r>
+        <w:t xml:space="preserve">Court</w:t>
+      </w:r>
+      <w:r>
+        <w:t xml:space="preserve"> </w:t>
+      </w:r>
+      <w:r>
+        <w:t xml:space="preserve">has</w:t>
+      </w:r>
+      <w:r>
+        <w:t xml:space="preserve"> </w:t>
+      </w:r>
+      <w:r>
+        <w:t xml:space="preserve">jurisdiction</w:t>
+      </w:r>
+      <w:r>
+        <w:t xml:space="preserve"> </w:t>
+      </w:r>
+      <w:r>
+        <w:t xml:space="preserve">over</w:t>
+      </w:r>
+      <w:r>
+        <w:t xml:space="preserve"> </w:t>
+      </w:r>
+      <w:r>
+        <w:t xml:space="preserve">this</w:t>
+      </w:r>
+      <w:r>
+        <w:t xml:space="preserve"> </w:t>
+      </w:r>
+      <w:r>
+        <w:t xml:space="preserve">proceeding</w:t>
+      </w:r>
+      <w:r>
+        <w:t xml:space="preserve"> </w:t>
+      </w:r>
+      <w:r>
+        <w:t xml:space="preserve">pursuant</w:t>
+      </w:r>
+      <w:r>
+        <w:t xml:space="preserve"> </w:t>
+      </w:r>
+      <w:r>
+        <w:t xml:space="preserve">to</w:t>
+      </w:r>
+      <w:r>
+        <w:t xml:space="preserve"> </w:t>
+      </w:r>
+      <w:r>
+        <w:t xml:space="preserve">28</w:t>
+      </w:r>
+      <w:r>
+        <w:t xml:space="preserve"> </w:t>
+      </w:r>
+      <w:r>
+        <w:t xml:space="preserve">U.S.C.</w:t>
+      </w:r>
+      <w:r>
+        <w:t xml:space="preserve"> </w:t>
+      </w:r>
+      <w:r>
+        <w:t xml:space="preserve">§</w:t>
+      </w:r>
+      <w:r>
+        <w:t xml:space="preserve"> </w:t>
+      </w:r>
+      <w:r>
+        <w:t xml:space="preserve">1334.</w:t>
       </w:r>
     </w:p>
     <w:p>
       <w:pPr>
-        <w:pStyle w:val="Numbered"/>
+        <w:tabs>
+          <w:tab w:val="left" w:pos="1440"/>
+        </w:tabs>
+        <w:spacing w:before="0" w:after="0" w:line="552" w:lineRule="exact"/>
+        <w:ind w:left="0" w:firstLine="720"/>
+        <w:jc w:val="left"/>
       </w:pPr>
       <w:r>
         <w:t xml:space="preserve">4.</w:t>
@@ -269,12 +1263,89 @@
         <w:tab/>
       </w:r>
       <w:r>
-        <w:t xml:space="preserve">This adversary proceeding is a core proceeding pursuant to 28 U.S.C. § 157(b)(2)(F).</w:t>
+        <w:t xml:space="preserve">This</w:t>
+      </w:r>
+      <w:r>
+        <w:t xml:space="preserve"> </w:t>
+      </w:r>
+      <w:r>
+        <w:t xml:space="preserve">adversary</w:t>
+      </w:r>
+      <w:r>
+        <w:t xml:space="preserve"> </w:t>
+      </w:r>
+      <w:r>
+        <w:t xml:space="preserve">proceeding</w:t>
+      </w:r>
+      <w:r>
+        <w:t xml:space="preserve"> </w:t>
+      </w:r>
+      <w:r>
+        <w:t xml:space="preserve">is</w:t>
+      </w:r>
+      <w:r>
+        <w:t xml:space="preserve"> </w:t>
+      </w:r>
+      <w:r>
+        <w:t xml:space="preserve">a</w:t>
+      </w:r>
+      <w:r>
+        <w:t xml:space="preserve"> </w:t>
+      </w:r>
+      <w:r>
+        <w:t xml:space="preserve">core</w:t>
+      </w:r>
+      <w:r>
+        <w:t xml:space="preserve"> </w:t>
+      </w:r>
+      <w:r>
+        <w:t xml:space="preserve">proceeding</w:t>
+      </w:r>
+      <w:r>
+        <w:t xml:space="preserve"> </w:t>
+      </w:r>
+      <w:r>
+        <w:t xml:space="preserve">pursuant</w:t>
+      </w:r>
+      <w:r>
+        <w:t xml:space="preserve"> </w:t>
+      </w:r>
+      <w:r>
+        <w:t xml:space="preserve">to</w:t>
+      </w:r>
+      <w:r>
+        <w:t xml:space="preserve"> </w:t>
+      </w:r>
+      <w:r>
+        <w:t xml:space="preserve">28</w:t>
+      </w:r>
+      <w:r>
+        <w:t xml:space="preserve"> </w:t>
+      </w:r>
+      <w:r>
+        <w:t xml:space="preserve">U.S.C.</w:t>
+      </w:r>
+      <w:r>
+        <w:t xml:space="preserve"> </w:t>
+      </w:r>
+      <w:r>
+        <w:t xml:space="preserve">§</w:t>
+      </w:r>
+      <w:r>
+        <w:t xml:space="preserve"> </w:t>
+      </w:r>
+      <w:r>
+        <w:t xml:space="preserve">157(b)⁠(2)⁠(F).</w:t>
       </w:r>
     </w:p>
     <w:p>
       <w:pPr>
-        <w:pStyle w:val="Numbered"/>
+        <w:tabs>
+          <w:tab w:val="left" w:pos="1440"/>
+        </w:tabs>
+        <w:spacing w:before="0" w:after="0" w:line="552" w:lineRule="exact"/>
+        <w:ind w:left="0" w:firstLine="720"/>
+        <w:jc w:val="left"/>
       </w:pPr>
       <w:r>
         <w:t xml:space="preserve">5.</w:t>
@@ -283,12 +1354,137 @@
         <w:tab/>
       </w:r>
       <w:r>
-        <w:t xml:space="preserve">Pursuant to Federal Rule of Bankruptcy Procedure 7008, Plaintiffs consent to entry of final orders or judgment by the Bankruptcy Court.</w:t>
+        <w:t xml:space="preserve">Pursuant</w:t>
+      </w:r>
+      <w:r>
+        <w:t xml:space="preserve"> </w:t>
+      </w:r>
+      <w:r>
+        <w:t xml:space="preserve">to</w:t>
+      </w:r>
+      <w:r>
+        <w:t xml:space="preserve"> </w:t>
+      </w:r>
+      <w:r>
+        <w:t xml:space="preserve">Federal</w:t>
+      </w:r>
+      <w:r>
+        <w:t xml:space="preserve"> </w:t>
+      </w:r>
+      <w:r>
+        <w:t xml:space="preserve">Rule</w:t>
+      </w:r>
+      <w:r>
+        <w:t xml:space="preserve"> </w:t>
+      </w:r>
+      <w:r>
+        <w:t xml:space="preserve">of</w:t>
+      </w:r>
+      <w:r>
+        <w:t xml:space="preserve"> </w:t>
+      </w:r>
+      <w:r>
+        <w:t xml:space="preserve">Bankruptcy</w:t>
+      </w:r>
+      <w:r>
+        <w:t xml:space="preserve"> </w:t>
+      </w:r>
+      <w:r>
+        <w:t xml:space="preserve">Procedure</w:t>
+      </w:r>
+      <w:r>
+        <w:t xml:space="preserve"> </w:t>
+      </w:r>
+      <w:r>
+        <w:t xml:space="preserve">7008,</w:t>
+      </w:r>
+      <w:r>
+        <w:t xml:space="preserve"> </w:t>
+      </w:r>
+      <w:r>
+        <w:t xml:space="preserve">Plaintiffs</w:t>
+      </w:r>
+      <w:r>
+        <w:t xml:space="preserve"> </w:t>
+      </w:r>
+      <w:r>
+        <w:t xml:space="preserve">consent</w:t>
+      </w:r>
+      <w:r>
+        <w:t xml:space="preserve"> </w:t>
+      </w:r>
+      <w:r>
+        <w:t xml:space="preserve">to</w:t>
+      </w:r>
+      <w:r>
+        <w:t xml:space="preserve"> </w:t>
+      </w:r>
+      <w:r>
+        <w:t xml:space="preserve">entry</w:t>
+      </w:r>
+      <w:r>
+        <w:t xml:space="preserve"> </w:t>
+      </w:r>
+      <w:r>
+        <w:t xml:space="preserve">of</w:t>
+      </w:r>
+      <w:r>
+        <w:t xml:space="preserve"> </w:t>
+      </w:r>
+      <w:r>
+        <w:t xml:space="preserve">final</w:t>
+      </w:r>
+      <w:r>
+        <w:t xml:space="preserve"> </w:t>
+      </w:r>
+      <w:r>
+        <w:t xml:space="preserve">orders</w:t>
+      </w:r>
+      <w:r>
+        <w:t xml:space="preserve"> </w:t>
+      </w:r>
+      <w:r>
+        <w:t xml:space="preserve">or</w:t>
+      </w:r>
+      <w:r>
+        <w:t xml:space="preserve"> </w:t>
+      </w:r>
+      <w:r>
+        <w:t xml:space="preserve">judgment</w:t>
+      </w:r>
+      <w:r>
+        <w:t xml:space="preserve"> </w:t>
+      </w:r>
+      <w:r>
+        <w:t xml:space="preserve">by</w:t>
+      </w:r>
+      <w:r>
+        <w:t xml:space="preserve"> </w:t>
+      </w:r>
+      <w:r>
+        <w:t xml:space="preserve">the</w:t>
+      </w:r>
+      <w:r>
+        <w:t xml:space="preserve"> </w:t>
+      </w:r>
+      <w:r>
+        <w:t xml:space="preserve">Bankruptcy</w:t>
+      </w:r>
+      <w:r>
+        <w:t xml:space="preserve"> </w:t>
+      </w:r>
+      <w:r>
+        <w:t xml:space="preserve">Court.</w:t>
       </w:r>
     </w:p>
     <w:p>
       <w:pPr>
-        <w:pStyle w:val="Numbered"/>
+        <w:tabs>
+          <w:tab w:val="left" w:pos="1440"/>
+        </w:tabs>
+        <w:spacing w:before="0" w:after="0" w:line="552" w:lineRule="exact"/>
+        <w:ind w:left="0" w:firstLine="720"/>
+        <w:jc w:val="left"/>
       </w:pPr>
       <w:r>
         <w:t xml:space="preserve">6.</w:t>
@@ -297,22 +1493,118 @@
         <w:tab/>
       </w:r>
       <w:r>
-        <w:t xml:space="preserve">This District is the proper venue for this proceeding pursuant to 28 U.S.C. § 1409.</w:t>
+        <w:t xml:space="preserve">This</w:t>
+      </w:r>
+      <w:r>
+        <w:t xml:space="preserve"> </w:t>
+      </w:r>
+      <w:r>
+        <w:t xml:space="preserve">District</w:t>
+      </w:r>
+      <w:r>
+        <w:t xml:space="preserve"> </w:t>
+      </w:r>
+      <w:r>
+        <w:t xml:space="preserve">is</w:t>
+      </w:r>
+      <w:r>
+        <w:t xml:space="preserve"> </w:t>
+      </w:r>
+      <w:r>
+        <w:t xml:space="preserve">the</w:t>
+      </w:r>
+      <w:r>
+        <w:t xml:space="preserve"> </w:t>
+      </w:r>
+      <w:r>
+        <w:t xml:space="preserve">proper</w:t>
+      </w:r>
+      <w:r>
+        <w:t xml:space="preserve"> </w:t>
+      </w:r>
+      <w:r>
+        <w:t xml:space="preserve">venue</w:t>
+      </w:r>
+      <w:r>
+        <w:t xml:space="preserve"> </w:t>
+      </w:r>
+      <w:r>
+        <w:t xml:space="preserve">for</w:t>
+      </w:r>
+      <w:r>
+        <w:t xml:space="preserve"> </w:t>
+      </w:r>
+      <w:r>
+        <w:t xml:space="preserve">this</w:t>
+      </w:r>
+      <w:r>
+        <w:t xml:space="preserve"> </w:t>
+      </w:r>
+      <w:r>
+        <w:t xml:space="preserve">proceeding</w:t>
+      </w:r>
+      <w:r>
+        <w:t xml:space="preserve"> </w:t>
+      </w:r>
+      <w:r>
+        <w:t xml:space="preserve">pursuant</w:t>
+      </w:r>
+      <w:r>
+        <w:t xml:space="preserve"> </w:t>
+      </w:r>
+      <w:r>
+        <w:t xml:space="preserve">to</w:t>
+      </w:r>
+      <w:r>
+        <w:t xml:space="preserve"> </w:t>
+      </w:r>
+      <w:r>
+        <w:t xml:space="preserve">28</w:t>
+      </w:r>
+      <w:r>
+        <w:t xml:space="preserve"> </w:t>
+      </w:r>
+      <w:r>
+        <w:t xml:space="preserve">U.S.C.</w:t>
+      </w:r>
+      <w:r>
+        <w:t xml:space="preserve"> </w:t>
+      </w:r>
+      <w:r>
+        <w:t xml:space="preserve">§</w:t>
+      </w:r>
+      <w:r>
+        <w:t xml:space="preserve"> </w:t>
+      </w:r>
+      <w:r>
+        <w:t xml:space="preserve">1409.</w:t>
       </w:r>
     </w:p>
     <w:p>
       <w:pPr>
         <w:pStyle w:val="Heading1"/>
+        <w:keepNext/>
+        <w:keepLines/>
+        <w:spacing w:before="276" w:after="276" w:line="276" w:lineRule="exact"/>
+        <w:ind w:left="0" w:firstLine="0"/>
+        <w:jc w:val="center"/>
       </w:pPr>
-      <w:bookmarkStart w:id="10" w:name="_background"/>
-      <w:r>
+      <w:r>
+        <w:rPr>
+          <w:b/>
+          <w:bCs/>
+        </w:rPr>
         <w:t xml:space="preserve">BACKGROUND</w:t>
       </w:r>
-      <w:bookmarkEnd w:id="10"/>
     </w:p>
     <w:p>
       <w:pPr>
-        <w:pStyle w:val="Numbered"/>
+        <w:tabs>
+          <w:tab w:val="left" w:pos="1440"/>
+        </w:tabs>
+        <w:spacing w:before="0" w:after="0" w:line="552" w:lineRule="exact"/>
+        <w:ind w:left="0" w:firstLine="720"/>
+        <w:jc w:val="left"/>
       </w:pPr>
       <w:r>
         <w:t xml:space="preserve">7.</w:t>
@@ -321,12 +1613,179 @@
         <w:tab/>
       </w:r>
       <w:r>
-        <w:t xml:space="preserve">The Plaintiffs transferred funds (the “Transfers”) to or for the benefit of Defendant on the dates, and in the amounts, set forth on Schedule 1 to this complaint.</w:t>
+        <w:t xml:space="preserve">The</w:t>
+      </w:r>
+      <w:r>
+        <w:t xml:space="preserve"> </w:t>
+      </w:r>
+      <w:r>
+        <w:t xml:space="preserve">Plaintiffs</w:t>
+      </w:r>
+      <w:r>
+        <w:t xml:space="preserve"> </w:t>
+      </w:r>
+      <w:r>
+        <w:t xml:space="preserve">transferred</w:t>
+      </w:r>
+      <w:r>
+        <w:t xml:space="preserve"> </w:t>
+      </w:r>
+      <w:r>
+        <w:t xml:space="preserve">funds</w:t>
+      </w:r>
+      <w:r>
+        <w:t xml:space="preserve"> </w:t>
+      </w:r>
+      <w:r>
+        <w:t xml:space="preserve">(the</w:t>
+      </w:r>
+      <w:r>
+        <w:t xml:space="preserve"> </w:t>
+      </w:r>
+      <w:r>
+        <w:t xml:space="preserve">“Transfers”)</w:t>
+      </w:r>
+      <w:r>
+        <w:t xml:space="preserve"> </w:t>
+      </w:r>
+      <w:r>
+        <w:t xml:space="preserve">to</w:t>
+      </w:r>
+      <w:r>
+        <w:t xml:space="preserve"> </w:t>
+      </w:r>
+      <w:r>
+        <w:t xml:space="preserve">or</w:t>
+      </w:r>
+      <w:r>
+        <w:t xml:space="preserve"> </w:t>
+      </w:r>
+      <w:r>
+        <w:t xml:space="preserve">for</w:t>
+      </w:r>
+      <w:r>
+        <w:t xml:space="preserve"> </w:t>
+      </w:r>
+      <w:r>
+        <w:t xml:space="preserve">the</w:t>
+      </w:r>
+      <w:r>
+        <w:t xml:space="preserve"> </w:t>
+      </w:r>
+      <w:r>
+        <w:t xml:space="preserve">benefit</w:t>
+      </w:r>
+      <w:r>
+        <w:t xml:space="preserve"> </w:t>
+      </w:r>
+      <w:r>
+        <w:t xml:space="preserve">of</w:t>
+      </w:r>
+      <w:r>
+        <w:t xml:space="preserve"> </w:t>
+      </w:r>
+      <w:r>
+        <w:t xml:space="preserve">Defendant</w:t>
+      </w:r>
+      <w:r>
+        <w:t xml:space="preserve"> </w:t>
+      </w:r>
+      <w:r>
+        <w:t xml:space="preserve">on</w:t>
+      </w:r>
+      <w:r>
+        <w:t xml:space="preserve"> </w:t>
+      </w:r>
+      <w:r>
+        <w:t xml:space="preserve">the</w:t>
+      </w:r>
+      <w:r>
+        <w:t xml:space="preserve"> </w:t>
+      </w:r>
+      <w:r>
+        <w:t xml:space="preserve">dates,</w:t>
+      </w:r>
+      <w:r>
+        <w:t xml:space="preserve"> </w:t>
+      </w:r>
+      <w:r>
+        <w:t xml:space="preserve">and</w:t>
+      </w:r>
+      <w:r>
+        <w:t xml:space="preserve"> </w:t>
+      </w:r>
+      <w:r>
+        <w:t xml:space="preserve">in</w:t>
+      </w:r>
+      <w:r>
+        <w:t xml:space="preserve"> </w:t>
+      </w:r>
+      <w:r>
+        <w:t xml:space="preserve">the</w:t>
+      </w:r>
+      <w:r>
+        <w:t xml:space="preserve"> </w:t>
+      </w:r>
+      <w:r>
+        <w:t xml:space="preserve">amounts,</w:t>
+      </w:r>
+      <w:r>
+        <w:t xml:space="preserve"> </w:t>
+      </w:r>
+      <w:r>
+        <w:t xml:space="preserve">set</w:t>
+      </w:r>
+      <w:r>
+        <w:t xml:space="preserve"> </w:t>
+      </w:r>
+      <w:r>
+        <w:t xml:space="preserve">forth</w:t>
+      </w:r>
+      <w:r>
+        <w:t xml:space="preserve"> </w:t>
+      </w:r>
+      <w:r>
+        <w:t xml:space="preserve">on</w:t>
+      </w:r>
+      <w:r>
+        <w:t xml:space="preserve"> </w:t>
+      </w:r>
+      <w:r>
+        <w:t xml:space="preserve">Schedule</w:t>
+      </w:r>
+      <w:r>
+        <w:t xml:space="preserve"> </w:t>
+      </w:r>
+      <w:r>
+        <w:t xml:space="preserve">1</w:t>
+      </w:r>
+      <w:r>
+        <w:t xml:space="preserve"> </w:t>
+      </w:r>
+      <w:r>
+        <w:t xml:space="preserve">to</w:t>
+      </w:r>
+      <w:r>
+        <w:t xml:space="preserve"> </w:t>
+      </w:r>
+      <w:r>
+        <w:t xml:space="preserve">this</w:t>
+      </w:r>
+      <w:r>
+        <w:t xml:space="preserve"> </w:t>
+      </w:r>
+      <w:r>
+        <w:t xml:space="preserve">complaint.</w:t>
       </w:r>
     </w:p>
     <w:p>
       <w:pPr>
-        <w:pStyle w:val="Numbered"/>
+        <w:tabs>
+          <w:tab w:val="left" w:pos="1440"/>
+        </w:tabs>
+        <w:spacing w:before="0" w:after="0" w:line="552" w:lineRule="exact"/>
+        <w:ind w:left="0" w:firstLine="720"/>
+        <w:jc w:val="left"/>
       </w:pPr>
       <w:r>
         <w:t xml:space="preserve">8.</w:t>
@@ -335,32 +1794,211 @@
         <w:tab/>
       </w:r>
       <w:r>
-        <w:t xml:space="preserve">The Defendant is, or was, a creditor of Plaintiffs.</w:t>
+        <w:t xml:space="preserve">The</w:t>
+      </w:r>
+      <w:r>
+        <w:t xml:space="preserve"> </w:t>
+      </w:r>
+      <w:r>
+        <w:t xml:space="preserve">Defendant</w:t>
+      </w:r>
+      <w:r>
+        <w:t xml:space="preserve"> </w:t>
+      </w:r>
+      <w:r>
+        <w:t xml:space="preserve">is,</w:t>
+      </w:r>
+      <w:r>
+        <w:t xml:space="preserve"> </w:t>
+      </w:r>
+      <w:r>
+        <w:t xml:space="preserve">or</w:t>
+      </w:r>
+      <w:r>
+        <w:t xml:space="preserve"> </w:t>
+      </w:r>
+      <w:r>
+        <w:t xml:space="preserve">was,</w:t>
+      </w:r>
+      <w:r>
+        <w:t xml:space="preserve"> </w:t>
+      </w:r>
+      <w:r>
+        <w:t xml:space="preserve">a</w:t>
+      </w:r>
+      <w:r>
+        <w:t xml:space="preserve"> </w:t>
+      </w:r>
+      <w:r>
+        <w:t xml:space="preserve">creditor</w:t>
+      </w:r>
+      <w:r>
+        <w:t xml:space="preserve"> </w:t>
+      </w:r>
+      <w:r>
+        <w:t xml:space="preserve">of</w:t>
+      </w:r>
+      <w:r>
+        <w:t xml:space="preserve"> </w:t>
+      </w:r>
+      <w:r>
+        <w:t xml:space="preserve">Plaintiffs.</w:t>
       </w:r>
     </w:p>
     <w:p>
       <w:pPr>
         <w:pStyle w:val="Heading1"/>
+        <w:keepNext/>
+        <w:keepLines/>
+        <w:spacing w:before="276" w:after="276" w:line="276" w:lineRule="exact"/>
+        <w:ind w:left="0" w:firstLine="0"/>
+        <w:jc w:val="center"/>
       </w:pPr>
-      <w:bookmarkStart w:id="11" w:name="_41581de74248d8366748d9df537c456688ab127"/>
-      <w:r>
-        <w:t xml:space="preserve">COUNT I</w:t>
-      </w:r>
-      <w:bookmarkEnd w:id="11"/>
+      <w:r>
+        <w:rPr>
+          <w:b/>
+          <w:bCs/>
+        </w:rPr>
+        <w:t xml:space="preserve">COUNT</w:t>
+      </w:r>
+      <w:r>
+        <w:rPr>
+          <w:b/>
+          <w:bCs/>
+        </w:rPr>
+        <w:t xml:space="preserve"> </w:t>
+      </w:r>
+      <w:r>
+        <w:rPr>
+          <w:b/>
+          <w:bCs/>
+        </w:rPr>
+        <w:t xml:space="preserve">I</w:t>
+      </w:r>
     </w:p>
     <w:p>
       <w:pPr>
         <w:pStyle w:val="Heading2"/>
+        <w:keepNext/>
+        <w:keepLines/>
+        <w:spacing w:before="276" w:after="276" w:line="276" w:lineRule="exact"/>
+        <w:ind w:left="0" w:firstLine="0"/>
+        <w:jc w:val="center"/>
       </w:pPr>
-      <w:bookmarkStart w:id="12" w:name="_9075dd2991b211bb92167cb7c41c94aef6d4427"/>
-      <w:r>
-        <w:t xml:space="preserve">PREFERENTIAL TRANSFER (11 U.S.C. §§ 547 and 550)</w:t>
-      </w:r>
-      <w:bookmarkEnd w:id="12"/>
+      <w:r>
+        <w:rPr>
+          <w:b/>
+          <w:bCs/>
+        </w:rPr>
+        <w:t xml:space="preserve">PREFERENTIAL</w:t>
+      </w:r>
+      <w:r>
+        <w:rPr>
+          <w:b/>
+          <w:bCs/>
+        </w:rPr>
+        <w:t xml:space="preserve"> </w:t>
+      </w:r>
+      <w:r>
+        <w:rPr>
+          <w:b/>
+          <w:bCs/>
+        </w:rPr>
+        <w:t xml:space="preserve">TRANSFER</w:t>
+      </w:r>
+      <w:r>
+        <w:rPr>
+          <w:b/>
+          <w:bCs/>
+        </w:rPr>
+        <w:t xml:space="preserve"> </w:t>
+      </w:r>
+      <w:r>
+        <w:rPr>
+          <w:b/>
+          <w:bCs/>
+        </w:rPr>
+        <w:t xml:space="preserve">(11</w:t>
+      </w:r>
+      <w:r>
+        <w:rPr>
+          <w:b/>
+          <w:bCs/>
+        </w:rPr>
+        <w:t xml:space="preserve"> </w:t>
+      </w:r>
+      <w:r>
+        <w:rPr>
+          <w:b/>
+          <w:bCs/>
+        </w:rPr>
+        <w:t xml:space="preserve">U.S.C.</w:t>
+      </w:r>
+      <w:r>
+        <w:rPr>
+          <w:b/>
+          <w:bCs/>
+        </w:rPr>
+        <w:t xml:space="preserve"> </w:t>
+      </w:r>
+      <w:r>
+        <w:rPr>
+          <w:b/>
+          <w:bCs/>
+        </w:rPr>
+        <w:t xml:space="preserve">§§</w:t>
+      </w:r>
+      <w:r>
+        <w:rPr>
+          <w:b/>
+          <w:bCs/>
+        </w:rPr>
+        <w:t xml:space="preserve"> </w:t>
+      </w:r>
+      <w:r>
+        <w:rPr>
+          <w:b/>
+          <w:bCs/>
+        </w:rPr>
+        <w:t xml:space="preserve">547</w:t>
+      </w:r>
+      <w:r>
+        <w:rPr>
+          <w:b/>
+          <w:bCs/>
+        </w:rPr>
+        <w:t xml:space="preserve"> </w:t>
+      </w:r>
+      <w:r>
+        <w:rPr>
+          <w:b/>
+          <w:bCs/>
+        </w:rPr>
+        <w:t xml:space="preserve">and</w:t>
+      </w:r>
+      <w:r>
+        <w:rPr>
+          <w:b/>
+          <w:bCs/>
+        </w:rPr>
+        <w:t xml:space="preserve"> </w:t>
+      </w:r>
+      <w:r>
+        <w:rPr>
+          <w:b/>
+          <w:bCs/>
+        </w:rPr>
+        <w:t xml:space="preserve">550)</w:t>
+      </w:r>
     </w:p>
     <w:p>
       <w:pPr>
-        <w:pStyle w:val="Numbered"/>
+        <w:tabs>
+          <w:tab w:val="left" w:pos="1440"/>
+        </w:tabs>
+        <w:spacing w:before="0" w:after="0" w:line="552" w:lineRule="exact"/>
+        <w:ind w:left="0" w:firstLine="720"/>
+        <w:jc w:val="left"/>
       </w:pPr>
       <w:r>
         <w:t xml:space="preserve">9.</w:t>
@@ -369,12 +2007,71 @@
         <w:tab/>
       </w:r>
       <w:r>
-        <w:t xml:space="preserve">The Plaintiffs incorporate the foregoing as if fully stated herein.</w:t>
+        <w:t xml:space="preserve">The</w:t>
+      </w:r>
+      <w:r>
+        <w:t xml:space="preserve"> </w:t>
+      </w:r>
+      <w:r>
+        <w:t xml:space="preserve">Plaintiffs</w:t>
+      </w:r>
+      <w:r>
+        <w:t xml:space="preserve"> </w:t>
+      </w:r>
+      <w:r>
+        <w:t xml:space="preserve">incorporate</w:t>
+      </w:r>
+      <w:r>
+        <w:t xml:space="preserve"> </w:t>
+      </w:r>
+      <w:r>
+        <w:t xml:space="preserve">the</w:t>
+      </w:r>
+      <w:r>
+        <w:t xml:space="preserve"> </w:t>
+      </w:r>
+      <w:r>
+        <w:t xml:space="preserve">foregoing</w:t>
+      </w:r>
+      <w:r>
+        <w:t xml:space="preserve"> </w:t>
+      </w:r>
+      <w:r>
+        <w:t xml:space="preserve">as</w:t>
+      </w:r>
+      <w:r>
+        <w:t xml:space="preserve"> </w:t>
+      </w:r>
+      <w:r>
+        <w:t xml:space="preserve">if</w:t>
+      </w:r>
+      <w:r>
+        <w:t xml:space="preserve"> </w:t>
+      </w:r>
+      <w:r>
+        <w:t xml:space="preserve">fully</w:t>
+      </w:r>
+      <w:r>
+        <w:t xml:space="preserve"> </w:t>
+      </w:r>
+      <w:r>
+        <w:t xml:space="preserve">stated</w:t>
+      </w:r>
+      <w:r>
+        <w:t xml:space="preserve"> </w:t>
+      </w:r>
+      <w:r>
+        <w:t xml:space="preserve">herein.</w:t>
       </w:r>
     </w:p>
     <w:p>
       <w:pPr>
-        <w:pStyle w:val="Numbered"/>
+        <w:tabs>
+          <w:tab w:val="left" w:pos="1440"/>
+        </w:tabs>
+        <w:spacing w:before="0" w:after="0" w:line="552" w:lineRule="exact"/>
+        <w:ind w:left="0" w:firstLine="720"/>
+        <w:jc w:val="left"/>
       </w:pPr>
       <w:r>
         <w:t xml:space="preserve">10.</w:t>
@@ -383,12 +2080,83 @@
         <w:tab/>
       </w:r>
       <w:r>
-        <w:t xml:space="preserve">The Transfers are avoidable preferential transfers pursuant to 11 U.S.C. § 547.</w:t>
+        <w:t xml:space="preserve">The</w:t>
+      </w:r>
+      <w:r>
+        <w:t xml:space="preserve"> </w:t>
+      </w:r>
+      <w:r>
+        <w:t xml:space="preserve">Transfers</w:t>
+      </w:r>
+      <w:r>
+        <w:t xml:space="preserve"> </w:t>
+      </w:r>
+      <w:r>
+        <w:t xml:space="preserve">are</w:t>
+      </w:r>
+      <w:r>
+        <w:t xml:space="preserve"> </w:t>
+      </w:r>
+      <w:r>
+        <w:t xml:space="preserve">avoidable</w:t>
+      </w:r>
+      <w:r>
+        <w:t xml:space="preserve"> </w:t>
+      </w:r>
+      <w:r>
+        <w:t xml:space="preserve">preferential</w:t>
+      </w:r>
+      <w:r>
+        <w:t xml:space="preserve"> </w:t>
+      </w:r>
+      <w:r>
+        <w:t xml:space="preserve">transfers</w:t>
+      </w:r>
+      <w:r>
+        <w:t xml:space="preserve"> </w:t>
+      </w:r>
+      <w:r>
+        <w:t xml:space="preserve">pursuant</w:t>
+      </w:r>
+      <w:r>
+        <w:t xml:space="preserve"> </w:t>
+      </w:r>
+      <w:r>
+        <w:t xml:space="preserve">to</w:t>
+      </w:r>
+      <w:r>
+        <w:t xml:space="preserve"> </w:t>
+      </w:r>
+      <w:r>
+        <w:t xml:space="preserve">11</w:t>
+      </w:r>
+      <w:r>
+        <w:t xml:space="preserve"> </w:t>
+      </w:r>
+      <w:r>
+        <w:t xml:space="preserve">U.S.C.</w:t>
+      </w:r>
+      <w:r>
+        <w:t xml:space="preserve"> </w:t>
+      </w:r>
+      <w:r>
+        <w:t xml:space="preserve">§</w:t>
+      </w:r>
+      <w:r>
+        <w:t xml:space="preserve"> </w:t>
+      </w:r>
+      <w:r>
+        <w:t xml:space="preserve">547.</w:t>
       </w:r>
     </w:p>
     <w:p>
       <w:pPr>
-        <w:pStyle w:val="Numbered"/>
+        <w:tabs>
+          <w:tab w:val="left" w:pos="1440"/>
+        </w:tabs>
+        <w:spacing w:before="0" w:after="0" w:line="552" w:lineRule="exact"/>
+        <w:ind w:left="0" w:firstLine="720"/>
+        <w:jc w:val="left"/>
       </w:pPr>
       <w:r>
         <w:t xml:space="preserve">11.</w:t>
@@ -397,12 +2165,95 @@
         <w:tab/>
       </w:r>
       <w:r>
-        <w:t xml:space="preserve">The Transfers were transfers of property or an interest in property of the Plaintiffs.</w:t>
+        <w:t xml:space="preserve">The</w:t>
+      </w:r>
+      <w:r>
+        <w:t xml:space="preserve"> </w:t>
+      </w:r>
+      <w:r>
+        <w:t xml:space="preserve">Transfers</w:t>
+      </w:r>
+      <w:r>
+        <w:t xml:space="preserve"> </w:t>
+      </w:r>
+      <w:r>
+        <w:t xml:space="preserve">were</w:t>
+      </w:r>
+      <w:r>
+        <w:t xml:space="preserve"> </w:t>
+      </w:r>
+      <w:r>
+        <w:t xml:space="preserve">transfers</w:t>
+      </w:r>
+      <w:r>
+        <w:t xml:space="preserve"> </w:t>
+      </w:r>
+      <w:r>
+        <w:t xml:space="preserve">of</w:t>
+      </w:r>
+      <w:r>
+        <w:t xml:space="preserve"> </w:t>
+      </w:r>
+      <w:r>
+        <w:t xml:space="preserve">property</w:t>
+      </w:r>
+      <w:r>
+        <w:t xml:space="preserve"> </w:t>
+      </w:r>
+      <w:r>
+        <w:t xml:space="preserve">or</w:t>
+      </w:r>
+      <w:r>
+        <w:t xml:space="preserve"> </w:t>
+      </w:r>
+      <w:r>
+        <w:t xml:space="preserve">an</w:t>
+      </w:r>
+      <w:r>
+        <w:t xml:space="preserve"> </w:t>
+      </w:r>
+      <w:r>
+        <w:t xml:space="preserve">interest</w:t>
+      </w:r>
+      <w:r>
+        <w:t xml:space="preserve"> </w:t>
+      </w:r>
+      <w:r>
+        <w:t xml:space="preserve">in</w:t>
+      </w:r>
+      <w:r>
+        <w:t xml:space="preserve"> </w:t>
+      </w:r>
+      <w:r>
+        <w:t xml:space="preserve">property</w:t>
+      </w:r>
+      <w:r>
+        <w:t xml:space="preserve"> </w:t>
+      </w:r>
+      <w:r>
+        <w:t xml:space="preserve">of</w:t>
+      </w:r>
+      <w:r>
+        <w:t xml:space="preserve"> </w:t>
+      </w:r>
+      <w:r>
+        <w:t xml:space="preserve">the</w:t>
+      </w:r>
+      <w:r>
+        <w:t xml:space="preserve"> </w:t>
+      </w:r>
+      <w:r>
+        <w:t xml:space="preserve">Plaintiffs.</w:t>
       </w:r>
     </w:p>
     <w:p>
       <w:pPr>
-        <w:pStyle w:val="Numbered"/>
+        <w:tabs>
+          <w:tab w:val="left" w:pos="1440"/>
+        </w:tabs>
+        <w:spacing w:before="0" w:after="0" w:line="552" w:lineRule="exact"/>
+        <w:ind w:left="0" w:firstLine="720"/>
+        <w:jc w:val="left"/>
       </w:pPr>
       <w:r>
         <w:t xml:space="preserve">12.</w:t>
@@ -411,12 +2262,113 @@
         <w:tab/>
       </w:r>
       <w:r>
-        <w:t xml:space="preserve">The Transfers resulted in Plaintiffs disposing of or parting with Plaintiffs’ property or Plaintiffs’ interest in property.</w:t>
+        <w:t xml:space="preserve">The</w:t>
+      </w:r>
+      <w:r>
+        <w:t xml:space="preserve"> </w:t>
+      </w:r>
+      <w:r>
+        <w:t xml:space="preserve">Transfers</w:t>
+      </w:r>
+      <w:r>
+        <w:t xml:space="preserve"> </w:t>
+      </w:r>
+      <w:r>
+        <w:t xml:space="preserve">resulted</w:t>
+      </w:r>
+      <w:r>
+        <w:t xml:space="preserve"> </w:t>
+      </w:r>
+      <w:r>
+        <w:t xml:space="preserve">in</w:t>
+      </w:r>
+      <w:r>
+        <w:t xml:space="preserve"> </w:t>
+      </w:r>
+      <w:r>
+        <w:t xml:space="preserve">Plaintiffs</w:t>
+      </w:r>
+      <w:r>
+        <w:t xml:space="preserve"> </w:t>
+      </w:r>
+      <w:r>
+        <w:t xml:space="preserve">disposing</w:t>
+      </w:r>
+      <w:r>
+        <w:t xml:space="preserve"> </w:t>
+      </w:r>
+      <w:r>
+        <w:t xml:space="preserve">of</w:t>
+      </w:r>
+      <w:r>
+        <w:t xml:space="preserve"> </w:t>
+      </w:r>
+      <w:r>
+        <w:t xml:space="preserve">or</w:t>
+      </w:r>
+      <w:r>
+        <w:t xml:space="preserve"> </w:t>
+      </w:r>
+      <w:r>
+        <w:t xml:space="preserve">parting</w:t>
+      </w:r>
+      <w:r>
+        <w:t xml:space="preserve"> </w:t>
+      </w:r>
+      <w:r>
+        <w:t xml:space="preserve">with</w:t>
+      </w:r>
+      <w:r>
+        <w:t xml:space="preserve"> </w:t>
+      </w:r>
+      <w:r>
+        <w:t xml:space="preserve">Plaintiffs’</w:t>
+      </w:r>
+      <w:r>
+        <w:t xml:space="preserve"> </w:t>
+      </w:r>
+      <w:r>
+        <w:t xml:space="preserve">property</w:t>
+      </w:r>
+      <w:r>
+        <w:t xml:space="preserve"> </w:t>
+      </w:r>
+      <w:r>
+        <w:t xml:space="preserve">or</w:t>
+      </w:r>
+      <w:r>
+        <w:t xml:space="preserve"> </w:t>
+      </w:r>
+      <w:r>
+        <w:t xml:space="preserve">Plaintiffs’</w:t>
+      </w:r>
+      <w:r>
+        <w:t xml:space="preserve"> </w:t>
+      </w:r>
+      <w:r>
+        <w:t xml:space="preserve">interest</w:t>
+      </w:r>
+      <w:r>
+        <w:t xml:space="preserve"> </w:t>
+      </w:r>
+      <w:r>
+        <w:t xml:space="preserve">in</w:t>
+      </w:r>
+      <w:r>
+        <w:t xml:space="preserve"> </w:t>
+      </w:r>
+      <w:r>
+        <w:t xml:space="preserve">property.</w:t>
       </w:r>
     </w:p>
     <w:p>
       <w:pPr>
-        <w:pStyle w:val="Numbered"/>
+        <w:tabs>
+          <w:tab w:val="left" w:pos="1440"/>
+        </w:tabs>
+        <w:spacing w:before="0" w:after="0" w:line="552" w:lineRule="exact"/>
+        <w:ind w:left="0" w:firstLine="720"/>
+        <w:jc w:val="left"/>
       </w:pPr>
       <w:r>
         <w:t xml:space="preserve">13.</w:t>
@@ -425,12 +2377,173 @@
         <w:tab/>
       </w:r>
       <w:r>
-        <w:t xml:space="preserve">The Transfers were made to or for the benefit of Defendant for or on account of an antecedent debt owed by Plaintiffs before the Transfers were made.</w:t>
+        <w:t xml:space="preserve">The</w:t>
+      </w:r>
+      <w:r>
+        <w:t xml:space="preserve"> </w:t>
+      </w:r>
+      <w:r>
+        <w:t xml:space="preserve">Transfers</w:t>
+      </w:r>
+      <w:r>
+        <w:t xml:space="preserve"> </w:t>
+      </w:r>
+      <w:r>
+        <w:t xml:space="preserve">were</w:t>
+      </w:r>
+      <w:r>
+        <w:t xml:space="preserve"> </w:t>
+      </w:r>
+      <w:r>
+        <w:t xml:space="preserve">made</w:t>
+      </w:r>
+      <w:r>
+        <w:t xml:space="preserve"> </w:t>
+      </w:r>
+      <w:r>
+        <w:t xml:space="preserve">to</w:t>
+      </w:r>
+      <w:r>
+        <w:t xml:space="preserve"> </w:t>
+      </w:r>
+      <w:r>
+        <w:t xml:space="preserve">or</w:t>
+      </w:r>
+      <w:r>
+        <w:t xml:space="preserve"> </w:t>
+      </w:r>
+      <w:r>
+        <w:t xml:space="preserve">for</w:t>
+      </w:r>
+      <w:r>
+        <w:t xml:space="preserve"> </w:t>
+      </w:r>
+      <w:r>
+        <w:t xml:space="preserve">the</w:t>
+      </w:r>
+      <w:r>
+        <w:t xml:space="preserve"> </w:t>
+      </w:r>
+      <w:r>
+        <w:t xml:space="preserve">benefit</w:t>
+      </w:r>
+      <w:r>
+        <w:t xml:space="preserve"> </w:t>
+      </w:r>
+      <w:r>
+        <w:t xml:space="preserve">of</w:t>
+      </w:r>
+      <w:r>
+        <w:t xml:space="preserve"> </w:t>
+      </w:r>
+      <w:r>
+        <w:t xml:space="preserve">Defendant</w:t>
+      </w:r>
+      <w:r>
+        <w:t xml:space="preserve"> </w:t>
+      </w:r>
+      <w:r>
+        <w:t xml:space="preserve">for</w:t>
+      </w:r>
+      <w:r>
+        <w:t xml:space="preserve"> </w:t>
+      </w:r>
+      <w:r>
+        <w:t xml:space="preserve">or</w:t>
+      </w:r>
+      <w:r>
+        <w:t xml:space="preserve"> </w:t>
+      </w:r>
+      <w:r>
+        <w:t xml:space="preserve">on</w:t>
+      </w:r>
+      <w:r>
+        <w:t xml:space="preserve"> </w:t>
+      </w:r>
+      <w:r>
+        <w:t xml:space="preserve">account</w:t>
+      </w:r>
+      <w:r>
+        <w:t xml:space="preserve"> </w:t>
+      </w:r>
+      <w:r>
+        <w:t xml:space="preserve">of</w:t>
+      </w:r>
+      <w:r>
+        <w:t xml:space="preserve"> </w:t>
+      </w:r>
+      <w:r>
+        <w:t xml:space="preserve">an</w:t>
+      </w:r>
+      <w:r>
+        <w:t xml:space="preserve"> </w:t>
+      </w:r>
+      <w:r>
+        <w:t xml:space="preserve">antecedent</w:t>
+      </w:r>
+      <w:r>
+        <w:t xml:space="preserve"> </w:t>
+      </w:r>
+      <w:r>
+        <w:t xml:space="preserve">debt</w:t>
+      </w:r>
+      <w:r>
+        <w:t xml:space="preserve"> </w:t>
+      </w:r>
+      <w:r>
+        <w:t xml:space="preserve">owed</w:t>
+      </w:r>
+      <w:r>
+        <w:t xml:space="preserve"> </w:t>
+      </w:r>
+      <w:r>
+        <w:t xml:space="preserve">by</w:t>
+      </w:r>
+      <w:r>
+        <w:t xml:space="preserve"> </w:t>
+      </w:r>
+      <w:r>
+        <w:t xml:space="preserve">Plaintiffs</w:t>
+      </w:r>
+      <w:r>
+        <w:t xml:space="preserve"> </w:t>
+      </w:r>
+      <w:r>
+        <w:t xml:space="preserve">before</w:t>
+      </w:r>
+      <w:r>
+        <w:t xml:space="preserve"> </w:t>
+      </w:r>
+      <w:r>
+        <w:t xml:space="preserve">the</w:t>
+      </w:r>
+      <w:r>
+        <w:t xml:space="preserve"> </w:t>
+      </w:r>
+      <w:r>
+        <w:t xml:space="preserve">Transfers</w:t>
+      </w:r>
+      <w:r>
+        <w:t xml:space="preserve"> </w:t>
+      </w:r>
+      <w:r>
+        <w:t xml:space="preserve">were</w:t>
+      </w:r>
+      <w:r>
+        <w:t xml:space="preserve"> </w:t>
+      </w:r>
+      <w:r>
+        <w:t xml:space="preserve">made.</w:t>
       </w:r>
     </w:p>
     <w:p>
       <w:pPr>
-        <w:pStyle w:val="Numbered"/>
+        <w:tabs>
+          <w:tab w:val="left" w:pos="1440"/>
+        </w:tabs>
+        <w:spacing w:before="0" w:after="0" w:line="552" w:lineRule="exact"/>
+        <w:ind w:left="0" w:firstLine="720"/>
+        <w:jc w:val="left"/>
       </w:pPr>
       <w:r>
         <w:t xml:space="preserve">14.</w:t>
@@ -439,12 +2552,119 @@
         <w:tab/>
       </w:r>
       <w:r>
-        <w:t xml:space="preserve">The Transfers where made within the applicable 90 day time period set forth in 11 U.S.C. § 547(b)(4).</w:t>
+        <w:t xml:space="preserve">The</w:t>
+      </w:r>
+      <w:r>
+        <w:t xml:space="preserve"> </w:t>
+      </w:r>
+      <w:r>
+        <w:t xml:space="preserve">Transfers</w:t>
+      </w:r>
+      <w:r>
+        <w:t xml:space="preserve"> </w:t>
+      </w:r>
+      <w:r>
+        <w:t xml:space="preserve">where</w:t>
+      </w:r>
+      <w:r>
+        <w:t xml:space="preserve"> </w:t>
+      </w:r>
+      <w:r>
+        <w:t xml:space="preserve">made</w:t>
+      </w:r>
+      <w:r>
+        <w:t xml:space="preserve"> </w:t>
+      </w:r>
+      <w:r>
+        <w:t xml:space="preserve">within</w:t>
+      </w:r>
+      <w:r>
+        <w:t xml:space="preserve"> </w:t>
+      </w:r>
+      <w:r>
+        <w:t xml:space="preserve">the</w:t>
+      </w:r>
+      <w:r>
+        <w:t xml:space="preserve"> </w:t>
+      </w:r>
+      <w:r>
+        <w:t xml:space="preserve">applicable</w:t>
+      </w:r>
+      <w:r>
+        <w:t xml:space="preserve"> </w:t>
+      </w:r>
+      <w:r>
+        <w:t xml:space="preserve">90</w:t>
+      </w:r>
+      <w:r>
+        <w:t xml:space="preserve"> </w:t>
+      </w:r>
+      <w:r>
+        <w:t xml:space="preserve">day</w:t>
+      </w:r>
+      <w:r>
+        <w:t xml:space="preserve"> </w:t>
+      </w:r>
+      <w:r>
+        <w:t xml:space="preserve">time</w:t>
+      </w:r>
+      <w:r>
+        <w:t xml:space="preserve"> </w:t>
+      </w:r>
+      <w:r>
+        <w:t xml:space="preserve">period</w:t>
+      </w:r>
+      <w:r>
+        <w:t xml:space="preserve"> </w:t>
+      </w:r>
+      <w:r>
+        <w:t xml:space="preserve">set</w:t>
+      </w:r>
+      <w:r>
+        <w:t xml:space="preserve"> </w:t>
+      </w:r>
+      <w:r>
+        <w:t xml:space="preserve">forth</w:t>
+      </w:r>
+      <w:r>
+        <w:t xml:space="preserve"> </w:t>
+      </w:r>
+      <w:r>
+        <w:t xml:space="preserve">in</w:t>
+      </w:r>
+      <w:r>
+        <w:t xml:space="preserve"> </w:t>
+      </w:r>
+      <w:r>
+        <w:t xml:space="preserve">11</w:t>
+      </w:r>
+      <w:r>
+        <w:t xml:space="preserve"> </w:t>
+      </w:r>
+      <w:r>
+        <w:t xml:space="preserve">U.S.C.</w:t>
+      </w:r>
+      <w:r>
+        <w:t xml:space="preserve"> </w:t>
+      </w:r>
+      <w:r>
+        <w:t xml:space="preserve">§</w:t>
+      </w:r>
+      <w:r>
+        <w:t xml:space="preserve"> </w:t>
+      </w:r>
+      <w:r>
+        <w:t xml:space="preserve">547(b)⁠(4).</w:t>
       </w:r>
     </w:p>
     <w:p>
       <w:pPr>
-        <w:pStyle w:val="Numbered"/>
+        <w:tabs>
+          <w:tab w:val="left" w:pos="1440"/>
+        </w:tabs>
+        <w:spacing w:before="0" w:after="0" w:line="552" w:lineRule="exact"/>
+        <w:ind w:left="0" w:firstLine="720"/>
+        <w:jc w:val="left"/>
       </w:pPr>
       <w:r>
         <w:t xml:space="preserve">15.</w:t>
@@ -453,12 +2673,125 @@
         <w:tab/>
       </w:r>
       <w:r>
-        <w:t xml:space="preserve">The Plaintiffs are presumed to be insolvent at the time of the Transfers pursuant to 11 U.S.C. § 547(f).</w:t>
+        <w:t xml:space="preserve">The</w:t>
+      </w:r>
+      <w:r>
+        <w:t xml:space="preserve"> </w:t>
+      </w:r>
+      <w:r>
+        <w:t xml:space="preserve">Plaintiffs</w:t>
+      </w:r>
+      <w:r>
+        <w:t xml:space="preserve"> </w:t>
+      </w:r>
+      <w:r>
+        <w:t xml:space="preserve">are</w:t>
+      </w:r>
+      <w:r>
+        <w:t xml:space="preserve"> </w:t>
+      </w:r>
+      <w:r>
+        <w:t xml:space="preserve">presumed</w:t>
+      </w:r>
+      <w:r>
+        <w:t xml:space="preserve"> </w:t>
+      </w:r>
+      <w:r>
+        <w:t xml:space="preserve">to</w:t>
+      </w:r>
+      <w:r>
+        <w:t xml:space="preserve"> </w:t>
+      </w:r>
+      <w:r>
+        <w:t xml:space="preserve">be</w:t>
+      </w:r>
+      <w:r>
+        <w:t xml:space="preserve"> </w:t>
+      </w:r>
+      <w:r>
+        <w:t xml:space="preserve">insolvent</w:t>
+      </w:r>
+      <w:r>
+        <w:t xml:space="preserve"> </w:t>
+      </w:r>
+      <w:r>
+        <w:t xml:space="preserve">at</w:t>
+      </w:r>
+      <w:r>
+        <w:t xml:space="preserve"> </w:t>
+      </w:r>
+      <w:r>
+        <w:t xml:space="preserve">the</w:t>
+      </w:r>
+      <w:r>
+        <w:t xml:space="preserve"> </w:t>
+      </w:r>
+      <w:r>
+        <w:t xml:space="preserve">time</w:t>
+      </w:r>
+      <w:r>
+        <w:t xml:space="preserve"> </w:t>
+      </w:r>
+      <w:r>
+        <w:t xml:space="preserve">of</w:t>
+      </w:r>
+      <w:r>
+        <w:t xml:space="preserve"> </w:t>
+      </w:r>
+      <w:r>
+        <w:t xml:space="preserve">the</w:t>
+      </w:r>
+      <w:r>
+        <w:t xml:space="preserve"> </w:t>
+      </w:r>
+      <w:r>
+        <w:t xml:space="preserve">Transfers</w:t>
+      </w:r>
+      <w:r>
+        <w:t xml:space="preserve"> </w:t>
+      </w:r>
+      <w:r>
+        <w:t xml:space="preserve">pursuant</w:t>
+      </w:r>
+      <w:r>
+        <w:t xml:space="preserve"> </w:t>
+      </w:r>
+      <w:r>
+        <w:t xml:space="preserve">to</w:t>
+      </w:r>
+      <w:r>
+        <w:t xml:space="preserve"> </w:t>
+      </w:r>
+      <w:r>
+        <w:t xml:space="preserve">11</w:t>
+      </w:r>
+      <w:r>
+        <w:t xml:space="preserve"> </w:t>
+      </w:r>
+      <w:r>
+        <w:t xml:space="preserve">U.S.C.</w:t>
+      </w:r>
+      <w:r>
+        <w:t xml:space="preserve"> </w:t>
+      </w:r>
+      <w:r>
+        <w:t xml:space="preserve">§</w:t>
+      </w:r>
+      <w:r>
+        <w:t xml:space="preserve"> </w:t>
+      </w:r>
+      <w:r>
+        <w:t xml:space="preserve">547(f).</w:t>
       </w:r>
     </w:p>
     <w:p>
       <w:pPr>
-        <w:pStyle w:val="Numbered"/>
+        <w:tabs>
+          <w:tab w:val="left" w:pos="1440"/>
+        </w:tabs>
+        <w:spacing w:before="0" w:after="0" w:line="552" w:lineRule="exact"/>
+        <w:ind w:left="0" w:firstLine="720"/>
+        <w:jc w:val="left"/>
       </w:pPr>
       <w:r>
         <w:t xml:space="preserve">16.</w:t>
@@ -467,12 +2800,59 @@
         <w:tab/>
       </w:r>
       <w:r>
-        <w:t xml:space="preserve">The Transfers where made while Plaintiffs were insolvent.</w:t>
+        <w:t xml:space="preserve">The</w:t>
+      </w:r>
+      <w:r>
+        <w:t xml:space="preserve"> </w:t>
+      </w:r>
+      <w:r>
+        <w:t xml:space="preserve">Transfers</w:t>
+      </w:r>
+      <w:r>
+        <w:t xml:space="preserve"> </w:t>
+      </w:r>
+      <w:r>
+        <w:t xml:space="preserve">where</w:t>
+      </w:r>
+      <w:r>
+        <w:t xml:space="preserve"> </w:t>
+      </w:r>
+      <w:r>
+        <w:t xml:space="preserve">made</w:t>
+      </w:r>
+      <w:r>
+        <w:t xml:space="preserve"> </w:t>
+      </w:r>
+      <w:r>
+        <w:t xml:space="preserve">while</w:t>
+      </w:r>
+      <w:r>
+        <w:t xml:space="preserve"> </w:t>
+      </w:r>
+      <w:r>
+        <w:t xml:space="preserve">Plaintiffs</w:t>
+      </w:r>
+      <w:r>
+        <w:t xml:space="preserve"> </w:t>
+      </w:r>
+      <w:r>
+        <w:t xml:space="preserve">were</w:t>
+      </w:r>
+      <w:r>
+        <w:t xml:space="preserve"> </w:t>
+      </w:r>
+      <w:r>
+        <w:t xml:space="preserve">insolvent.</w:t>
       </w:r>
     </w:p>
     <w:p>
       <w:pPr>
-        <w:pStyle w:val="Numbered"/>
+        <w:tabs>
+          <w:tab w:val="left" w:pos="1440"/>
+        </w:tabs>
+        <w:spacing w:before="0" w:after="0" w:line="552" w:lineRule="exact"/>
+        <w:ind w:left="0" w:firstLine="720"/>
+        <w:jc w:val="left"/>
       </w:pPr>
       <w:r>
         <w:t xml:space="preserve">17.</w:t>
@@ -481,12 +2861,341 @@
         <w:tab/>
       </w:r>
       <w:r>
-        <w:t xml:space="preserve">The Transfers enabled the Defendant to receive more than the Defendant would have received if: (a) the Transfers had not been made; (b) the bankruptcy case was administered under chapter 7 of the Bankruptcy Code; and (c) the Defendant received payment of its debt to the extent provided by the provisions of the Bankruptcy Code.</w:t>
+        <w:t xml:space="preserve">The</w:t>
+      </w:r>
+      <w:r>
+        <w:t xml:space="preserve"> </w:t>
+      </w:r>
+      <w:r>
+        <w:t xml:space="preserve">Transfers</w:t>
+      </w:r>
+      <w:r>
+        <w:t xml:space="preserve"> </w:t>
+      </w:r>
+      <w:r>
+        <w:t xml:space="preserve">enabled</w:t>
+      </w:r>
+      <w:r>
+        <w:t xml:space="preserve"> </w:t>
+      </w:r>
+      <w:r>
+        <w:t xml:space="preserve">the</w:t>
+      </w:r>
+      <w:r>
+        <w:t xml:space="preserve"> </w:t>
+      </w:r>
+      <w:r>
+        <w:t xml:space="preserve">Defendant</w:t>
+      </w:r>
+      <w:r>
+        <w:t xml:space="preserve"> </w:t>
+      </w:r>
+      <w:r>
+        <w:t xml:space="preserve">to</w:t>
+      </w:r>
+      <w:r>
+        <w:t xml:space="preserve"> </w:t>
+      </w:r>
+      <w:r>
+        <w:t xml:space="preserve">receive</w:t>
+      </w:r>
+      <w:r>
+        <w:t xml:space="preserve"> </w:t>
+      </w:r>
+      <w:r>
+        <w:t xml:space="preserve">more</w:t>
+      </w:r>
+      <w:r>
+        <w:t xml:space="preserve"> </w:t>
+      </w:r>
+      <w:r>
+        <w:t xml:space="preserve">than</w:t>
+      </w:r>
+      <w:r>
+        <w:t xml:space="preserve"> </w:t>
+      </w:r>
+      <w:r>
+        <w:t xml:space="preserve">the</w:t>
+      </w:r>
+      <w:r>
+        <w:t xml:space="preserve"> </w:t>
+      </w:r>
+      <w:r>
+        <w:t xml:space="preserve">Defendant</w:t>
+      </w:r>
+      <w:r>
+        <w:t xml:space="preserve"> </w:t>
+      </w:r>
+      <w:r>
+        <w:t xml:space="preserve">would</w:t>
+      </w:r>
+      <w:r>
+        <w:t xml:space="preserve"> </w:t>
+      </w:r>
+      <w:r>
+        <w:t xml:space="preserve">have</w:t>
+      </w:r>
+      <w:r>
+        <w:t xml:space="preserve"> </w:t>
+      </w:r>
+      <w:r>
+        <w:t xml:space="preserve">received</w:t>
+      </w:r>
+      <w:r>
+        <w:t xml:space="preserve"> </w:t>
+      </w:r>
+      <w:r>
+        <w:t xml:space="preserve">if:</w:t>
+      </w:r>
+      <w:r>
+        <w:t xml:space="preserve"> </w:t>
+      </w:r>
+      <w:r>
+        <w:t xml:space="preserve">(a)</w:t>
+      </w:r>
+      <w:r>
+        <w:t xml:space="preserve"> </w:t>
+      </w:r>
+      <w:r>
+        <w:t xml:space="preserve">the</w:t>
+      </w:r>
+      <w:r>
+        <w:t xml:space="preserve"> </w:t>
+      </w:r>
+      <w:r>
+        <w:t xml:space="preserve">Transfers</w:t>
+      </w:r>
+      <w:r>
+        <w:t xml:space="preserve"> </w:t>
+      </w:r>
+      <w:r>
+        <w:t xml:space="preserve">had</w:t>
+      </w:r>
+      <w:r>
+        <w:t xml:space="preserve"> </w:t>
+      </w:r>
+      <w:r>
+        <w:t xml:space="preserve">not</w:t>
+      </w:r>
+      <w:r>
+        <w:t xml:space="preserve"> </w:t>
+      </w:r>
+      <w:r>
+        <w:t xml:space="preserve">been</w:t>
+      </w:r>
+      <w:r>
+        <w:t xml:space="preserve"> </w:t>
+      </w:r>
+      <w:r>
+        <w:t xml:space="preserve">made;</w:t>
+      </w:r>
+      <w:r>
+        <w:t xml:space="preserve"> </w:t>
+      </w:r>
+      <w:r>
+        <w:t xml:space="preserve">(b)</w:t>
+      </w:r>
+      <w:r>
+        <w:t xml:space="preserve"> </w:t>
+      </w:r>
+      <w:r>
+        <w:t xml:space="preserve">the</w:t>
+      </w:r>
+      <w:r>
+        <w:t xml:space="preserve"> </w:t>
+      </w:r>
+      <w:r>
+        <w:t xml:space="preserve">bankruptcy</w:t>
+      </w:r>
+      <w:r>
+        <w:t xml:space="preserve"> </w:t>
+      </w:r>
+      <w:r>
+        <w:t xml:space="preserve">case</w:t>
+      </w:r>
+      <w:r>
+        <w:t xml:space="preserve"> </w:t>
+      </w:r>
+      <w:r>
+        <w:t xml:space="preserve">was</w:t>
+      </w:r>
+      <w:r>
+        <w:t xml:space="preserve"> </w:t>
+      </w:r>
+      <w:r>
+        <w:t xml:space="preserve">administered</w:t>
+      </w:r>
+      <w:r>
+        <w:t xml:space="preserve"> </w:t>
+      </w:r>
+      <w:r>
+        <w:t xml:space="preserve">under</w:t>
+      </w:r>
+      <w:r>
+        <w:t xml:space="preserve"> </w:t>
+      </w:r>
+      <w:r>
+        <w:t xml:space="preserve">chapter</w:t>
+      </w:r>
+      <w:r>
+        <w:t xml:space="preserve"> </w:t>
+      </w:r>
+      <w:r>
+        <w:t xml:space="preserve">7</w:t>
+      </w:r>
+      <w:r>
+        <w:t xml:space="preserve"> </w:t>
+      </w:r>
+      <w:r>
+        <w:t xml:space="preserve">of</w:t>
+      </w:r>
+      <w:r>
+        <w:t xml:space="preserve"> </w:t>
+      </w:r>
+      <w:r>
+        <w:t xml:space="preserve">the</w:t>
+      </w:r>
+      <w:r>
+        <w:t xml:space="preserve"> </w:t>
+      </w:r>
+      <w:r>
+        <w:t xml:space="preserve">Bankruptcy</w:t>
+      </w:r>
+      <w:r>
+        <w:t xml:space="preserve"> </w:t>
+      </w:r>
+      <w:r>
+        <w:t xml:space="preserve">Code;</w:t>
+      </w:r>
+      <w:r>
+        <w:t xml:space="preserve"> </w:t>
+      </w:r>
+      <w:r>
+        <w:t xml:space="preserve">and</w:t>
+      </w:r>
+      <w:r>
+        <w:t xml:space="preserve"> </w:t>
+      </w:r>
+      <w:r>
+        <w:t xml:space="preserve">(c)</w:t>
+      </w:r>
+      <w:r>
+        <w:t xml:space="preserve"> </w:t>
+      </w:r>
+      <w:r>
+        <w:t xml:space="preserve">the</w:t>
+      </w:r>
+      <w:r>
+        <w:t xml:space="preserve"> </w:t>
+      </w:r>
+      <w:r>
+        <w:t xml:space="preserve">Defendant</w:t>
+      </w:r>
+      <w:r>
+        <w:t xml:space="preserve"> </w:t>
+      </w:r>
+      <w:r>
+        <w:t xml:space="preserve">received</w:t>
+      </w:r>
+      <w:r>
+        <w:t xml:space="preserve"> </w:t>
+      </w:r>
+      <w:r>
+        <w:t xml:space="preserve">payment</w:t>
+      </w:r>
+      <w:r>
+        <w:t xml:space="preserve"> </w:t>
+      </w:r>
+      <w:r>
+        <w:t xml:space="preserve">of</w:t>
+      </w:r>
+      <w:r>
+        <w:t xml:space="preserve"> </w:t>
+      </w:r>
+      <w:r>
+        <w:t xml:space="preserve">its</w:t>
+      </w:r>
+      <w:r>
+        <w:t xml:space="preserve"> </w:t>
+      </w:r>
+      <w:r>
+        <w:t xml:space="preserve">debt</w:t>
+      </w:r>
+      <w:r>
+        <w:t xml:space="preserve"> </w:t>
+      </w:r>
+      <w:r>
+        <w:t xml:space="preserve">to</w:t>
+      </w:r>
+      <w:r>
+        <w:t xml:space="preserve"> </w:t>
+      </w:r>
+      <w:r>
+        <w:t xml:space="preserve">the</w:t>
+      </w:r>
+      <w:r>
+        <w:t xml:space="preserve"> </w:t>
+      </w:r>
+      <w:r>
+        <w:t xml:space="preserve">extent</w:t>
+      </w:r>
+      <w:r>
+        <w:t xml:space="preserve"> </w:t>
+      </w:r>
+      <w:r>
+        <w:t xml:space="preserve">provided</w:t>
+      </w:r>
+      <w:r>
+        <w:t xml:space="preserve"> </w:t>
+      </w:r>
+      <w:r>
+        <w:t xml:space="preserve">by</w:t>
+      </w:r>
+      <w:r>
+        <w:t xml:space="preserve"> </w:t>
+      </w:r>
+      <w:r>
+        <w:t xml:space="preserve">the</w:t>
+      </w:r>
+      <w:r>
+        <w:t xml:space="preserve"> </w:t>
+      </w:r>
+      <w:r>
+        <w:t xml:space="preserve">provisions</w:t>
+      </w:r>
+      <w:r>
+        <w:t xml:space="preserve"> </w:t>
+      </w:r>
+      <w:r>
+        <w:t xml:space="preserve">of</w:t>
+      </w:r>
+      <w:r>
+        <w:t xml:space="preserve"> </w:t>
+      </w:r>
+      <w:r>
+        <w:t xml:space="preserve">the</w:t>
+      </w:r>
+      <w:r>
+        <w:t xml:space="preserve"> </w:t>
+      </w:r>
+      <w:r>
+        <w:t xml:space="preserve">Bankruptcy</w:t>
+      </w:r>
+      <w:r>
+        <w:t xml:space="preserve"> </w:t>
+      </w:r>
+      <w:r>
+        <w:t xml:space="preserve">Code.</w:t>
       </w:r>
     </w:p>
     <w:p>
       <w:pPr>
-        <w:pStyle w:val="Numbered"/>
+        <w:tabs>
+          <w:tab w:val="left" w:pos="1440"/>
+        </w:tabs>
+        <w:spacing w:before="0" w:after="0" w:line="552" w:lineRule="exact"/>
+        <w:ind w:left="0" w:firstLine="720"/>
+        <w:jc w:val="left"/>
       </w:pPr>
       <w:r>
         <w:t xml:space="preserve">18.</w:t>
@@ -495,32 +3204,265 @@
         <w:tab/>
       </w:r>
       <w:r>
-        <w:t xml:space="preserve">As a result of the foregoing, the Transfers are avoidable pursuant to 11 U.S.C. §§ 547 and 550.</w:t>
+        <w:t xml:space="preserve">As</w:t>
+      </w:r>
+      <w:r>
+        <w:t xml:space="preserve"> </w:t>
+      </w:r>
+      <w:r>
+        <w:t xml:space="preserve">a</w:t>
+      </w:r>
+      <w:r>
+        <w:t xml:space="preserve"> </w:t>
+      </w:r>
+      <w:r>
+        <w:t xml:space="preserve">result</w:t>
+      </w:r>
+      <w:r>
+        <w:t xml:space="preserve"> </w:t>
+      </w:r>
+      <w:r>
+        <w:t xml:space="preserve">of</w:t>
+      </w:r>
+      <w:r>
+        <w:t xml:space="preserve"> </w:t>
+      </w:r>
+      <w:r>
+        <w:t xml:space="preserve">the</w:t>
+      </w:r>
+      <w:r>
+        <w:t xml:space="preserve"> </w:t>
+      </w:r>
+      <w:r>
+        <w:t xml:space="preserve">foregoing,</w:t>
+      </w:r>
+      <w:r>
+        <w:t xml:space="preserve"> </w:t>
+      </w:r>
+      <w:r>
+        <w:t xml:space="preserve">the</w:t>
+      </w:r>
+      <w:r>
+        <w:t xml:space="preserve"> </w:t>
+      </w:r>
+      <w:r>
+        <w:t xml:space="preserve">Transfers</w:t>
+      </w:r>
+      <w:r>
+        <w:t xml:space="preserve"> </w:t>
+      </w:r>
+      <w:r>
+        <w:t xml:space="preserve">are</w:t>
+      </w:r>
+      <w:r>
+        <w:t xml:space="preserve"> </w:t>
+      </w:r>
+      <w:r>
+        <w:t xml:space="preserve">avoidable</w:t>
+      </w:r>
+      <w:r>
+        <w:t xml:space="preserve"> </w:t>
+      </w:r>
+      <w:r>
+        <w:t xml:space="preserve">pursuant</w:t>
+      </w:r>
+      <w:r>
+        <w:t xml:space="preserve"> </w:t>
+      </w:r>
+      <w:r>
+        <w:t xml:space="preserve">to</w:t>
+      </w:r>
+      <w:r>
+        <w:t xml:space="preserve"> </w:t>
+      </w:r>
+      <w:r>
+        <w:t xml:space="preserve">11</w:t>
+      </w:r>
+      <w:r>
+        <w:t xml:space="preserve"> </w:t>
+      </w:r>
+      <w:r>
+        <w:t xml:space="preserve">U.S.C.</w:t>
+      </w:r>
+      <w:r>
+        <w:t xml:space="preserve"> </w:t>
+      </w:r>
+      <w:r>
+        <w:t xml:space="preserve">§§</w:t>
+      </w:r>
+      <w:r>
+        <w:t xml:space="preserve"> </w:t>
+      </w:r>
+      <w:r>
+        <w:t xml:space="preserve">547</w:t>
+      </w:r>
+      <w:r>
+        <w:t xml:space="preserve"> </w:t>
+      </w:r>
+      <w:r>
+        <w:t xml:space="preserve">and</w:t>
+      </w:r>
+      <w:r>
+        <w:t xml:space="preserve"> </w:t>
+      </w:r>
+      <w:r>
+        <w:t xml:space="preserve">550.</w:t>
       </w:r>
     </w:p>
     <w:p>
       <w:pPr>
         <w:pStyle w:val="Heading1"/>
+        <w:keepNext/>
+        <w:keepLines/>
+        <w:spacing w:before="276" w:after="276" w:line="276" w:lineRule="exact"/>
+        <w:ind w:left="0" w:firstLine="0"/>
+        <w:jc w:val="center"/>
       </w:pPr>
-      <w:bookmarkStart w:id="13" w:name="_111e050be4162d411761924b126e897a1cf108c"/>
-      <w:r>
-        <w:t xml:space="preserve">COUNT II</w:t>
-      </w:r>
-      <w:bookmarkEnd w:id="13"/>
+      <w:r>
+        <w:rPr>
+          <w:b/>
+          <w:bCs/>
+        </w:rPr>
+        <w:t xml:space="preserve">COUNT</w:t>
+      </w:r>
+      <w:r>
+        <w:rPr>
+          <w:b/>
+          <w:bCs/>
+        </w:rPr>
+        <w:t xml:space="preserve"> </w:t>
+      </w:r>
+      <w:r>
+        <w:rPr>
+          <w:b/>
+          <w:bCs/>
+        </w:rPr>
+        <w:t xml:space="preserve">II</w:t>
+      </w:r>
     </w:p>
     <w:p>
       <w:pPr>
         <w:pStyle w:val="Heading2"/>
+        <w:keepNext/>
+        <w:keepLines/>
+        <w:spacing w:before="276" w:after="276" w:line="276" w:lineRule="exact"/>
+        <w:ind w:left="0" w:firstLine="0"/>
+        <w:jc w:val="center"/>
       </w:pPr>
-      <w:bookmarkStart w:id="14" w:name="_fc2b9c1ad22a2bc5552c2ed92d27b5175c39498"/>
-      <w:r>
-        <w:t xml:space="preserve">FRAUDULENT TRANSFER (11 U.S.C. §§ 548 and 550)</w:t>
-      </w:r>
-      <w:bookmarkEnd w:id="14"/>
+      <w:r>
+        <w:rPr>
+          <w:b/>
+          <w:bCs/>
+        </w:rPr>
+        <w:t xml:space="preserve">FRAUDULENT</w:t>
+      </w:r>
+      <w:r>
+        <w:rPr>
+          <w:b/>
+          <w:bCs/>
+        </w:rPr>
+        <w:t xml:space="preserve"> </w:t>
+      </w:r>
+      <w:r>
+        <w:rPr>
+          <w:b/>
+          <w:bCs/>
+        </w:rPr>
+        <w:t xml:space="preserve">TRANSFER</w:t>
+      </w:r>
+      <w:r>
+        <w:rPr>
+          <w:b/>
+          <w:bCs/>
+        </w:rPr>
+        <w:t xml:space="preserve"> </w:t>
+      </w:r>
+      <w:r>
+        <w:rPr>
+          <w:b/>
+          <w:bCs/>
+        </w:rPr>
+        <w:t xml:space="preserve">(11</w:t>
+      </w:r>
+      <w:r>
+        <w:rPr>
+          <w:b/>
+          <w:bCs/>
+        </w:rPr>
+        <w:t xml:space="preserve"> </w:t>
+      </w:r>
+      <w:r>
+        <w:rPr>
+          <w:b/>
+          <w:bCs/>
+        </w:rPr>
+        <w:t xml:space="preserve">U.S.C.</w:t>
+      </w:r>
+      <w:r>
+        <w:rPr>
+          <w:b/>
+          <w:bCs/>
+        </w:rPr>
+        <w:t xml:space="preserve"> </w:t>
+      </w:r>
+      <w:r>
+        <w:rPr>
+          <w:b/>
+          <w:bCs/>
+        </w:rPr>
+        <w:t xml:space="preserve">§§</w:t>
+      </w:r>
+      <w:r>
+        <w:rPr>
+          <w:b/>
+          <w:bCs/>
+        </w:rPr>
+        <w:t xml:space="preserve"> </w:t>
+      </w:r>
+      <w:r>
+        <w:rPr>
+          <w:b/>
+          <w:bCs/>
+        </w:rPr>
+        <w:t xml:space="preserve">548</w:t>
+      </w:r>
+      <w:r>
+        <w:rPr>
+          <w:b/>
+          <w:bCs/>
+        </w:rPr>
+        <w:t xml:space="preserve"> </w:t>
+      </w:r>
+      <w:r>
+        <w:rPr>
+          <w:b/>
+          <w:bCs/>
+        </w:rPr>
+        <w:t xml:space="preserve">and</w:t>
+      </w:r>
+      <w:r>
+        <w:rPr>
+          <w:b/>
+          <w:bCs/>
+        </w:rPr>
+        <w:t xml:space="preserve"> </w:t>
+      </w:r>
+      <w:r>
+        <w:rPr>
+          <w:b/>
+          <w:bCs/>
+        </w:rPr>
+        <w:t xml:space="preserve">550)</w:t>
+      </w:r>
     </w:p>
     <w:p>
       <w:pPr>
-        <w:pStyle w:val="Numbered"/>
+        <w:tabs>
+          <w:tab w:val="left" w:pos="1440"/>
+        </w:tabs>
+        <w:spacing w:before="0" w:after="0" w:line="552" w:lineRule="exact"/>
+        <w:ind w:left="0" w:firstLine="720"/>
+        <w:jc w:val="left"/>
       </w:pPr>
       <w:r>
         <w:t xml:space="preserve">19.</w:t>
@@ -529,12 +3471,71 @@
         <w:tab/>
       </w:r>
       <w:r>
-        <w:t xml:space="preserve">The Plaintiffs incorporate the foregoing as if fully stated herein.</w:t>
+        <w:t xml:space="preserve">The</w:t>
+      </w:r>
+      <w:r>
+        <w:t xml:space="preserve"> </w:t>
+      </w:r>
+      <w:r>
+        <w:t xml:space="preserve">Plaintiffs</w:t>
+      </w:r>
+      <w:r>
+        <w:t xml:space="preserve"> </w:t>
+      </w:r>
+      <w:r>
+        <w:t xml:space="preserve">incorporate</w:t>
+      </w:r>
+      <w:r>
+        <w:t xml:space="preserve"> </w:t>
+      </w:r>
+      <w:r>
+        <w:t xml:space="preserve">the</w:t>
+      </w:r>
+      <w:r>
+        <w:t xml:space="preserve"> </w:t>
+      </w:r>
+      <w:r>
+        <w:t xml:space="preserve">foregoing</w:t>
+      </w:r>
+      <w:r>
+        <w:t xml:space="preserve"> </w:t>
+      </w:r>
+      <w:r>
+        <w:t xml:space="preserve">as</w:t>
+      </w:r>
+      <w:r>
+        <w:t xml:space="preserve"> </w:t>
+      </w:r>
+      <w:r>
+        <w:t xml:space="preserve">if</w:t>
+      </w:r>
+      <w:r>
+        <w:t xml:space="preserve"> </w:t>
+      </w:r>
+      <w:r>
+        <w:t xml:space="preserve">fully</w:t>
+      </w:r>
+      <w:r>
+        <w:t xml:space="preserve"> </w:t>
+      </w:r>
+      <w:r>
+        <w:t xml:space="preserve">stated</w:t>
+      </w:r>
+      <w:r>
+        <w:t xml:space="preserve"> </w:t>
+      </w:r>
+      <w:r>
+        <w:t xml:space="preserve">herein.</w:t>
       </w:r>
     </w:p>
     <w:p>
       <w:pPr>
-        <w:pStyle w:val="Numbered"/>
+        <w:tabs>
+          <w:tab w:val="left" w:pos="1440"/>
+        </w:tabs>
+        <w:spacing w:before="0" w:after="0" w:line="552" w:lineRule="exact"/>
+        <w:ind w:left="0" w:firstLine="720"/>
+        <w:jc w:val="left"/>
       </w:pPr>
       <w:r>
         <w:t xml:space="preserve">20.</w:t>
@@ -543,12 +3544,203 @@
         <w:tab/>
       </w:r>
       <w:r>
-        <w:t xml:space="preserve">To the extent the Transfers were not made for or on account of an antecedent debt owed to Defendant, the Plaintiffs received less than reasonably equivalent value in exchange for the Transfers.</w:t>
+        <w:t xml:space="preserve">To</w:t>
+      </w:r>
+      <w:r>
+        <w:t xml:space="preserve"> </w:t>
+      </w:r>
+      <w:r>
+        <w:t xml:space="preserve">the</w:t>
+      </w:r>
+      <w:r>
+        <w:t xml:space="preserve"> </w:t>
+      </w:r>
+      <w:r>
+        <w:t xml:space="preserve">extent</w:t>
+      </w:r>
+      <w:r>
+        <w:t xml:space="preserve"> </w:t>
+      </w:r>
+      <w:r>
+        <w:t xml:space="preserve">the</w:t>
+      </w:r>
+      <w:r>
+        <w:t xml:space="preserve"> </w:t>
+      </w:r>
+      <w:r>
+        <w:t xml:space="preserve">Transfers</w:t>
+      </w:r>
+      <w:r>
+        <w:t xml:space="preserve"> </w:t>
+      </w:r>
+      <w:r>
+        <w:t xml:space="preserve">were</w:t>
+      </w:r>
+      <w:r>
+        <w:t xml:space="preserve"> </w:t>
+      </w:r>
+      <w:r>
+        <w:t xml:space="preserve">not</w:t>
+      </w:r>
+      <w:r>
+        <w:t xml:space="preserve"> </w:t>
+      </w:r>
+      <w:r>
+        <w:t xml:space="preserve">made</w:t>
+      </w:r>
+      <w:r>
+        <w:t xml:space="preserve"> </w:t>
+      </w:r>
+      <w:r>
+        <w:t xml:space="preserve">for</w:t>
+      </w:r>
+      <w:r>
+        <w:t xml:space="preserve"> </w:t>
+      </w:r>
+      <w:r>
+        <w:t xml:space="preserve">or</w:t>
+      </w:r>
+      <w:r>
+        <w:t xml:space="preserve"> </w:t>
+      </w:r>
+      <w:r>
+        <w:t xml:space="preserve">on</w:t>
+      </w:r>
+      <w:r>
+        <w:t xml:space="preserve"> </w:t>
+      </w:r>
+      <w:r>
+        <w:t xml:space="preserve">account</w:t>
+      </w:r>
+      <w:r>
+        <w:t xml:space="preserve"> </w:t>
+      </w:r>
+      <w:r>
+        <w:t xml:space="preserve">of</w:t>
+      </w:r>
+      <w:r>
+        <w:t xml:space="preserve"> </w:t>
+      </w:r>
+      <w:r>
+        <w:t xml:space="preserve">an</w:t>
+      </w:r>
+      <w:r>
+        <w:t xml:space="preserve"> </w:t>
+      </w:r>
+      <w:r>
+        <w:t xml:space="preserve">antecedent</w:t>
+      </w:r>
+      <w:r>
+        <w:t xml:space="preserve"> </w:t>
+      </w:r>
+      <w:r>
+        <w:t xml:space="preserve">debt</w:t>
+      </w:r>
+      <w:r>
+        <w:t xml:space="preserve"> </w:t>
+      </w:r>
+      <w:r>
+        <w:t xml:space="preserve">owed</w:t>
+      </w:r>
+      <w:r>
+        <w:t xml:space="preserve"> </w:t>
+      </w:r>
+      <w:r>
+        <w:t xml:space="preserve">to</w:t>
+      </w:r>
+      <w:r>
+        <w:t xml:space="preserve"> </w:t>
+      </w:r>
+      <w:r>
+        <w:t xml:space="preserve">Defendant,</w:t>
+      </w:r>
+      <w:r>
+        <w:t xml:space="preserve"> </w:t>
+      </w:r>
+      <w:r>
+        <w:t xml:space="preserve">the</w:t>
+      </w:r>
+      <w:r>
+        <w:t xml:space="preserve"> </w:t>
+      </w:r>
+      <w:r>
+        <w:t xml:space="preserve">Plaintiffs</w:t>
+      </w:r>
+      <w:r>
+        <w:t xml:space="preserve"> </w:t>
+      </w:r>
+      <w:r>
+        <w:t xml:space="preserve">received</w:t>
+      </w:r>
+      <w:r>
+        <w:t xml:space="preserve"> </w:t>
+      </w:r>
+      <w:r>
+        <w:t xml:space="preserve">less</w:t>
+      </w:r>
+      <w:r>
+        <w:t xml:space="preserve"> </w:t>
+      </w:r>
+      <w:r>
+        <w:t xml:space="preserve">than</w:t>
+      </w:r>
+      <w:r>
+        <w:t xml:space="preserve"> </w:t>
+      </w:r>
+      <w:r>
+        <w:t xml:space="preserve">reasonably</w:t>
+      </w:r>
+      <w:r>
+        <w:t xml:space="preserve"> </w:t>
+      </w:r>
+      <w:r>
+        <w:t xml:space="preserve">equivalent</w:t>
+      </w:r>
+      <w:r>
+        <w:t xml:space="preserve"> </w:t>
+      </w:r>
+      <w:r>
+        <w:t xml:space="preserve">value</w:t>
+      </w:r>
+      <w:r>
+        <w:t xml:space="preserve"> </w:t>
+      </w:r>
+      <w:r>
+        <w:t xml:space="preserve">in</w:t>
+      </w:r>
+      <w:r>
+        <w:t xml:space="preserve"> </w:t>
+      </w:r>
+      <w:r>
+        <w:t xml:space="preserve">exchange</w:t>
+      </w:r>
+      <w:r>
+        <w:t xml:space="preserve"> </w:t>
+      </w:r>
+      <w:r>
+        <w:t xml:space="preserve">for</w:t>
+      </w:r>
+      <w:r>
+        <w:t xml:space="preserve"> </w:t>
+      </w:r>
+      <w:r>
+        <w:t xml:space="preserve">the</w:t>
+      </w:r>
+      <w:r>
+        <w:t xml:space="preserve"> </w:t>
+      </w:r>
+      <w:r>
+        <w:t xml:space="preserve">Transfers.</w:t>
       </w:r>
     </w:p>
     <w:p>
       <w:pPr>
-        <w:pStyle w:val="Numbered"/>
+        <w:tabs>
+          <w:tab w:val="left" w:pos="1440"/>
+        </w:tabs>
+        <w:spacing w:before="0" w:after="0" w:line="552" w:lineRule="exact"/>
+        <w:ind w:left="0" w:firstLine="720"/>
+        <w:jc w:val="left"/>
       </w:pPr>
       <w:r>
         <w:t xml:space="preserve">21.</w:t>
@@ -557,12 +3749,125 @@
         <w:tab/>
       </w:r>
       <w:r>
-        <w:t xml:space="preserve">The Transfers were made or incurred while Plaintiffs were insolvent, or became insolvent as a result of the Transfers.</w:t>
+        <w:t xml:space="preserve">The</w:t>
+      </w:r>
+      <w:r>
+        <w:t xml:space="preserve"> </w:t>
+      </w:r>
+      <w:r>
+        <w:t xml:space="preserve">Transfers</w:t>
+      </w:r>
+      <w:r>
+        <w:t xml:space="preserve"> </w:t>
+      </w:r>
+      <w:r>
+        <w:t xml:space="preserve">were</w:t>
+      </w:r>
+      <w:r>
+        <w:t xml:space="preserve"> </w:t>
+      </w:r>
+      <w:r>
+        <w:t xml:space="preserve">made</w:t>
+      </w:r>
+      <w:r>
+        <w:t xml:space="preserve"> </w:t>
+      </w:r>
+      <w:r>
+        <w:t xml:space="preserve">or</w:t>
+      </w:r>
+      <w:r>
+        <w:t xml:space="preserve"> </w:t>
+      </w:r>
+      <w:r>
+        <w:t xml:space="preserve">incurred</w:t>
+      </w:r>
+      <w:r>
+        <w:t xml:space="preserve"> </w:t>
+      </w:r>
+      <w:r>
+        <w:t xml:space="preserve">while</w:t>
+      </w:r>
+      <w:r>
+        <w:t xml:space="preserve"> </w:t>
+      </w:r>
+      <w:r>
+        <w:t xml:space="preserve">Plaintiffs</w:t>
+      </w:r>
+      <w:r>
+        <w:t xml:space="preserve"> </w:t>
+      </w:r>
+      <w:r>
+        <w:t xml:space="preserve">were</w:t>
+      </w:r>
+      <w:r>
+        <w:t xml:space="preserve"> </w:t>
+      </w:r>
+      <w:r>
+        <w:t xml:space="preserve">insolvent,</w:t>
+      </w:r>
+      <w:r>
+        <w:t xml:space="preserve"> </w:t>
+      </w:r>
+      <w:r>
+        <w:t xml:space="preserve">or</w:t>
+      </w:r>
+      <w:r>
+        <w:t xml:space="preserve"> </w:t>
+      </w:r>
+      <w:r>
+        <w:t xml:space="preserve">became</w:t>
+      </w:r>
+      <w:r>
+        <w:t xml:space="preserve"> </w:t>
+      </w:r>
+      <w:r>
+        <w:t xml:space="preserve">insolvent</w:t>
+      </w:r>
+      <w:r>
+        <w:t xml:space="preserve"> </w:t>
+      </w:r>
+      <w:r>
+        <w:t xml:space="preserve">as</w:t>
+      </w:r>
+      <w:r>
+        <w:t xml:space="preserve"> </w:t>
+      </w:r>
+      <w:r>
+        <w:t xml:space="preserve">a</w:t>
+      </w:r>
+      <w:r>
+        <w:t xml:space="preserve"> </w:t>
+      </w:r>
+      <w:r>
+        <w:t xml:space="preserve">result</w:t>
+      </w:r>
+      <w:r>
+        <w:t xml:space="preserve"> </w:t>
+      </w:r>
+      <w:r>
+        <w:t xml:space="preserve">of</w:t>
+      </w:r>
+      <w:r>
+        <w:t xml:space="preserve"> </w:t>
+      </w:r>
+      <w:r>
+        <w:t xml:space="preserve">the</w:t>
+      </w:r>
+      <w:r>
+        <w:t xml:space="preserve"> </w:t>
+      </w:r>
+      <w:r>
+        <w:t xml:space="preserve">Transfers.</w:t>
       </w:r>
     </w:p>
     <w:p>
       <w:pPr>
-        <w:pStyle w:val="Numbered"/>
+        <w:tabs>
+          <w:tab w:val="left" w:pos="1440"/>
+        </w:tabs>
+        <w:spacing w:before="0" w:after="0" w:line="552" w:lineRule="exact"/>
+        <w:ind w:left="0" w:firstLine="720"/>
+        <w:jc w:val="left"/>
       </w:pPr>
       <w:r>
         <w:t xml:space="preserve">22.</w:t>
@@ -571,12 +3876,221 @@
         <w:tab/>
       </w:r>
       <w:r>
-        <w:t xml:space="preserve">The Transfers were made while Plaintiffs were engaged in business or a transaction, or was about to engage in business or a transaction, for which any property remaining of Plaintiffs were an unreasonably small capital.</w:t>
+        <w:t xml:space="preserve">The</w:t>
+      </w:r>
+      <w:r>
+        <w:t xml:space="preserve"> </w:t>
+      </w:r>
+      <w:r>
+        <w:t xml:space="preserve">Transfers</w:t>
+      </w:r>
+      <w:r>
+        <w:t xml:space="preserve"> </w:t>
+      </w:r>
+      <w:r>
+        <w:t xml:space="preserve">were</w:t>
+      </w:r>
+      <w:r>
+        <w:t xml:space="preserve"> </w:t>
+      </w:r>
+      <w:r>
+        <w:t xml:space="preserve">made</w:t>
+      </w:r>
+      <w:r>
+        <w:t xml:space="preserve"> </w:t>
+      </w:r>
+      <w:r>
+        <w:t xml:space="preserve">while</w:t>
+      </w:r>
+      <w:r>
+        <w:t xml:space="preserve"> </w:t>
+      </w:r>
+      <w:r>
+        <w:t xml:space="preserve">Plaintiffs</w:t>
+      </w:r>
+      <w:r>
+        <w:t xml:space="preserve"> </w:t>
+      </w:r>
+      <w:r>
+        <w:t xml:space="preserve">were</w:t>
+      </w:r>
+      <w:r>
+        <w:t xml:space="preserve"> </w:t>
+      </w:r>
+      <w:r>
+        <w:t xml:space="preserve">engaged</w:t>
+      </w:r>
+      <w:r>
+        <w:t xml:space="preserve"> </w:t>
+      </w:r>
+      <w:r>
+        <w:t xml:space="preserve">in</w:t>
+      </w:r>
+      <w:r>
+        <w:t xml:space="preserve"> </w:t>
+      </w:r>
+      <w:r>
+        <w:t xml:space="preserve">business</w:t>
+      </w:r>
+      <w:r>
+        <w:t xml:space="preserve"> </w:t>
+      </w:r>
+      <w:r>
+        <w:t xml:space="preserve">or</w:t>
+      </w:r>
+      <w:r>
+        <w:t xml:space="preserve"> </w:t>
+      </w:r>
+      <w:r>
+        <w:t xml:space="preserve">a</w:t>
+      </w:r>
+      <w:r>
+        <w:t xml:space="preserve"> </w:t>
+      </w:r>
+      <w:r>
+        <w:t xml:space="preserve">transaction,</w:t>
+      </w:r>
+      <w:r>
+        <w:t xml:space="preserve"> </w:t>
+      </w:r>
+      <w:r>
+        <w:t xml:space="preserve">or</w:t>
+      </w:r>
+      <w:r>
+        <w:t xml:space="preserve"> </w:t>
+      </w:r>
+      <w:r>
+        <w:t xml:space="preserve">was</w:t>
+      </w:r>
+      <w:r>
+        <w:t xml:space="preserve"> </w:t>
+      </w:r>
+      <w:r>
+        <w:t xml:space="preserve">about</w:t>
+      </w:r>
+      <w:r>
+        <w:t xml:space="preserve"> </w:t>
+      </w:r>
+      <w:r>
+        <w:t xml:space="preserve">to</w:t>
+      </w:r>
+      <w:r>
+        <w:t xml:space="preserve"> </w:t>
+      </w:r>
+      <w:r>
+        <w:t xml:space="preserve">engage</w:t>
+      </w:r>
+      <w:r>
+        <w:t xml:space="preserve"> </w:t>
+      </w:r>
+      <w:r>
+        <w:t xml:space="preserve">in</w:t>
+      </w:r>
+      <w:r>
+        <w:t xml:space="preserve"> </w:t>
+      </w:r>
+      <w:r>
+        <w:t xml:space="preserve">business</w:t>
+      </w:r>
+      <w:r>
+        <w:t xml:space="preserve"> </w:t>
+      </w:r>
+      <w:r>
+        <w:t xml:space="preserve">or</w:t>
+      </w:r>
+      <w:r>
+        <w:t xml:space="preserve"> </w:t>
+      </w:r>
+      <w:r>
+        <w:t xml:space="preserve">a</w:t>
+      </w:r>
+      <w:r>
+        <w:t xml:space="preserve"> </w:t>
+      </w:r>
+      <w:r>
+        <w:t xml:space="preserve">transaction,</w:t>
+      </w:r>
+      <w:r>
+        <w:t xml:space="preserve"> </w:t>
+      </w:r>
+      <w:r>
+        <w:t xml:space="preserve">for</w:t>
+      </w:r>
+      <w:r>
+        <w:t xml:space="preserve"> </w:t>
+      </w:r>
+      <w:r>
+        <w:t xml:space="preserve">which</w:t>
+      </w:r>
+      <w:r>
+        <w:t xml:space="preserve"> </w:t>
+      </w:r>
+      <w:r>
+        <w:t xml:space="preserve">any</w:t>
+      </w:r>
+      <w:r>
+        <w:t xml:space="preserve"> </w:t>
+      </w:r>
+      <w:r>
+        <w:t xml:space="preserve">property</w:t>
+      </w:r>
+      <w:r>
+        <w:t xml:space="preserve"> </w:t>
+      </w:r>
+      <w:r>
+        <w:t xml:space="preserve">remaining</w:t>
+      </w:r>
+      <w:r>
+        <w:t xml:space="preserve"> </w:t>
+      </w:r>
+      <w:r>
+        <w:t xml:space="preserve">of</w:t>
+      </w:r>
+      <w:r>
+        <w:t xml:space="preserve"> </w:t>
+      </w:r>
+      <w:r>
+        <w:t xml:space="preserve">Plaintiffs</w:t>
+      </w:r>
+      <w:r>
+        <w:t xml:space="preserve"> </w:t>
+      </w:r>
+      <w:r>
+        <w:t xml:space="preserve">were</w:t>
+      </w:r>
+      <w:r>
+        <w:t xml:space="preserve"> </w:t>
+      </w:r>
+      <w:r>
+        <w:t xml:space="preserve">an</w:t>
+      </w:r>
+      <w:r>
+        <w:t xml:space="preserve"> </w:t>
+      </w:r>
+      <w:r>
+        <w:t xml:space="preserve">unreasonably</w:t>
+      </w:r>
+      <w:r>
+        <w:t xml:space="preserve"> </w:t>
+      </w:r>
+      <w:r>
+        <w:t xml:space="preserve">small</w:t>
+      </w:r>
+      <w:r>
+        <w:t xml:space="preserve"> </w:t>
+      </w:r>
+      <w:r>
+        <w:t xml:space="preserve">capital.</w:t>
       </w:r>
     </w:p>
     <w:p>
       <w:pPr>
-        <w:pStyle w:val="Numbered"/>
+        <w:tabs>
+          <w:tab w:val="left" w:pos="1440"/>
+        </w:tabs>
+        <w:spacing w:before="0" w:after="0" w:line="552" w:lineRule="exact"/>
+        <w:ind w:left="0" w:firstLine="720"/>
+        <w:jc w:val="left"/>
       </w:pPr>
       <w:r>
         <w:t xml:space="preserve">23.</w:t>
@@ -585,12 +4099,197 @@
         <w:tab/>
       </w:r>
       <w:r>
-        <w:t xml:space="preserve">The Transfers were made or incurred while Plaintiffs intended to incur, or believed that it would incur, debts that would be beyond the Plaintiffs’ ability to pay as such debts matured.</w:t>
+        <w:t xml:space="preserve">The</w:t>
+      </w:r>
+      <w:r>
+        <w:t xml:space="preserve"> </w:t>
+      </w:r>
+      <w:r>
+        <w:t xml:space="preserve">Transfers</w:t>
+      </w:r>
+      <w:r>
+        <w:t xml:space="preserve"> </w:t>
+      </w:r>
+      <w:r>
+        <w:t xml:space="preserve">were</w:t>
+      </w:r>
+      <w:r>
+        <w:t xml:space="preserve"> </w:t>
+      </w:r>
+      <w:r>
+        <w:t xml:space="preserve">made</w:t>
+      </w:r>
+      <w:r>
+        <w:t xml:space="preserve"> </w:t>
+      </w:r>
+      <w:r>
+        <w:t xml:space="preserve">or</w:t>
+      </w:r>
+      <w:r>
+        <w:t xml:space="preserve"> </w:t>
+      </w:r>
+      <w:r>
+        <w:t xml:space="preserve">incurred</w:t>
+      </w:r>
+      <w:r>
+        <w:t xml:space="preserve"> </w:t>
+      </w:r>
+      <w:r>
+        <w:t xml:space="preserve">while</w:t>
+      </w:r>
+      <w:r>
+        <w:t xml:space="preserve"> </w:t>
+      </w:r>
+      <w:r>
+        <w:t xml:space="preserve">Plaintiffs</w:t>
+      </w:r>
+      <w:r>
+        <w:t xml:space="preserve"> </w:t>
+      </w:r>
+      <w:r>
+        <w:t xml:space="preserve">intended</w:t>
+      </w:r>
+      <w:r>
+        <w:t xml:space="preserve"> </w:t>
+      </w:r>
+      <w:r>
+        <w:t xml:space="preserve">to</w:t>
+      </w:r>
+      <w:r>
+        <w:t xml:space="preserve"> </w:t>
+      </w:r>
+      <w:r>
+        <w:t xml:space="preserve">incur,</w:t>
+      </w:r>
+      <w:r>
+        <w:t xml:space="preserve"> </w:t>
+      </w:r>
+      <w:r>
+        <w:t xml:space="preserve">or</w:t>
+      </w:r>
+      <w:r>
+        <w:t xml:space="preserve"> </w:t>
+      </w:r>
+      <w:r>
+        <w:t xml:space="preserve">believed</w:t>
+      </w:r>
+      <w:r>
+        <w:t xml:space="preserve"> </w:t>
+      </w:r>
+      <w:r>
+        <w:t xml:space="preserve">that</w:t>
+      </w:r>
+      <w:r>
+        <w:t xml:space="preserve"> </w:t>
+      </w:r>
+      <w:r>
+        <w:t xml:space="preserve">it</w:t>
+      </w:r>
+      <w:r>
+        <w:t xml:space="preserve"> </w:t>
+      </w:r>
+      <w:r>
+        <w:t xml:space="preserve">would</w:t>
+      </w:r>
+      <w:r>
+        <w:t xml:space="preserve"> </w:t>
+      </w:r>
+      <w:r>
+        <w:t xml:space="preserve">incur,</w:t>
+      </w:r>
+      <w:r>
+        <w:t xml:space="preserve"> </w:t>
+      </w:r>
+      <w:r>
+        <w:t xml:space="preserve">debts</w:t>
+      </w:r>
+      <w:r>
+        <w:t xml:space="preserve"> </w:t>
+      </w:r>
+      <w:r>
+        <w:t xml:space="preserve">that</w:t>
+      </w:r>
+      <w:r>
+        <w:t xml:space="preserve"> </w:t>
+      </w:r>
+      <w:r>
+        <w:t xml:space="preserve">would</w:t>
+      </w:r>
+      <w:r>
+        <w:t xml:space="preserve"> </w:t>
+      </w:r>
+      <w:r>
+        <w:t xml:space="preserve">be</w:t>
+      </w:r>
+      <w:r>
+        <w:t xml:space="preserve"> </w:t>
+      </w:r>
+      <w:r>
+        <w:t xml:space="preserve">beyond</w:t>
+      </w:r>
+      <w:r>
+        <w:t xml:space="preserve"> </w:t>
+      </w:r>
+      <w:r>
+        <w:t xml:space="preserve">the</w:t>
+      </w:r>
+      <w:r>
+        <w:t xml:space="preserve"> </w:t>
+      </w:r>
+      <w:r>
+        <w:t xml:space="preserve">Plaintiffs’</w:t>
+      </w:r>
+      <w:r>
+        <w:t xml:space="preserve"> </w:t>
+      </w:r>
+      <w:r>
+        <w:t xml:space="preserve">ability</w:t>
+      </w:r>
+      <w:r>
+        <w:t xml:space="preserve"> </w:t>
+      </w:r>
+      <w:r>
+        <w:t xml:space="preserve">to</w:t>
+      </w:r>
+      <w:r>
+        <w:t xml:space="preserve"> </w:t>
+      </w:r>
+      <w:r>
+        <w:t xml:space="preserve">pay</w:t>
+      </w:r>
+      <w:r>
+        <w:t xml:space="preserve"> </w:t>
+      </w:r>
+      <w:r>
+        <w:t xml:space="preserve">as</w:t>
+      </w:r>
+      <w:r>
+        <w:t xml:space="preserve"> </w:t>
+      </w:r>
+      <w:r>
+        <w:t xml:space="preserve">such</w:t>
+      </w:r>
+      <w:r>
+        <w:t xml:space="preserve"> </w:t>
+      </w:r>
+      <w:r>
+        <w:t xml:space="preserve">debts</w:t>
+      </w:r>
+      <w:r>
+        <w:t xml:space="preserve"> </w:t>
+      </w:r>
+      <w:r>
+        <w:t xml:space="preserve">matured.</w:t>
       </w:r>
     </w:p>
     <w:p>
       <w:pPr>
-        <w:pStyle w:val="Numbered"/>
+        <w:tabs>
+          <w:tab w:val="left" w:pos="1440"/>
+        </w:tabs>
+        <w:spacing w:before="0" w:after="0" w:line="552" w:lineRule="exact"/>
+        <w:ind w:left="0" w:firstLine="720"/>
+        <w:jc w:val="left"/>
       </w:pPr>
       <w:r>
         <w:t xml:space="preserve">24.</w:t>
@@ -599,50 +4298,802 @@
         <w:tab/>
       </w:r>
       <w:r>
-        <w:t xml:space="preserve">As a result, the transfers and obligations are avoidable under applicable non-bankruptcy law and pursuant to 11 U.S.C. §§ 548 and 550.</w:t>
+        <w:t xml:space="preserve">As</w:t>
+      </w:r>
+      <w:r>
+        <w:t xml:space="preserve"> </w:t>
+      </w:r>
+      <w:r>
+        <w:t xml:space="preserve">a</w:t>
+      </w:r>
+      <w:r>
+        <w:t xml:space="preserve"> </w:t>
+      </w:r>
+      <w:r>
+        <w:t xml:space="preserve">result,</w:t>
+      </w:r>
+      <w:r>
+        <w:t xml:space="preserve"> </w:t>
+      </w:r>
+      <w:r>
+        <w:t xml:space="preserve">the</w:t>
+      </w:r>
+      <w:r>
+        <w:t xml:space="preserve"> </w:t>
+      </w:r>
+      <w:r>
+        <w:t xml:space="preserve">transfers</w:t>
+      </w:r>
+      <w:r>
+        <w:t xml:space="preserve"> </w:t>
+      </w:r>
+      <w:r>
+        <w:t xml:space="preserve">and</w:t>
+      </w:r>
+      <w:r>
+        <w:t xml:space="preserve"> </w:t>
+      </w:r>
+      <w:r>
+        <w:t xml:space="preserve">obligations</w:t>
+      </w:r>
+      <w:r>
+        <w:t xml:space="preserve"> </w:t>
+      </w:r>
+      <w:r>
+        <w:t xml:space="preserve">are</w:t>
+      </w:r>
+      <w:r>
+        <w:t xml:space="preserve"> </w:t>
+      </w:r>
+      <w:r>
+        <w:t xml:space="preserve">avoidable</w:t>
+      </w:r>
+      <w:r>
+        <w:t xml:space="preserve"> </w:t>
+      </w:r>
+      <w:r>
+        <w:t xml:space="preserve">under</w:t>
+      </w:r>
+      <w:r>
+        <w:t xml:space="preserve"> </w:t>
+      </w:r>
+      <w:r>
+        <w:t xml:space="preserve">applicable</w:t>
+      </w:r>
+      <w:r>
+        <w:t xml:space="preserve"> </w:t>
+      </w:r>
+      <w:r>
+        <w:t xml:space="preserve">non-bankruptcy</w:t>
+      </w:r>
+      <w:r>
+        <w:t xml:space="preserve"> </w:t>
+      </w:r>
+      <w:r>
+        <w:t xml:space="preserve">law</w:t>
+      </w:r>
+      <w:r>
+        <w:t xml:space="preserve"> </w:t>
+      </w:r>
+      <w:r>
+        <w:t xml:space="preserve">and</w:t>
+      </w:r>
+      <w:r>
+        <w:t xml:space="preserve"> </w:t>
+      </w:r>
+      <w:r>
+        <w:t xml:space="preserve">pursuant</w:t>
+      </w:r>
+      <w:r>
+        <w:t xml:space="preserve"> </w:t>
+      </w:r>
+      <w:r>
+        <w:t xml:space="preserve">to</w:t>
+      </w:r>
+      <w:r>
+        <w:t xml:space="preserve"> </w:t>
+      </w:r>
+      <w:r>
+        <w:t xml:space="preserve">11</w:t>
+      </w:r>
+      <w:r>
+        <w:t xml:space="preserve"> </w:t>
+      </w:r>
+      <w:r>
+        <w:t xml:space="preserve">U.S.C.</w:t>
+      </w:r>
+      <w:r>
+        <w:t xml:space="preserve"> </w:t>
+      </w:r>
+      <w:r>
+        <w:t xml:space="preserve">§§</w:t>
+      </w:r>
+      <w:r>
+        <w:t xml:space="preserve"> </w:t>
+      </w:r>
+      <w:r>
+        <w:t xml:space="preserve">548</w:t>
+      </w:r>
+      <w:r>
+        <w:t xml:space="preserve"> </w:t>
+      </w:r>
+      <w:r>
+        <w:t xml:space="preserve">and</w:t>
+      </w:r>
+      <w:r>
+        <w:t xml:space="preserve"> </w:t>
+      </w:r>
+      <w:r>
+        <w:t xml:space="preserve">550.</w:t>
       </w:r>
     </w:p>
     <w:p>
       <w:pPr>
         <w:pStyle w:val="Heading1"/>
+        <w:keepNext/>
+        <w:keepLines/>
+        <w:spacing w:before="276" w:after="276" w:line="276" w:lineRule="exact"/>
+        <w:ind w:left="0" w:firstLine="0"/>
+        <w:jc w:val="center"/>
       </w:pPr>
-      <w:bookmarkStart w:id="15" w:name="_ef66b8fb8023651585f5d55fe5a420ee6f5e8cc"/>
-      <w:r>
-        <w:t xml:space="preserve">PRAYER FOR RELIEF</w:t>
-      </w:r>
-      <w:bookmarkEnd w:id="15"/>
+      <w:r>
+        <w:rPr>
+          <w:b/>
+          <w:bCs/>
+        </w:rPr>
+        <w:t xml:space="preserve">PRAYER</w:t>
+      </w:r>
+      <w:r>
+        <w:rPr>
+          <w:b/>
+          <w:bCs/>
+        </w:rPr>
+        <w:t xml:space="preserve"> </w:t>
+      </w:r>
+      <w:r>
+        <w:rPr>
+          <w:b/>
+          <w:bCs/>
+        </w:rPr>
+        <w:t xml:space="preserve">FOR</w:t>
+      </w:r>
+      <w:r>
+        <w:rPr>
+          <w:b/>
+          <w:bCs/>
+        </w:rPr>
+        <w:t xml:space="preserve"> </w:t>
+      </w:r>
+      <w:r>
+        <w:rPr>
+          <w:b/>
+          <w:bCs/>
+        </w:rPr>
+        <w:t xml:space="preserve">RELIEF</w:t>
+      </w:r>
     </w:p>
     <w:p>
       <w:pPr>
-        <w:pStyle w:val="FirstParagraph"/>
+        <w:spacing w:before="0" w:after="0" w:line="552" w:lineRule="exact"/>
+        <w:ind w:left="0" w:firstLine="720"/>
+        <w:jc w:val="left"/>
       </w:pPr>
       <w:r>
-        <w:t xml:space="preserve">WHEREFORE, Plaintiffs respectfully request that the Court enter judgment in its favor and against Defendant for the relief provided for in sections 547, 548 and 550 of the Bankruptcy Code and all other relief that is just and proper.</w:t>
+        <w:t xml:space="preserve">WHEREFORE,</w:t>
+      </w:r>
+      <w:r>
+        <w:t xml:space="preserve"> </w:t>
+      </w:r>
+      <w:r>
+        <w:t xml:space="preserve">Plaintiffs</w:t>
+      </w:r>
+      <w:r>
+        <w:t xml:space="preserve"> </w:t>
+      </w:r>
+      <w:r>
+        <w:t xml:space="preserve">respectfully</w:t>
+      </w:r>
+      <w:r>
+        <w:t xml:space="preserve"> </w:t>
+      </w:r>
+      <w:r>
+        <w:t xml:space="preserve">request</w:t>
+      </w:r>
+      <w:r>
+        <w:t xml:space="preserve"> </w:t>
+      </w:r>
+      <w:r>
+        <w:t xml:space="preserve">that</w:t>
+      </w:r>
+      <w:r>
+        <w:t xml:space="preserve"> </w:t>
+      </w:r>
+      <w:r>
+        <w:t xml:space="preserve">the</w:t>
+      </w:r>
+      <w:r>
+        <w:t xml:space="preserve"> </w:t>
+      </w:r>
+      <w:r>
+        <w:t xml:space="preserve">Court</w:t>
+      </w:r>
+      <w:r>
+        <w:t xml:space="preserve"> </w:t>
+      </w:r>
+      <w:r>
+        <w:t xml:space="preserve">enter</w:t>
+      </w:r>
+      <w:r>
+        <w:t xml:space="preserve"> </w:t>
+      </w:r>
+      <w:r>
+        <w:t xml:space="preserve">judgment</w:t>
+      </w:r>
+      <w:r>
+        <w:t xml:space="preserve"> </w:t>
+      </w:r>
+      <w:r>
+        <w:t xml:space="preserve">in</w:t>
+      </w:r>
+      <w:r>
+        <w:t xml:space="preserve"> </w:t>
+      </w:r>
+      <w:r>
+        <w:t xml:space="preserve">its</w:t>
+      </w:r>
+      <w:r>
+        <w:t xml:space="preserve"> </w:t>
+      </w:r>
+      <w:r>
+        <w:t xml:space="preserve">favor</w:t>
+      </w:r>
+      <w:r>
+        <w:t xml:space="preserve"> </w:t>
+      </w:r>
+      <w:r>
+        <w:t xml:space="preserve">and</w:t>
+      </w:r>
+      <w:r>
+        <w:t xml:space="preserve"> </w:t>
+      </w:r>
+      <w:r>
+        <w:t xml:space="preserve">against</w:t>
+      </w:r>
+      <w:r>
+        <w:t xml:space="preserve"> </w:t>
+      </w:r>
+      <w:r>
+        <w:t xml:space="preserve">Defendant</w:t>
+      </w:r>
+      <w:r>
+        <w:t xml:space="preserve"> </w:t>
+      </w:r>
+      <w:r>
+        <w:t xml:space="preserve">for</w:t>
+      </w:r>
+      <w:r>
+        <w:t xml:space="preserve"> </w:t>
+      </w:r>
+      <w:r>
+        <w:t xml:space="preserve">the</w:t>
+      </w:r>
+      <w:r>
+        <w:t xml:space="preserve"> </w:t>
+      </w:r>
+      <w:r>
+        <w:t xml:space="preserve">relief</w:t>
+      </w:r>
+      <w:r>
+        <w:t xml:space="preserve"> </w:t>
+      </w:r>
+      <w:r>
+        <w:t xml:space="preserve">provided</w:t>
+      </w:r>
+      <w:r>
+        <w:t xml:space="preserve"> </w:t>
+      </w:r>
+      <w:r>
+        <w:t xml:space="preserve">for</w:t>
+      </w:r>
+      <w:r>
+        <w:t xml:space="preserve"> </w:t>
+      </w:r>
+      <w:r>
+        <w:t xml:space="preserve">in</w:t>
+      </w:r>
+      <w:r>
+        <w:t xml:space="preserve"> </w:t>
+      </w:r>
+      <w:r>
+        <w:t xml:space="preserve">sections</w:t>
+      </w:r>
+      <w:r>
+        <w:t xml:space="preserve"> </w:t>
+      </w:r>
+      <w:r>
+        <w:t xml:space="preserve">547,</w:t>
+      </w:r>
+      <w:r>
+        <w:t xml:space="preserve"> </w:t>
+      </w:r>
+      <w:r>
+        <w:t xml:space="preserve">548</w:t>
+      </w:r>
+      <w:r>
+        <w:t xml:space="preserve"> </w:t>
+      </w:r>
+      <w:r>
+        <w:t xml:space="preserve">and</w:t>
+      </w:r>
+      <w:r>
+        <w:t xml:space="preserve"> </w:t>
+      </w:r>
+      <w:r>
+        <w:t xml:space="preserve">550</w:t>
+      </w:r>
+      <w:r>
+        <w:t xml:space="preserve"> </w:t>
+      </w:r>
+      <w:r>
+        <w:t xml:space="preserve">of</w:t>
+      </w:r>
+      <w:r>
+        <w:t xml:space="preserve"> </w:t>
+      </w:r>
+      <w:r>
+        <w:t xml:space="preserve">the</w:t>
+      </w:r>
+      <w:r>
+        <w:t xml:space="preserve"> </w:t>
+      </w:r>
+      <w:r>
+        <w:t xml:space="preserve">Bankruptcy</w:t>
+      </w:r>
+      <w:r>
+        <w:t xml:space="preserve"> </w:t>
+      </w:r>
+      <w:r>
+        <w:t xml:space="preserve">Code</w:t>
+      </w:r>
+      <w:r>
+        <w:t xml:space="preserve"> </w:t>
+      </w:r>
+      <w:r>
+        <w:t xml:space="preserve">and</w:t>
+      </w:r>
+      <w:r>
+        <w:t xml:space="preserve"> </w:t>
+      </w:r>
+      <w:r>
+        <w:t xml:space="preserve">all</w:t>
+      </w:r>
+      <w:r>
+        <w:t xml:space="preserve"> </w:t>
+      </w:r>
+      <w:r>
+        <w:t xml:space="preserve">other</w:t>
+      </w:r>
+      <w:r>
+        <w:t xml:space="preserve"> </w:t>
+      </w:r>
+      <w:r>
+        <w:t xml:space="preserve">relief</w:t>
+      </w:r>
+      <w:r>
+        <w:t xml:space="preserve"> </w:t>
+      </w:r>
+      <w:r>
+        <w:t xml:space="preserve">that</w:t>
+      </w:r>
+      <w:r>
+        <w:t xml:space="preserve"> </w:t>
+      </w:r>
+      <w:r>
+        <w:t xml:space="preserve">is</w:t>
+      </w:r>
+      <w:r>
+        <w:t xml:space="preserve"> </w:t>
+      </w:r>
+      <w:r>
+        <w:t xml:space="preserve">just</w:t>
+      </w:r>
+      <w:r>
+        <w:t xml:space="preserve"> </w:t>
+      </w:r>
+      <w:r>
+        <w:t xml:space="preserve">and</w:t>
+      </w:r>
+      <w:r>
+        <w:t xml:space="preserve"> </w:t>
+      </w:r>
+      <w:r>
+        <w:t xml:space="preserve">proper.</w:t>
       </w:r>
     </w:p>
     <w:p>
       <w:pPr>
-        <w:pStyle w:val="Single"/>
-        <w:spacing w:before="0" w:after="0" w:line="288" w:lineRule="exact"/>
+        <w:keepNext/>
+        <w:keepLines/>
+        <w:tabs>
+          <w:tab w:val="left" w:pos="4608"/>
+        </w:tabs>
+        <w:spacing w:before="552" w:after="0" w:line="276" w:lineRule="exact"/>
+        <w:ind w:left="0" w:firstLine="0"/>
+        <w:jc w:val="left"/>
       </w:pPr>
+      <w:r>
+        <w:t xml:space="preserve">Dated: </w:t>
+      </w:r>
+      <w:r>
+        <w:t xml:space="preserve">November</w:t>
+      </w:r>
+      <w:r>
+        <w:t xml:space="preserve"> </w:t>
+      </w:r>
+      <w:r>
+        <w:t xml:space="preserve">26,</w:t>
+      </w:r>
+      <w:r>
+        <w:t xml:space="preserve"> </w:t>
+      </w:r>
+      <w:r>
+        <w:t xml:space="preserve">2019</w:t>
+      </w:r>
+      <w:r>
+        <w:tab/>
+      </w:r>
+      <w:r>
+        <w:t xml:space="preserve">Respectfully submitted,</w:t>
+      </w:r>
+    </w:p>
+    <w:p>
+      <w:pPr>
+        <w:keepNext/>
+        <w:keepLines/>
+        <w:spacing w:before="276" w:after="0" w:line="276" w:lineRule="exact"/>
+        <w:ind w:left="4608" w:firstLine="0"/>
+        <w:jc w:val="left"/>
+      </w:pPr>
+      <w:r>
+        <w:rPr>
+          <w:b/>
+          <w:bCs/>
+        </w:rPr>
+        <w:t xml:space="preserve">s/ </w:t>
+      </w:r>
+      <w:r>
+        <w:rPr>
+          <w:b/>
+          <w:bCs/>
+        </w:rPr>
+        <w:t xml:space="preserve">Christopher</w:t>
+      </w:r>
+      <w:r>
+        <w:rPr>
+          <w:b/>
+          <w:bCs/>
+        </w:rPr>
+        <w:t xml:space="preserve"> </w:t>
+      </w:r>
+      <w:r>
+        <w:rPr>
+          <w:b/>
+          <w:bCs/>
+        </w:rPr>
+        <w:t xml:space="preserve">P.</w:t>
+      </w:r>
+      <w:r>
+        <w:rPr>
+          <w:b/>
+          <w:bCs/>
+        </w:rPr>
+        <w:t xml:space="preserve"> </w:t>
+      </w:r>
+      <w:r>
+        <w:rPr>
+          <w:b/>
+          <w:bCs/>
+        </w:rPr>
+        <w:t xml:space="preserve">Schueller</w:t>
+      </w:r>
+    </w:p>
+    <w:p>
+      <w:pPr>
+        <w:keepNext/>
+        <w:keepLines/>
+        <w:spacing w:before="0" w:after="0" w:line="276" w:lineRule="exact"/>
+        <w:ind w:left="4608" w:firstLine="0"/>
+        <w:jc w:val="left"/>
+      </w:pPr>
+      <w:r>
+        <w:t xml:space="preserve">(WV</w:t>
+      </w:r>
+      <w:r>
+        <w:t xml:space="preserve"> </w:t>
+      </w:r>
+      <w:r>
+        <w:t xml:space="preserve">11267)</w:t>
+      </w:r>
+    </w:p>
+    <w:p>
+      <w:pPr>
+        <w:keepNext/>
+        <w:keepLines/>
+        <w:spacing w:before="0" w:after="0" w:line="276" w:lineRule="exact"/>
+        <w:ind w:left="4608" w:firstLine="0"/>
+        <w:jc w:val="left"/>
+      </w:pPr>
+      <w:r>
+        <w:t xml:space="preserve">Buchanan</w:t>
+      </w:r>
+      <w:r>
+        <w:t xml:space="preserve"> </w:t>
+      </w:r>
+      <w:r>
+        <w:t xml:space="preserve">Ingersoll</w:t>
+      </w:r>
+      <w:r>
+        <w:t xml:space="preserve"> </w:t>
+      </w:r>
+      <w:r>
+        <w:t xml:space="preserve">&amp;</w:t>
+      </w:r>
+      <w:r>
+        <w:t xml:space="preserve"> </w:t>
+      </w:r>
+      <w:r>
+        <w:t xml:space="preserve">Rooney</w:t>
+      </w:r>
+      <w:r>
+        <w:t xml:space="preserve"> </w:t>
+      </w:r>
+      <w:r>
+        <w:t xml:space="preserve">LLP</w:t>
+      </w:r>
+    </w:p>
+    <w:p>
+      <w:pPr>
+        <w:keepNext/>
+        <w:keepLines/>
+        <w:spacing w:before="0" w:after="0" w:line="276" w:lineRule="exact"/>
+        <w:ind w:left="4608" w:firstLine="0"/>
+        <w:jc w:val="left"/>
+      </w:pPr>
+      <w:r>
+        <w:t xml:space="preserve">Union</w:t>
+      </w:r>
+      <w:r>
+        <w:t xml:space="preserve"> </w:t>
+      </w:r>
+      <w:r>
+        <w:t xml:space="preserve">Trust</w:t>
+      </w:r>
+      <w:r>
+        <w:t xml:space="preserve"> </w:t>
+      </w:r>
+      <w:r>
+        <w:t xml:space="preserve">Building</w:t>
+      </w:r>
+    </w:p>
+    <w:p>
+      <w:pPr>
+        <w:keepNext/>
+        <w:keepLines/>
+        <w:spacing w:before="0" w:after="0" w:line="276" w:lineRule="exact"/>
+        <w:ind w:left="4608" w:firstLine="0"/>
+        <w:jc w:val="left"/>
+      </w:pPr>
+      <w:r>
+        <w:t xml:space="preserve">501</w:t>
+      </w:r>
+      <w:r>
+        <w:t xml:space="preserve"> </w:t>
+      </w:r>
+      <w:r>
+        <w:t xml:space="preserve">Grant</w:t>
+      </w:r>
+      <w:r>
+        <w:t xml:space="preserve"> </w:t>
+      </w:r>
+      <w:r>
+        <w:t xml:space="preserve">Street,</w:t>
+      </w:r>
+      <w:r>
+        <w:t xml:space="preserve"> </w:t>
+      </w:r>
+      <w:r>
+        <w:t xml:space="preserve">Ste.</w:t>
+      </w:r>
+      <w:r>
+        <w:t xml:space="preserve"> </w:t>
+      </w:r>
+      <w:r>
+        <w:t xml:space="preserve">200</w:t>
+      </w:r>
+    </w:p>
+    <w:p>
+      <w:pPr>
+        <w:keepNext/>
+        <w:keepLines/>
+        <w:spacing w:before="0" w:after="0" w:line="276" w:lineRule="exact"/>
+        <w:ind w:left="4608" w:firstLine="0"/>
+        <w:jc w:val="left"/>
+      </w:pPr>
+      <w:r>
+        <w:t xml:space="preserve">Pittsburgh,</w:t>
+      </w:r>
+      <w:r>
+        <w:t xml:space="preserve"> </w:t>
+      </w:r>
+      <w:r>
+        <w:t xml:space="preserve">PA</w:t>
+      </w:r>
+      <w:r>
+        <w:t xml:space="preserve"> </w:t>
+      </w:r>
+      <w:r>
+        <w:t xml:space="preserve">15219</w:t>
+      </w:r>
+    </w:p>
+    <w:p>
+      <w:pPr>
+        <w:keepNext/>
+        <w:keepLines/>
+        <w:spacing w:before="0" w:after="0" w:line="276" w:lineRule="exact"/>
+        <w:ind w:left="4608" w:firstLine="0"/>
+        <w:jc w:val="left"/>
+      </w:pPr>
+      <w:r>
+        <w:t xml:space="preserve">Telephone:</w:t>
+      </w:r>
+      <w:r>
+        <w:t xml:space="preserve"> </w:t>
+      </w:r>
+      <w:r>
+        <w:t xml:space="preserve">(412)</w:t>
+      </w:r>
+      <w:r>
+        <w:t xml:space="preserve"> </w:t>
+      </w:r>
+      <w:r>
+        <w:t xml:space="preserve">562</w:t>
+        <w:noBreakHyphen/>
+        <w:t xml:space="preserve">8800</w:t>
+      </w:r>
+    </w:p>
+    <w:p>
+      <w:pPr>
+        <w:keepNext/>
+        <w:keepLines/>
+        <w:spacing w:before="0" w:after="0" w:line="276" w:lineRule="exact"/>
+        <w:ind w:left="4608" w:firstLine="0"/>
+        <w:jc w:val="left"/>
+      </w:pPr>
+      <w:r>
+        <w:t xml:space="preserve">E-mail:</w:t>
+      </w:r>
+      <w:r>
+        <w:t xml:space="preserve"> </w:t>
+      </w:r>
+      <w:r>
+        <w:t xml:space="preserve">christopher.schueller@bipc.com</w:t>
+      </w:r>
+    </w:p>
+    <w:p>
+      <w:pPr>
+        <w:spacing w:before="0" w:after="0" w:line="276" w:lineRule="exact"/>
+        <w:ind w:left="4608" w:firstLine="0"/>
+        <w:jc w:val="left"/>
+      </w:pPr>
+      <w:r>
+        <w:t xml:space="preserve">Counsel</w:t>
+      </w:r>
+      <w:r>
+        <w:t xml:space="preserve"> </w:t>
+      </w:r>
+      <w:r>
+        <w:t xml:space="preserve">Protea</w:t>
+      </w:r>
+      <w:r>
+        <w:t xml:space="preserve"> </w:t>
+      </w:r>
+      <w:r>
+        <w:t xml:space="preserve">Biosciences,</w:t>
+      </w:r>
+      <w:r>
+        <w:t xml:space="preserve"> </w:t>
+      </w:r>
+      <w:r>
+        <w:t xml:space="preserve">Inc.</w:t>
+      </w:r>
+      <w:r>
+        <w:t xml:space="preserve"> </w:t>
+      </w:r>
+      <w:r>
+        <w:t xml:space="preserve">and</w:t>
+      </w:r>
+      <w:r>
+        <w:t xml:space="preserve"> </w:t>
+      </w:r>
+      <w:r>
+        <w:t xml:space="preserve">Protea</w:t>
+      </w:r>
+      <w:r>
+        <w:t xml:space="preserve"> </w:t>
+      </w:r>
+      <w:r>
+        <w:t xml:space="preserve">Biosciences</w:t>
+      </w:r>
+      <w:r>
+        <w:t xml:space="preserve"> </w:t>
+      </w:r>
+      <w:r>
+        <w:t xml:space="preserve">Group,</w:t>
+      </w:r>
+      <w:r>
+        <w:t xml:space="preserve"> </w:t>
+      </w:r>
+      <w:r>
+        <w:t xml:space="preserve">Inc.</w:t>
+      </w:r>
+    </w:p>
+    <w:p>
+      <w:pPr>
+        <w:pStyle w:val="Heading2"/>
+        <w:keepNext/>
+        <w:keepLines/>
+        <w:pageBreakBefore/>
+        <w:spacing w:before="0" w:after="276" w:line="276" w:lineRule="exact"/>
+        <w:ind w:left="0" w:firstLine="0"/>
+        <w:jc w:val="center"/>
+      </w:pPr>
+      <w:r>
+        <w:rPr>
+          <w:b/>
+          <w:bCs/>
+        </w:rPr>
+        <w:t xml:space="preserve">Schedule</w:t>
+      </w:r>
+      <w:r>
+        <w:rPr>
+          <w:b/>
+          <w:bCs/>
+        </w:rPr>
+        <w:t xml:space="preserve"> </w:t>
+      </w:r>
+      <w:r>
+        <w:rPr>
+          <w:b/>
+          <w:bCs/>
+        </w:rPr>
+        <w:t xml:space="preserve">1</w:t>
+      </w:r>
     </w:p>
     <w:tbl>
       <w:tblPr>
         <w:tblW w:w="9360" w:type="dxa"/>
+        <w:tblInd w:w="108" w:type="dxa"/>
         <w:tblBorders>
-          <w:top w:val="nil"/>
-          <w:left w:val="nil"/>
-          <w:bottom w:val="nil"/>
-          <w:right w:val="nil"/>
-          <w:insideH w:val="nil"/>
-          <w:insideV w:val="nil"/>
+          <w:top w:val="single" w:sz="4" w:space="0" w:color="000000"/>
+          <w:left w:val="single" w:sz="4" w:space="0" w:color="000000"/>
+          <w:bottom w:val="single" w:sz="4" w:space="0" w:color="000000"/>
+          <w:right w:val="single" w:sz="4" w:space="0" w:color="000000"/>
+          <w:insideH w:val="single" w:sz="4" w:space="0" w:color="000000"/>
+          <w:insideV w:val="single" w:sz="4" w:space="0" w:color="000000"/>
         </w:tblBorders>
         <w:tblLayout w:type="fixed"/>
-        <w:tblLook w:val="0000"/>
+        <w:tblCellMar>
+          <w:top w:w="0" w:type="dxa"/>
+          <w:left w:w="108" w:type="dxa"/>
+          <w:bottom w:w="0" w:type="dxa"/>
+          <w:right w:w="108" w:type="dxa"/>
+        </w:tblCellMar>
+        <w:tblLook w:val="0000" w:firstRow="0" w:lastRow="0" w:firstColumn="0" w:lastColumn="0" w:noHBand="0" w:noVBand="0"/>
       </w:tblPr>
       <w:tblGrid>
-        <w:gridCol w:w="4608"/>
-        <w:gridCol w:w="4752"/>
+        <w:gridCol w:w="3120"/>
+        <w:gridCol w:w="3120"/>
+        <w:gridCol w:w="3120"/>
       </w:tblGrid>
       <w:tr>
         <w:trPr>
@@ -650,191 +5101,102 @@
         </w:trPr>
         <w:tc>
           <w:tcPr>
-            <w:tcW w:w="4608" w:type="dxa"/>
+            <w:tcW w:w="3120" w:type="dxa"/>
           </w:tcPr>
           <w:p>
             <w:pPr>
-              <w:pStyle w:val="Single"/>
+              <w:spacing w:before="0" w:after="0" w:line="276" w:lineRule="exact"/>
+              <w:ind w:left="0" w:firstLine="0"/>
+              <w:jc w:val="left"/>
             </w:pPr>
             <w:r>
-              <w:t xml:space="preserve">Dated: November 26, 2019</w:t>
+              <w:rPr>
+                <w:b/>
+                <w:bCs/>
+              </w:rPr>
+              <w:t xml:space="preserve">Defendant</w:t>
             </w:r>
           </w:p>
         </w:tc>
         <w:tc>
           <w:tcPr>
-            <w:tcW w:w="4752" w:type="dxa"/>
+            <w:tcW w:w="3120" w:type="dxa"/>
           </w:tcPr>
           <w:p>
             <w:pPr>
-              <w:pStyle w:val="Single"/>
-              <w:spacing w:after="192"/>
-            </w:pPr>
-            <w:r>
-              <w:t xml:space="preserve">Respectfully submitted,</w:t>
-            </w:r>
-          </w:p>
-          <w:p>
-            <w:pPr>
-              <w:pStyle w:val="Single"/>
+              <w:spacing w:before="0" w:after="0" w:line="276" w:lineRule="exact"/>
+              <w:ind w:left="0" w:firstLine="0"/>
+              <w:jc w:val="left"/>
             </w:pPr>
             <w:r>
               <w:rPr>
                 <w:b/>
                 <w:bCs/>
               </w:rPr>
-              <w:t xml:space="preserve">s/ Christopher P. Schueller</w:t>
-            </w:r>
-          </w:p>
-          <w:p>
-            <w:pPr>
-              <w:pStyle w:val="Single"/>
-            </w:pPr>
-            <w:r>
-              <w:t xml:space="preserve">(WV 11267)</w:t>
-            </w:r>
-          </w:p>
-          <w:p>
-            <w:pPr>
-              <w:pStyle w:val="Single"/>
-            </w:pPr>
-            <w:r>
-              <w:t xml:space="preserve">Buchanan Ingersoll &amp; Rooney LLP</w:t>
-            </w:r>
-          </w:p>
-          <w:p>
-            <w:pPr>
-              <w:pStyle w:val="Single"/>
-            </w:pPr>
-            <w:r>
-              <w:t xml:space="preserve">Union Trust Building</w:t>
-            </w:r>
-          </w:p>
-          <w:p>
-            <w:pPr>
-              <w:pStyle w:val="Single"/>
-            </w:pPr>
-            <w:r>
-              <w:t xml:space="preserve">501 Grant Street, Ste. 200</w:t>
-            </w:r>
-          </w:p>
-          <w:p>
-            <w:pPr>
-              <w:pStyle w:val="Single"/>
-            </w:pPr>
-            <w:r>
-              <w:t xml:space="preserve">Pittsburgh, PA 15219</w:t>
-            </w:r>
-          </w:p>
-          <w:p>
-            <w:pPr>
-              <w:pStyle w:val="Single"/>
-            </w:pPr>
-            <w:r>
-              <w:t xml:space="preserve">Telephone: (412) 562-8800</w:t>
-            </w:r>
-          </w:p>
-          <w:p>
-            <w:pPr>
-              <w:pStyle w:val="Single"/>
-            </w:pPr>
-            <w:r>
-              <w:t xml:space="preserve">E-mail: christopher.schueller@bipc.com</w:t>
-            </w:r>
-          </w:p>
-          <w:p>
-            <w:pPr>
-              <w:pStyle w:val="Single"/>
-            </w:pPr>
-            <w:r>
-              <w:t xml:space="preserve">Counsel Protea Biosciences, Inc. and Protea Biosciences Group, Inc.</w:t>
-            </w:r>
-          </w:p>
-        </w:tc>
-      </w:tr>
-    </w:tbl>
-    <w:p>
-      <w:pPr>
-        <w:pageBreakBefore/>
-        <w:spacing w:before="0" w:after="0" w:line="20" w:lineRule="exact"/>
-      </w:pPr>
-    </w:p>
-    <w:p>
-      <w:pPr>
-        <w:pStyle w:val="Heading2"/>
-      </w:pPr>
-      <w:bookmarkStart w:id="16" w:name="_0e99be56536e4fffd067eaedcb83bfbae50bc66"/>
-      <w:r>
-        <w:t xml:space="preserve">Schedule 1</w:t>
-      </w:r>
-      <w:bookmarkEnd w:id="16"/>
-    </w:p>
-    <w:tbl>
-      <w:tblPr>
-        <w:tblStyle w:val="Table"/>
-        <w:tblW w:type="auto" w:w="0"/>
-        <w:tblLook w:firstRow="1" w:lastRow="0" w:firstColumn="0" w:lastColumn="0" w:noHBand="0" w:noVBand="0" w:val="0020"/>
-      </w:tblPr>
-      <w:tblGrid>
-        <w:gridCol w:w="2640"/>
-        <w:gridCol w:w="2640"/>
-        <w:gridCol w:w="2640"/>
-      </w:tblGrid>
-      <w:tr>
-        <w:trPr>
-          <w:tblHeader w:val="on"/>
-        </w:trPr>
-        <w:tc>
-          <w:tcPr/>
-          <w:p>
-            <w:pPr>
-              <w:pStyle w:val="Compact"/>
-            </w:pPr>
-            <w:r>
-              <w:t xml:space="preserve">Defendant</w:t>
+              <w:t xml:space="preserve">Date</w:t>
             </w:r>
           </w:p>
         </w:tc>
         <w:tc>
-          <w:tcPr/>
+          <w:tcPr>
+            <w:tcW w:w="3120" w:type="dxa"/>
+          </w:tcPr>
           <w:p>
             <w:pPr>
-              <w:pStyle w:val="Compact"/>
+              <w:spacing w:before="0" w:after="0" w:line="276" w:lineRule="exact"/>
+              <w:ind w:left="0" w:firstLine="0"/>
+              <w:jc w:val="left"/>
             </w:pPr>
             <w:r>
-              <w:t xml:space="preserve">Date</w:t>
-            </w:r>
-          </w:p>
-        </w:tc>
-        <w:tc>
-          <w:tcPr/>
-          <w:p>
-            <w:pPr>
-              <w:pStyle w:val="Compact"/>
-            </w:pPr>
-            <w:r>
+              <w:rPr>
+                <w:b/>
+                <w:bCs/>
+              </w:rPr>
               <w:t xml:space="preserve">Amount</w:t>
             </w:r>
           </w:p>
         </w:tc>
       </w:tr>
       <w:tr>
+        <w:trPr>
+          <w:cantSplit/>
+        </w:trPr>
         <w:tc>
-          <w:tcPr/>
+          <w:tcPr>
+            <w:tcW w:w="3120" w:type="dxa"/>
+          </w:tcPr>
           <w:p>
             <w:pPr>
-              <w:pStyle w:val="Compact"/>
+              <w:spacing w:before="0" w:after="0" w:line="276" w:lineRule="exact"/>
+              <w:ind w:left="0" w:firstLine="0"/>
+              <w:jc w:val="left"/>
             </w:pPr>
             <w:r>
-              <w:t xml:space="preserve">CKR Law LLP</w:t>
+              <w:t xml:space="preserve">CKR</w:t>
+            </w:r>
+            <w:r>
+              <w:t xml:space="preserve"> </w:t>
+            </w:r>
+            <w:r>
+              <w:t xml:space="preserve">Law</w:t>
+            </w:r>
+            <w:r>
+              <w:t xml:space="preserve"> </w:t>
+            </w:r>
+            <w:r>
+              <w:t xml:space="preserve">LLP</w:t>
             </w:r>
           </w:p>
         </w:tc>
         <w:tc>
-          <w:tcPr/>
+          <w:tcPr>
+            <w:tcW w:w="3120" w:type="dxa"/>
+          </w:tcPr>
           <w:p>
             <w:pPr>
-              <w:pStyle w:val="Compact"/>
+              <w:spacing w:before="0" w:after="0" w:line="276" w:lineRule="exact"/>
+              <w:ind w:left="0" w:firstLine="0"/>
+              <w:jc w:val="left"/>
             </w:pPr>
             <w:r>
               <w:t xml:space="preserve">10/12/2017</w:t>
@@ -842,10 +5204,14 @@
           </w:p>
         </w:tc>
         <w:tc>
-          <w:tcPr/>
+          <w:tcPr>
+            <w:tcW w:w="3120" w:type="dxa"/>
+          </w:tcPr>
           <w:p>
             <w:pPr>
-              <w:pStyle w:val="Compact"/>
+              <w:spacing w:before="0" w:after="0" w:line="276" w:lineRule="exact"/>
+              <w:ind w:left="0" w:firstLine="0"/>
+              <w:jc w:val="left"/>
             </w:pPr>
             <w:r>
               <w:t xml:space="preserve">$4,000.00</w:t>
@@ -854,22 +5220,45 @@
         </w:tc>
       </w:tr>
       <w:tr>
+        <w:trPr>
+          <w:cantSplit/>
+        </w:trPr>
         <w:tc>
-          <w:tcPr/>
+          <w:tcPr>
+            <w:tcW w:w="3120" w:type="dxa"/>
+          </w:tcPr>
           <w:p>
             <w:pPr>
-              <w:pStyle w:val="Compact"/>
+              <w:spacing w:before="0" w:after="0" w:line="276" w:lineRule="exact"/>
+              <w:ind w:left="0" w:firstLine="0"/>
+              <w:jc w:val="left"/>
             </w:pPr>
             <w:r>
-              <w:t xml:space="preserve">CKR Law LLP</w:t>
+              <w:t xml:space="preserve">CKR</w:t>
+            </w:r>
+            <w:r>
+              <w:t xml:space="preserve"> </w:t>
+            </w:r>
+            <w:r>
+              <w:t xml:space="preserve">Law</w:t>
+            </w:r>
+            <w:r>
+              <w:t xml:space="preserve"> </w:t>
+            </w:r>
+            <w:r>
+              <w:t xml:space="preserve">LLP</w:t>
             </w:r>
           </w:p>
         </w:tc>
         <w:tc>
-          <w:tcPr/>
+          <w:tcPr>
+            <w:tcW w:w="3120" w:type="dxa"/>
+          </w:tcPr>
           <w:p>
             <w:pPr>
-              <w:pStyle w:val="Compact"/>
+              <w:spacing w:before="0" w:after="0" w:line="276" w:lineRule="exact"/>
+              <w:ind w:left="0" w:firstLine="0"/>
+              <w:jc w:val="left"/>
             </w:pPr>
             <w:r>
               <w:t xml:space="preserve">10/13/2017</w:t>
@@ -877,10 +5266,14 @@
           </w:p>
         </w:tc>
         <w:tc>
-          <w:tcPr/>
+          <w:tcPr>
+            <w:tcW w:w="3120" w:type="dxa"/>
+          </w:tcPr>
           <w:p>
             <w:pPr>
-              <w:pStyle w:val="Compact"/>
+              <w:spacing w:before="0" w:after="0" w:line="276" w:lineRule="exact"/>
+              <w:ind w:left="0" w:firstLine="0"/>
+              <w:jc w:val="left"/>
             </w:pPr>
             <w:r>
               <w:t xml:space="preserve">$6,000.00</w:t>
@@ -889,22 +5282,45 @@
         </w:tc>
       </w:tr>
       <w:tr>
+        <w:trPr>
+          <w:cantSplit/>
+        </w:trPr>
         <w:tc>
-          <w:tcPr/>
+          <w:tcPr>
+            <w:tcW w:w="3120" w:type="dxa"/>
+          </w:tcPr>
           <w:p>
             <w:pPr>
-              <w:pStyle w:val="Compact"/>
+              <w:spacing w:before="0" w:after="0" w:line="276" w:lineRule="exact"/>
+              <w:ind w:left="0" w:firstLine="0"/>
+              <w:jc w:val="left"/>
             </w:pPr>
             <w:r>
-              <w:t xml:space="preserve">CKR Law LLP</w:t>
+              <w:t xml:space="preserve">CKR</w:t>
+            </w:r>
+            <w:r>
+              <w:t xml:space="preserve"> </w:t>
+            </w:r>
+            <w:r>
+              <w:t xml:space="preserve">Law</w:t>
+            </w:r>
+            <w:r>
+              <w:t xml:space="preserve"> </w:t>
+            </w:r>
+            <w:r>
+              <w:t xml:space="preserve">LLP</w:t>
             </w:r>
           </w:p>
         </w:tc>
         <w:tc>
-          <w:tcPr/>
+          <w:tcPr>
+            <w:tcW w:w="3120" w:type="dxa"/>
+          </w:tcPr>
           <w:p>
             <w:pPr>
-              <w:pStyle w:val="Compact"/>
+              <w:spacing w:before="0" w:after="0" w:line="276" w:lineRule="exact"/>
+              <w:ind w:left="0" w:firstLine="0"/>
+              <w:jc w:val="left"/>
             </w:pPr>
             <w:r>
               <w:t xml:space="preserve">10/24/2017</w:t>
@@ -912,10 +5328,14 @@
           </w:p>
         </w:tc>
         <w:tc>
-          <w:tcPr/>
+          <w:tcPr>
+            <w:tcW w:w="3120" w:type="dxa"/>
+          </w:tcPr>
           <w:p>
             <w:pPr>
-              <w:pStyle w:val="Compact"/>
+              <w:spacing w:before="0" w:after="0" w:line="276" w:lineRule="exact"/>
+              <w:ind w:left="0" w:firstLine="0"/>
+              <w:jc w:val="left"/>
             </w:pPr>
             <w:r>
               <w:t xml:space="preserve">$25,000.00</w:t>
@@ -924,11 +5344,18 @@
         </w:tc>
       </w:tr>
       <w:tr>
+        <w:trPr>
+          <w:cantSplit/>
+        </w:trPr>
         <w:tc>
-          <w:tcPr/>
+          <w:tcPr>
+            <w:tcW w:w="3120" w:type="dxa"/>
+          </w:tcPr>
           <w:p>
             <w:pPr>
-              <w:pStyle w:val="Compact"/>
+              <w:spacing w:before="0" w:after="0" w:line="276" w:lineRule="exact"/>
+              <w:ind w:left="0" w:firstLine="0"/>
+              <w:jc w:val="left"/>
             </w:pPr>
             <w:r>
               <w:t xml:space="preserve">Total</w:t>
@@ -936,18 +5363,26 @@
           </w:p>
         </w:tc>
         <w:tc>
-          <w:tcPr/>
+          <w:tcPr>
+            <w:tcW w:w="3120" w:type="dxa"/>
+          </w:tcPr>
           <w:p>
             <w:pPr>
-              <w:pStyle w:val="Compact"/>
+              <w:spacing w:before="0" w:after="0" w:line="276" w:lineRule="exact"/>
+              <w:ind w:left="0" w:firstLine="0"/>
+              <w:jc w:val="left"/>
             </w:pPr>
           </w:p>
         </w:tc>
         <w:tc>
-          <w:tcPr/>
+          <w:tcPr>
+            <w:tcW w:w="3120" w:type="dxa"/>
+          </w:tcPr>
           <w:p>
             <w:pPr>
-              <w:pStyle w:val="Compact"/>
+              <w:spacing w:before="0" w:after="0" w:line="276" w:lineRule="exact"/>
+              <w:ind w:left="0" w:firstLine="0"/>
+              <w:jc w:val="left"/>
             </w:pPr>
             <w:r>
               <w:t xml:space="preserve">$35,000.00</w:t>
@@ -957,10 +5392,9 @@
       </w:tr>
     </w:tbl>
     <w:sectPr>
-      <w:footerReference w:type="default" r:id="rIdFtr1"/>
+      <w:footerReference w:type="default" r:id="rIdFooter1"/>
       <w:pgSz w:w="12240" w:h="15840"/>
-      <w:pgMar w:top="1440" w:right="1440" w:bottom="1440" w:left="1440" w:header="720" w:footer="720" w:gutter="0"/>
-      <w:cols w:space="720"/>
+      <w:pgMar w:top="1440" w:right="1440" w:bottom="1440" w:left="1440" w:header="720" w:footer="735" w:gutter="0"/>
     </w:sectPr>
   </w:body>
 </w:document>
@@ -974,37 +5408,21 @@
 <w:ftr xmlns:w="http://schemas.openxmlformats.org/wordprocessingml/2006/main" xmlns:r="http://schemas.openxmlformats.org/officeDocument/2006/relationships">
   <w:p>
     <w:pPr>
-      <w:pStyle w:val="Footer"/>
       <w:jc w:val="center"/>
     </w:pPr>
     <w:r>
-      <w:rPr>
-        <w:sz w:val="20"/>
-      </w:rPr>
       <w:fldChar w:fldCharType="begin"/>
     </w:r>
     <w:r>
-      <w:rPr>
-        <w:sz w:val="20"/>
-      </w:rPr>
       <w:instrText xml:space="preserve"> PAGE </w:instrText>
     </w:r>
     <w:r>
-      <w:rPr>
-        <w:sz w:val="20"/>
-      </w:rPr>
       <w:fldChar w:fldCharType="separate"/>
     </w:r>
     <w:r>
-      <w:rPr>
-        <w:sz w:val="20"/>
-      </w:rPr>
       <w:t>1</w:t>
     </w:r>
     <w:r>
-      <w:rPr>
-        <w:sz w:val="20"/>
-      </w:rPr>
       <w:fldChar w:fldCharType="end"/>
     </w:r>
   </w:p>
@@ -1119,7 +5537,7 @@
   <w:docDefaults>
     <w:rPrDefault>
       <w:rPr>
-        <w:rFonts w:ascii="EB Garamond" w:hAnsi="EB Garamond" w:eastAsia="EB Garamond" w:cs="EB Garamond"/>
+        <w:rFonts w:ascii="Times New Roman" w:hAnsi="Times New Roman" w:eastAsia="Times New Roman" w:cs="Times New Roman"/>
         <w:sz w:val="24"/>
         <w:szCs w:val="24"/>
         <w:lang w:val="en-US" w:eastAsia="zh-CN" w:bidi="ar-SA"/>
@@ -1127,7 +5545,8 @@
     </w:rPrDefault>
     <w:pPrDefault>
       <w:pPr>
-        <w:spacing w:after="200"/>
+        <w:widowControl/>
+        <w:spacing w:after="0"/>
       </w:pPr>
     </w:pPrDefault>
   </w:docDefaults>
@@ -1135,22 +5554,11 @@
   <w:style w:type="paragraph" w:default="1" w:styleId="Normal">
     <w:name w:val="Normal"/>
     <w:qFormat/>
-    <w:pPr>
-      <w:widowControl/>
-      <w:spacing w:before="0" w:after="0" w:line="552" w:lineRule="exact"/>
-      <w:ind w:firstLine="0"/>
-      <w:jc w:val="left"/>
-    </w:pPr>
-    <w:rPr>
-      <w:rFonts w:ascii="EB Garamond" w:hAnsi="EB Garamond" w:eastAsia="EB Garamond" w:cs="EB Garamond"/>
-      <w:sz w:val="24"/>
-      <w:szCs w:val="24"/>
-      <w:lang w:val="en-US"/>
-    </w:rPr>
   </w:style>
   <w:style w:type="paragraph" w:styleId="BodyText">
     <w:name w:val="Body Text"/>
     <w:basedOn w:val="Normal"/>
+    <w:link w:val="BodyTextChar"/>
     <w:qFormat/>
     <w:pPr>
       <w:spacing w:before="0" w:after="0" w:line="552" w:lineRule="exact"/>
@@ -1162,18 +5570,13 @@
     <w:basedOn w:val="BodyText"/>
     <w:next w:val="BodyText"/>
     <w:qFormat/>
-    <w:pPr>
-      <w:spacing w:before="0" w:after="0" w:line="552" w:lineRule="exact"/>
-      <w:ind w:firstLine="720"/>
-    </w:pPr>
   </w:style>
   <w:style w:type="paragraph" w:customStyle="1" w:styleId="Compact">
     <w:name w:val="Compact"/>
     <w:basedOn w:val="BodyText"/>
     <w:qFormat/>
     <w:pPr>
-      <w:spacing w:before="0" w:after="0" w:line="228" w:lineRule="exact"/>
-      <w:ind w:firstLine="0"/>
+      <w:spacing w:before="36" w:after="36"/>
     </w:pPr>
   </w:style>
   <w:style w:type="paragraph" w:styleId="Title">
@@ -1190,7 +5593,7 @@
       <w:jc w:val="center"/>
     </w:pPr>
     <w:rPr>
-      <w:rFonts w:ascii="EB Garamond" w:hAnsi="EB Garamond" w:eastAsia="EB Garamond" w:cs="EB Garamond"/>
+      <w:rFonts w:asciiTheme="majorHAnsi" w:eastAsiaTheme="majorEastAsia" w:hAnsiTheme="majorHAnsi" w:cstheme="majorBidi"/>
       <w:sz w:val="56"/>
       <w:szCs w:val="56"/>
     </w:rPr>
@@ -1202,7 +5605,7 @@
     <w:uiPriority w:val="10"/>
     <w:rsid w:val="00A10FD9"/>
     <w:rPr>
-      <w:rFonts w:ascii="EB Garamond" w:hAnsi="EB Garamond" w:eastAsia="EB Garamond" w:cs="EB Garamond"/>
+      <w:rFonts w:asciiTheme="majorHAnsi" w:eastAsiaTheme="majorEastAsia" w:hAnsiTheme="majorHAnsi" w:cstheme="majorBidi"/>
       <w:sz w:val="56"/>
       <w:szCs w:val="56"/>
     </w:rPr>
@@ -1221,7 +5624,7 @@
       </w:numPr>
     </w:pPr>
     <w:rPr>
-      <w:rFonts w:ascii="EB Garamond" w:hAnsi="EB Garamond" w:eastAsia="EB Garamond" w:cs="EB Garamond"/>
+      <w:rFonts w:eastAsiaTheme="majorEastAsia" w:cstheme="majorBidi"/>
       <w:spacing w:val="15"/>
       <w:sz w:val="28"/>
       <w:szCs w:val="28"/>
@@ -1234,7 +5637,7 @@
     <w:uiPriority w:val="11"/>
     <w:rsid w:val="00A10FD9"/>
     <w:rPr>
-      <w:rFonts w:ascii="EB Garamond" w:hAnsi="EB Garamond" w:eastAsia="EB Garamond" w:cs="EB Garamond"/>
+      <w:rFonts w:eastAsiaTheme="majorEastAsia" w:cstheme="majorBidi"/>
       <w:color w:val="595959" w:themeColor="text1" w:themeTint="A6"/>
       <w:spacing w:val="15"/>
       <w:sz w:val="28"/>
@@ -1313,20 +5716,24 @@
     <w:name w:val="heading 1"/>
     <w:basedOn w:val="Normal"/>
     <w:next w:val="BodyText"/>
+    <w:link w:val="Heading1Char"/>
     <w:uiPriority w:val="9"/>
     <w:qFormat/>
+    <w:rsid w:val="00A10FD9"/>
     <w:pPr>
       <w:keepNext/>
       <w:keepLines/>
-      <w:spacing w:before="288" w:after="192" w:line="552" w:lineRule="exact"/>
+      <w:spacing w:before="276" w:after="276" w:line="276" w:lineRule="exact"/>
       <w:ind w:firstLine="0"/>
       <w:jc w:val="center"/>
       <w:outlineLvl w:val="0"/>
     </w:pPr>
     <w:rPr>
-      <w:rFonts w:ascii="EB Garamond" w:hAnsi="EB Garamond" w:eastAsia="EB Garamond" w:cs="EB Garamond"/>
+      <w:rFonts w:ascii="Times New Roman" w:hAnsi="Times New Roman" w:eastAsia="Times New Roman" w:cs="Times New Roman"/>
       <w:b/>
       <w:bCs/>
+      <w:caps/>
+      <w:color w:val="000000"/>
       <w:sz w:val="24"/>
       <w:szCs w:val="24"/>
     </w:rPr>
@@ -1335,21 +5742,24 @@
     <w:name w:val="heading 2"/>
     <w:basedOn w:val="Normal"/>
     <w:next w:val="BodyText"/>
+    <w:link w:val="Heading2Char"/>
     <w:uiPriority w:val="9"/>
+    <w:semiHidden/>
     <w:unhideWhenUsed/>
     <w:qFormat/>
+    <w:rsid w:val="00A10FD9"/>
     <w:pPr>
       <w:keepNext/>
       <w:keepLines/>
-      <w:spacing w:before="240" w:after="144" w:line="552" w:lineRule="exact"/>
+      <w:spacing w:before="276" w:after="276" w:line="276" w:lineRule="exact"/>
       <w:ind w:firstLine="0"/>
-      <w:jc w:val="center"/>
       <w:outlineLvl w:val="1"/>
     </w:pPr>
     <w:rPr>
-      <w:rFonts w:ascii="EB Garamond" w:hAnsi="EB Garamond" w:eastAsia="EB Garamond" w:cs="EB Garamond"/>
+      <w:rFonts w:ascii="Times New Roman" w:hAnsi="Times New Roman" w:eastAsia="Times New Roman" w:cs="Times New Roman"/>
       <w:b/>
       <w:bCs/>
+      <w:color w:val="000000"/>
       <w:sz w:val="24"/>
       <w:szCs w:val="24"/>
     </w:rPr>
@@ -1358,21 +5768,24 @@
     <w:name w:val="heading 3"/>
     <w:basedOn w:val="Normal"/>
     <w:next w:val="BodyText"/>
+    <w:link w:val="Heading3Char"/>
     <w:uiPriority w:val="9"/>
+    <w:semiHidden/>
     <w:unhideWhenUsed/>
     <w:qFormat/>
+    <w:rsid w:val="00A10FD9"/>
     <w:pPr>
       <w:keepNext/>
       <w:keepLines/>
-      <w:spacing w:before="240" w:after="144" w:line="552" w:lineRule="exact"/>
+      <w:spacing w:before="276" w:after="276" w:line="276" w:lineRule="exact"/>
       <w:ind w:firstLine="0"/>
-      <w:jc w:val="left"/>
       <w:outlineLvl w:val="2"/>
     </w:pPr>
     <w:rPr>
-      <w:rFonts w:ascii="EB Garamond" w:hAnsi="EB Garamond" w:eastAsia="EB Garamond" w:cs="EB Garamond"/>
+      <w:rFonts w:ascii="Times New Roman" w:hAnsi="Times New Roman" w:eastAsia="Times New Roman" w:cs="Times New Roman"/>
       <w:b/>
       <w:bCs/>
+      <w:color w:val="000000"/>
       <w:sz w:val="24"/>
       <w:szCs w:val="24"/>
     </w:rPr>
@@ -1390,14 +5803,18 @@
     <w:pPr>
       <w:keepNext/>
       <w:keepLines/>
-      <w:spacing w:before="80" w:after="40"/>
+      <w:spacing w:before="276" w:after="276" w:line="276" w:lineRule="exact"/>
+      <w:ind w:firstLine="0"/>
       <w:outlineLvl w:val="3"/>
     </w:pPr>
     <w:rPr>
-      <w:rFonts w:ascii="EB Garamond" w:hAnsi="EB Garamond" w:eastAsia="EB Garamond" w:cs="EB Garamond"/>
+      <w:rFonts w:ascii="Times New Roman" w:hAnsi="Times New Roman" w:eastAsia="Times New Roman" w:cs="Times New Roman"/>
+      <w:b/>
+      <w:bCs/>
       <w:i/>
-      <w:iCs/>
-      <w:color w:val="0F4761" w:themeColor="accent1" w:themeShade="BF"/>
+      <w:color w:val="000000"/>
+      <w:sz w:val="24"/>
+      <w:szCs w:val="24"/>
     </w:rPr>
   </w:style>
   <w:style w:type="paragraph" w:styleId="Heading5">
@@ -1413,12 +5830,18 @@
     <w:pPr>
       <w:keepNext/>
       <w:keepLines/>
-      <w:spacing w:before="80" w:after="40"/>
+      <w:spacing w:before="276" w:after="276" w:line="276" w:lineRule="exact"/>
+      <w:ind w:firstLine="0"/>
       <w:outlineLvl w:val="4"/>
     </w:pPr>
     <w:rPr>
-      <w:rFonts w:ascii="EB Garamond" w:hAnsi="EB Garamond" w:eastAsia="EB Garamond" w:cs="EB Garamond"/>
-      <w:color w:val="0F4761" w:themeColor="accent1" w:themeShade="BF"/>
+      <w:rFonts w:ascii="Times New Roman" w:hAnsi="Times New Roman" w:eastAsia="Times New Roman" w:cs="Times New Roman"/>
+      <w:b/>
+      <w:bCs/>
+      <w:i/>
+      <w:color w:val="000000"/>
+      <w:sz w:val="24"/>
+      <w:szCs w:val="24"/>
     </w:rPr>
   </w:style>
   <w:style w:type="paragraph" w:styleId="Heading6">
@@ -1438,7 +5861,7 @@
       <w:outlineLvl w:val="5"/>
     </w:pPr>
     <w:rPr>
-      <w:rFonts w:ascii="EB Garamond" w:hAnsi="EB Garamond" w:eastAsia="EB Garamond" w:cs="EB Garamond"/>
+      <w:rFonts w:eastAsiaTheme="majorEastAsia" w:cstheme="majorBidi"/>
       <w:i/>
       <w:iCs/>
       <w:color w:val="595959" w:themeColor="text1" w:themeTint="A6"/>
@@ -1461,7 +5884,7 @@
       <w:outlineLvl w:val="6"/>
     </w:pPr>
     <w:rPr>
-      <w:rFonts w:ascii="EB Garamond" w:hAnsi="EB Garamond" w:eastAsia="EB Garamond" w:cs="EB Garamond"/>
+      <w:rFonts w:eastAsiaTheme="majorEastAsia" w:cstheme="majorBidi"/>
       <w:color w:val="595959" w:themeColor="text1" w:themeTint="A6"/>
     </w:rPr>
   </w:style>
@@ -1482,7 +5905,7 @@
       <w:outlineLvl w:val="7"/>
     </w:pPr>
     <w:rPr>
-      <w:rFonts w:ascii="EB Garamond" w:hAnsi="EB Garamond" w:eastAsia="EB Garamond" w:cs="EB Garamond"/>
+      <w:rFonts w:eastAsiaTheme="majorEastAsia" w:cstheme="majorBidi"/>
       <w:i/>
       <w:iCs/>
       <w:color w:val="272727" w:themeColor="text1" w:themeTint="D8"/>
@@ -1505,7 +5928,7 @@
       <w:outlineLvl w:val="8"/>
     </w:pPr>
     <w:rPr>
-      <w:rFonts w:ascii="EB Garamond" w:hAnsi="EB Garamond" w:eastAsia="EB Garamond" w:cs="EB Garamond"/>
+      <w:rFonts w:eastAsiaTheme="majorEastAsia" w:cstheme="majorBidi"/>
       <w:color w:val="272727" w:themeColor="text1" w:themeTint="D8"/>
     </w:rPr>
   </w:style>
@@ -1516,7 +5939,7 @@
     <w:uiPriority w:val="9"/>
     <w:rsid w:val="00A10FD9"/>
     <w:rPr>
-      <w:rFonts w:ascii="EB Garamond" w:hAnsi="EB Garamond" w:eastAsia="EB Garamond" w:cs="EB Garamond"/>
+      <w:rFonts w:asciiTheme="majorHAnsi" w:eastAsiaTheme="majorEastAsia" w:hAnsiTheme="majorHAnsi" w:cstheme="majorBidi"/>
       <w:color w:val="0F4761" w:themeColor="accent1" w:themeShade="BF"/>
       <w:sz w:val="40"/>
       <w:szCs w:val="40"/>
@@ -1530,7 +5953,7 @@
     <w:semiHidden/>
     <w:rsid w:val="00A10FD9"/>
     <w:rPr>
-      <w:rFonts w:ascii="EB Garamond" w:hAnsi="EB Garamond" w:eastAsia="EB Garamond" w:cs="EB Garamond"/>
+      <w:rFonts w:asciiTheme="majorHAnsi" w:eastAsiaTheme="majorEastAsia" w:hAnsiTheme="majorHAnsi" w:cstheme="majorBidi"/>
       <w:color w:val="0F4761" w:themeColor="accent1" w:themeShade="BF"/>
       <w:sz w:val="32"/>
       <w:szCs w:val="32"/>
@@ -1544,7 +5967,7 @@
     <w:semiHidden/>
     <w:rsid w:val="00A10FD9"/>
     <w:rPr>
-      <w:rFonts w:ascii="EB Garamond" w:hAnsi="EB Garamond" w:eastAsia="EB Garamond" w:cs="EB Garamond"/>
+      <w:rFonts w:eastAsiaTheme="majorEastAsia" w:cstheme="majorBidi"/>
       <w:color w:val="0F4761" w:themeColor="accent1" w:themeShade="BF"/>
       <w:sz w:val="28"/>
       <w:szCs w:val="28"/>
@@ -1558,7 +5981,7 @@
     <w:semiHidden/>
     <w:rsid w:val="00A10FD9"/>
     <w:rPr>
-      <w:rFonts w:ascii="EB Garamond" w:hAnsi="EB Garamond" w:eastAsia="EB Garamond" w:cs="EB Garamond"/>
+      <w:rFonts w:eastAsiaTheme="majorEastAsia" w:cstheme="majorBidi"/>
       <w:i/>
       <w:iCs/>
       <w:color w:val="0F4761" w:themeColor="accent1" w:themeShade="BF"/>
@@ -1572,7 +5995,7 @@
     <w:semiHidden/>
     <w:rsid w:val="00A10FD9"/>
     <w:rPr>
-      <w:rFonts w:ascii="EB Garamond" w:hAnsi="EB Garamond" w:eastAsia="EB Garamond" w:cs="EB Garamond"/>
+      <w:rFonts w:eastAsiaTheme="majorEastAsia" w:cstheme="majorBidi"/>
       <w:color w:val="0F4761" w:themeColor="accent1" w:themeShade="BF"/>
     </w:rPr>
   </w:style>
@@ -1584,7 +6007,7 @@
     <w:semiHidden/>
     <w:rsid w:val="00A10FD9"/>
     <w:rPr>
-      <w:rFonts w:ascii="EB Garamond" w:hAnsi="EB Garamond" w:eastAsia="EB Garamond" w:cs="EB Garamond"/>
+      <w:rFonts w:eastAsiaTheme="majorEastAsia" w:cstheme="majorBidi"/>
       <w:i/>
       <w:iCs/>
       <w:color w:val="595959" w:themeColor="text1" w:themeTint="A6"/>
@@ -1598,7 +6021,7 @@
     <w:semiHidden/>
     <w:rsid w:val="00A10FD9"/>
     <w:rPr>
-      <w:rFonts w:ascii="EB Garamond" w:hAnsi="EB Garamond" w:eastAsia="EB Garamond" w:cs="EB Garamond"/>
+      <w:rFonts w:eastAsiaTheme="majorEastAsia" w:cstheme="majorBidi"/>
       <w:color w:val="595959" w:themeColor="text1" w:themeTint="A6"/>
     </w:rPr>
   </w:style>
@@ -1610,7 +6033,7 @@
     <w:semiHidden/>
     <w:rsid w:val="00A10FD9"/>
     <w:rPr>
-      <w:rFonts w:ascii="EB Garamond" w:hAnsi="EB Garamond" w:eastAsia="EB Garamond" w:cs="EB Garamond"/>
+      <w:rFonts w:eastAsiaTheme="majorEastAsia" w:cstheme="majorBidi"/>
       <w:i/>
       <w:iCs/>
       <w:color w:val="272727" w:themeColor="text1" w:themeTint="D8"/>
@@ -1624,34 +6047,45 @@
     <w:semiHidden/>
     <w:rsid w:val="00A10FD9"/>
     <w:rPr>
-      <w:rFonts w:ascii="EB Garamond" w:hAnsi="EB Garamond" w:eastAsia="EB Garamond" w:cs="EB Garamond"/>
+      <w:rFonts w:eastAsiaTheme="majorEastAsia" w:cstheme="majorBidi"/>
       <w:color w:val="272727" w:themeColor="text1" w:themeTint="D8"/>
     </w:rPr>
+  </w:style>
+  <w:style w:type="paragraph" w:customStyle="1" w:styleId="ListItem">
+    <w:name w:val="List Item"/>
+    <w:basedOn w:val="BodyText"/>
+    <w:qFormat/>
+    <w:pPr>
+      <w:spacing w:before="0" w:after="0" w:line="552" w:lineRule="exact"/>
+      <w:ind w:left="720" w:hanging="720"/>
+    </w:pPr>
   </w:style>
   <w:style w:type="paragraph" w:styleId="BlockText">
     <w:name w:val="Block Text"/>
     <w:basedOn w:val="BodyText"/>
     <w:next w:val="BodyText"/>
     <w:uiPriority w:val="9"/>
+    <w:unhideWhenUsed/>
     <w:qFormat/>
     <w:pPr>
-      <w:spacing w:before="0" w:after="0" w:line="552" w:lineRule="exact"/>
-      <w:ind w:left="720" w:right="720" w:firstLine="0"/>
+      <w:spacing w:before="280" w:after="280" w:line="276" w:lineRule="exact"/>
+      <w:ind w:firstLine="0" w:left="720" w:right="720"/>
     </w:pPr>
   </w:style>
   <w:style w:type="paragraph" w:styleId="FootnoteText">
-    <w:name w:val="footnote text"/>
+    <w:name w:val="Footnote Text"/>
     <w:basedOn w:val="Normal"/>
-    <w:uiPriority w:val="99"/>
+    <w:next w:val="FootnoteText"/>
+    <w:uiPriority w:val="9"/>
     <w:unhideWhenUsed/>
+    <w:qFormat/>
     <w:pPr>
-      <w:spacing w:before="0" w:after="60" w:line="240" w:lineRule="exact"/>
-      <w:ind w:firstLine="0"/>
+      <w:keepLines/>
+      <w:spacing w:before="0" w:after="140" w:line="276" w:lineRule="exact"/>
     </w:pPr>
     <w:rPr>
-      <w:rFonts w:ascii="EB Garamond" w:hAnsi="EB Garamond" w:eastAsia="EB Garamond" w:cs="EB Garamond"/>
-      <w:sz w:val="20"/>
-      <w:szCs w:val="20"/>
+      <w:sz w:val="24"/>
+      <w:szCs w:val="24"/>
     </w:rPr>
   </w:style>
   <w:style w:type="paragraph" w:styleId="FootnoteBlockText">
@@ -1662,8 +6096,8 @@
     <w:unhideWhenUsed/>
     <w:qFormat/>
     <w:pPr>
-      <w:spacing w:before="100" w:after="100"/>
-      <w:ind w:firstLine="0" w:left="480" w:right="480"/>
+      <w:spacing w:before="280" w:after="280"/>
+      <w:ind w:firstLine="0" w:left="720" w:right="720"/>
     </w:pPr>
   </w:style>
   <w:style w:type="character" w:default="1" w:styleId="DefaultParagraphFont">
@@ -1673,21 +6107,25 @@
   </w:style>
   <w:style w:type="table" w:default="1" w:styleId="Table">
     <w:name w:val="Table"/>
-    <w:uiPriority w:val="99"/>
+    <w:basedOn w:val="TableNormal"/>
+    <w:qFormat/>
     <w:tblPr>
-      <w:tblBorders>
-        <w:top w:val="single" w:sz="4" w:space="0" w:color="000000"/>
-        <w:left w:val="single" w:sz="4" w:space="0" w:color="000000"/>
-        <w:bottom w:val="single" w:sz="4" w:space="0" w:color="000000"/>
-        <w:right w:val="single" w:sz="4" w:space="0" w:color="000000"/>
-        <w:insideH w:val="single" w:sz="4" w:space="0" w:color="000000"/>
-        <w:insideV w:val="single" w:sz="4" w:space="0" w:color="000000"/>
-      </w:tblBorders>
+      <w:tblInd w:w="0" w:type="dxa"/>
       <w:tblCellMar>
+        <w:top w:w="0" w:type="dxa"/>
         <w:left w:w="108" w:type="dxa"/>
+        <w:bottom w:w="0" w:type="dxa"/>
         <w:right w:w="108" w:type="dxa"/>
       </w:tblCellMar>
     </w:tblPr>
+    <w:tblStylePr w:type="firstRow">
+      <w:tcPr>
+        <w:tcBorders>
+          <w:bottom w:val="single"/>
+        </w:tcBorders>
+        <w:vAlign w:val="bottom"/>
+      </w:tcPr>
+    </w:tblStylePr>
   </w:style>
   <w:style w:type="paragraph" w:customStyle="1" w:styleId="DefinitionTerm">
     <w:name w:val="Definition Term"/>
@@ -1748,7 +6186,7 @@
     <w:name w:val="Verbatim Char"/>
     <w:basedOn w:val="BodyTextChar"/>
     <w:rPr>
-      <w:rFonts w:ascii="EB Garamond" w:hAnsi="EB Garamond" w:eastAsia="EB Garamond" w:cs="EB Garamond"/>
+      <w:rFonts w:ascii="Consolas" w:hAnsi="Consolas"/>
       <w:sz w:val="22"/>
     </w:rPr>
   </w:style>
@@ -1767,7 +6205,7 @@
     <w:name w:val="Hyperlink"/>
     <w:basedOn w:val="BodyTextChar"/>
     <w:rPr>
-      <w:color w:val="4F81BD" w:themeColor="accent1"/>
+      <w:color w:val="000000"/>
     </w:rPr>
   </w:style>
   <w:style w:type="paragraph" w:styleId="TOCHeading">
@@ -1782,80 +6220,11 @@
       <w:outlineLvl w:val="9"/>
     </w:pPr>
     <w:rPr>
-      <w:rFonts w:ascii="EB Garamond" w:hAnsi="EB Garamond" w:eastAsia="EB Garamond" w:cs="EB Garamond"/>
+      <w:rFonts w:asciiTheme="majorHAnsi" w:eastAsiaTheme="majorEastAsia" w:hAnsiTheme="majorHAnsi" w:cstheme="majorBidi"/>
       <w:b w:val="0"/>
       <w:bCs w:val="0"/>
       <w:color w:val="365F91" w:themeColor="accent1" w:themeShade="BF"/>
     </w:rPr>
-  </w:style>
-  <w:style w:type="paragraph" w:styleId="Footer">
-    <w:name w:val="footer"/>
-    <w:basedOn w:val="Normal"/>
-    <w:uiPriority w:val="99"/>
-    <w:unhideWhenUsed/>
-    <w:pPr>
-      <w:spacing w:before="0" w:after="0" w:line="240" w:lineRule="auto"/>
-      <w:ind w:firstLine="0"/>
-      <w:jc w:val="center"/>
-    </w:pPr>
-    <w:rPr>
-      <w:rFonts w:ascii="EB Garamond" w:hAnsi="EB Garamond" w:eastAsia="EB Garamond" w:cs="EB Garamond"/>
-      <w:sz w:val="20"/>
-      <w:szCs w:val="20"/>
-    </w:rPr>
-  </w:style>
-  <w:style w:type="paragraph" w:customStyle="1" w:styleId="Single">
-    <w:name w:val="Single"/>
-    <w:basedOn w:val="Normal"/>
-    <w:qFormat/>
-    <w:pPr>
-      <w:spacing w:before="0" w:after="0" w:line="228" w:lineRule="exact"/>
-      <w:ind w:firstLine="0"/>
-      <w:jc w:val="left"/>
-    </w:pPr>
-  </w:style>
-  <w:style w:type="paragraph" w:customStyle="1" w:styleId="Centered">
-    <w:name w:val="Centered"/>
-    <w:basedOn w:val="Single"/>
-    <w:qFormat/>
-    <w:pPr>
-      <w:jc w:val="center"/>
-    </w:pPr>
-  </w:style>
-  <w:style w:type="paragraph" w:customStyle="1" w:styleId="CenteredBody">
-    <w:name w:val="Centered Body"/>
-    <w:basedOn w:val="Normal"/>
-    <w:qFormat/>
-    <w:pPr>
-      <w:ind w:firstLine="0"/>
-      <w:jc w:val="center"/>
-    </w:pPr>
-  </w:style>
-  <w:style w:type="paragraph" w:customStyle="1" w:styleId="SigSingle">
-    <w:name w:val="Signature Block Single"/>
-    <w:basedOn w:val="Single"/>
-    <w:qFormat/>
-    <w:pPr>
-      <w:ind w:left="4608" w:firstLine="0"/>
-    </w:pPr>
-  </w:style>
-  <w:style w:type="paragraph" w:customStyle="1" w:styleId="Numbered">
-    <w:name w:val="Numbered Paragraph"/>
-    <w:basedOn w:val="Normal"/>
-    <w:qFormat/>
-    <w:pPr>
-      <w:tabs>
-        <w:tab w:val="left" w:pos="1080"/>
-      </w:tabs>
-      <w:spacing w:before="0" w:after="0" w:line="552" w:lineRule="exact"/>
-      <w:ind w:firstLine="720"/>
-      <w:jc w:val="left"/>
-    </w:pPr>
-  </w:style>
-  <w:style w:type="paragraph" w:customStyle="1" w:styleId="Numbered">
-    <w:name w:val="Numbered"/>
-    <w:basedOn w:val="BodyText"/>
-    <w:qFormat/>
   </w:style>
   <w:style w:type="paragraph" w:customStyle="1" w:styleId="SourceCode">
     <w:name w:val="Source Code"/>
